--- a/Paper/FACEBLUR_paper_edited.docx
+++ b/Paper/FACEBLUR_paper_edited.docx
@@ -82,7 +82,7 @@
           <w:b/>
           <w:bCs/>
         </w:rPr>
-        <w:t xml:space="preserve">oontae Kim ]</w:t>
+        <w:t>oontae Kim ]</w:t>
       </w:r>
     </w:p>
     <w:p>
@@ -111,7 +111,7 @@
         <w:rPr>
           <w:color w:val="5F5E5A"/>
         </w:rPr>
-        <w:t xml:space="preserve">[ University of British Columbia / Course / Date ]</w:t>
+        <w:t>[ University of British Columbia / Course / Date ]</w:t>
       </w:r>
     </w:p>
     <w:p>
@@ -436,7 +436,7 @@
                 <w:bCs/>
                 <w:noProof/>
               </w:rPr>
-              <w:t>3.1 Appearance-level challenges</w:t>
+              <w:t xml:space="preserve">3.1 Appearance-level challenges</w:t>
             </w:r>
             <w:r>
               <w:rPr>
@@ -740,7 +740,7 @@
                 <w:bCs/>
                 <w:noProof/>
               </w:rPr>
-              <w:t>5. Experimental Setup</w:t>
+              <w:t xml:space="preserve">5. Experimental Setup</w:t>
             </w:r>
             <w:r>
               <w:rPr>
@@ -909,7 +909,7 @@
                 <w:bCs/>
                 <w:noProof/>
               </w:rPr>
-              <w:t>6. Results</w:t>
+              <w:t xml:space="preserve">6. Results</w:t>
             </w:r>
             <w:r>
               <w:rPr>
@@ -1062,6 +1062,74 @@
         </w:p>
         <w:p>
           <w:pPr>
+            <w:pStyle w:val="20"/>
+            <w:tabs>
+              <w:tab w:val="right" w:leader="dot" w:pos="9350"/>
+            </w:tabs>
+            <w:ind w:left="440"/>
+            <w:rPr>
+              <w:noProof/>
+            </w:rPr>
+          </w:pPr>
+          <w:hyperlink w:anchor="_Toc900000205" w:history="1">
+            <w:r>
+              <w:rPr>
+                <w:rStyle w:val="a5"/>
+                <w:b/>
+                <w:bCs/>
+                <w:noProof/>
+              </w:rPr>
+              <w:t>6.5 Cross-dataset evaluation</w:t>
+            </w:r>
+            <w:r>
+              <w:rPr>
+                <w:noProof/>
+              </w:rPr>
+              <w:tab/>
+              <w:fldChar w:fldCharType="begin"/>
+              <w:instrText xml:space="preserve"> PAGEREF _Toc900000205 \h </w:instrText>
+              <w:fldChar w:fldCharType="separate"/>
+              <w:t>12</w:t>
+              <w:fldChar w:fldCharType="end"/>
+            </w:r>
+          </w:hyperlink>
+        </w:p>
+        <w:p>
+          <w:pPr>
+            <w:pStyle w:val="20"/>
+            <w:tabs>
+              <w:tab w:val="right" w:leader="dot" w:pos="9350"/>
+            </w:tabs>
+            <w:ind w:left="440"/>
+            <w:rPr>
+              <w:noProof/>
+            </w:rPr>
+          </w:pPr>
+          <w:hyperlink w:anchor="_Toc900000206" w:history="1">
+            <w:r>
+              <w:rPr>
+                <w:rStyle w:val="a5"/>
+                <w:b/>
+                <w:bCs/>
+                <w:noProof/>
+              </w:rPr>
+              <w:t>6.6 Runtime-augmentation ablation</w:t>
+            </w:r>
+            <w:r>
+              <w:rPr>
+                <w:noProof/>
+              </w:rPr>
+              <w:tab/>
+              <w:fldChar w:fldCharType="begin"/>
+              <w:instrText xml:space="preserve"> PAGEREF _Toc900000206 \h </w:instrText>
+              <w:fldChar w:fldCharType="separate"/>
+              <w:t>13</w:t>
+              <w:fldChar w:fldCharType="end"/>
+            </w:r>
+          </w:hyperlink>
+        </w:p>
+        <w:p>
+          <w:pPr>
             <w:pStyle w:val="11"/>
             <w:tabs>
               <w:tab w:val="right" w:leader="dot" w:pos="9350"/>
@@ -1111,7 +1179,7 @@
                 <w:bCs/>
                 <w:noProof/>
               </w:rPr>
-              <w:t>8. Limitations and Future Work</w:t>
+              <w:t xml:space="preserve">8. Limitations and Future Work</w:t>
             </w:r>
             <w:r>
               <w:rPr>
@@ -1271,7 +1339,7 @@
         <w:t>FACEBLUR</w:t>
       </w:r>
       <w:r>
-        <w:t xml:space="preserve">, targets a single generalized head detector for these extreme environments, produced by fine-tuning a single-class head detector on privately collected, consent-based footage that reproduces the target environment, and combining it at runtime with a face detector and an optional geometric head-estimation pass. The system introduces edge-strip inference to recover heads cut off at frame boundaries, a person-to-head estimation pathway used both to bootstrap labels and as a runtime fallback, and a disciplined, clip-level data pipeline designed to eliminate train/validation leakage. To check that the one model generalizes across very different-looking material, evaluation reports two visually distinct reference sources — first-person helmet-camera video and top-view crowd footage — separately, as a diagnostic rather than as domains to be served independently. This paper documents the motivation, method, and evaluation methodology, and reports a quantitative comparison against a public head-detection baseline.</w:t>
+        <w:t>, targets a single generalized head detector for these extreme environments, produced by fine-tuning a single-class head detector on privately collected, consent-based footage that reproduces the target environment, and combining it at runtime with a face detector and an optional geometric head-estimation pass. The system introduces edge-strip inference to recover heads cut off at frame boundaries, a person-to-head estimation pathway used both to bootstrap labels and as a runtime fallback, and a disciplined, clip-level data pipeline designed to eliminate train/validation leakage. To check that the one model generalizes across very different-looking material, evaluation reports two visually distinct reference sources — first-person helmet-camera video and top-view crowd footage — separately, as a diagnostic rather than as domains to be served independently. This paper documents the motivation, method, and evaluation methodology, and reports quantitative comparisons against a public head-detection baseline, cross-dataset benchmarks on two published film-derived head datasets, and a controlled ablation of the runtime augmentations, in which prior-guided re-scoring of weak detections raises recall by up to 3.4 points at a small precision cost.</w:t>
       </w:r>
     </w:p>
     <w:p>
@@ -1325,7 +1393,7 @@
         <w:jc w:val="both"/>
       </w:pPr>
       <w:r>
-        <w:t xml:space="preserve">These failures are not incidental. An anonymization tool that misses a head does not merely lose accuracy; it fails at its purpose, because the un-blurred region is precisely the identifying information the tool exists to protect. A detector that is right ninety percent of the time is, for this task, wrong in the ten percent of cases where privacy was actually at stake. That asymmetry — where a missed detection is far more costly than a spurious one — motivates the entire design that follows and, in particular, the emphasis on recall over precision throughout evaluation.</w:t>
+        <w:t>These failures are not incidental. An anonymization tool that misses a head does not merely lose accuracy; it fails at its purpose, because the un-blurred region is precisely the identifying information the tool exists to protect. A detector that is right ninety percent of the time is, for this task, wrong in the ten percent of cases where privacy was actually at stake. That asymmetry — where a missed detection is far more costly than a spurious one — motivates the entire design that follows and, in particular, the emphasis on recall over precision throughout evaluation.</w:t>
       </w:r>
     </w:p>
     <w:p>
@@ -1373,7 +1441,9 @@
         </w:rPr>
         <w:t>1.3 Contributions</w:t>
       </w:r>
+      <w:bookmarkStart w:id="6" w:name="_GoBack"/>
       <w:bookmarkEnd w:id="5"/>
+      <w:bookmarkEnd w:id="6"/>
     </w:p>
     <w:p>
       <w:pPr>
@@ -1398,7 +1468,16 @@
         <w:spacing w:after="80" w:line="290" w:lineRule="auto"/>
       </w:pPr>
       <w:r>
-        <w:t>An edge-strip inference scheme that recovers heads cut off at the frame boundary.</w:t>
+        <w:t xml:space="preserve">An edge-strip </w:t>
+      </w:r>
+      <w:r>
+        <w:rPr>
+          <w:highlight w:val="yellow"/>
+        </w:rPr>
+        <w:t>(Need numerical, metric evidence that shows this method made an improvement to the detection)</w:t>
+      </w:r>
+      <w:r>
+        <w:t xml:space="preserve"> inference scheme that recovers heads cut off at the frame boundary.</w:t>
       </w:r>
     </w:p>
     <w:p>
@@ -1445,7 +1524,7 @@
         <w:pStyle w:val="1"/>
         <w:spacing w:before="320" w:after="140"/>
       </w:pPr>
-      <w:bookmarkStart w:id="6" w:name="_Toc234339608"/>
+      <w:bookmarkStart w:id="7" w:name="_Toc234339608"/>
       <w:r>
         <w:rPr>
           <w:b/>
@@ -1456,7 +1535,7 @@
         </w:rPr>
         <w:t>2. Background and Related Work</w:t>
       </w:r>
-      <w:bookmarkEnd w:id="6"/>
+      <w:bookmarkEnd w:id="7"/>
     </w:p>
     <w:p>
       <w:pPr>
@@ -1483,7 +1562,9 @@
         <w:jc w:val="both"/>
       </w:pPr>
       <w:r>
-        <w:t>Face-detection models are a third, complementary source: they localize frontal facial features with high precision but, by construction, do not fire on the back of a head, a fully helmeted head, or a face concealed by a balaclava — exactly the cases this project must cover. The design consequence is that no single detector suffices; robust anonymization requires a union of complementary sources whose combined recall exceeds that of any one of them.</w:t>
+        <w:t xml:space="preserve">Face-detection models are a third, complementary source: they localize frontal facial features with high precision but, by construction, do not fire on the back of a head, a fully helmeted head, or a face concealed </w:t>
+        <w:lastRenderedPageBreak/>
+        <w:t>by a balaclava — exactly the cases this project must cover. The design consequence is that no single detector suffices; robust anonymization requires a union of complementary sources whose combined recall exceeds that of any one of them.</w:t>
       </w:r>
     </w:p>
     <w:p>
@@ -1491,7 +1572,7 @@
         <w:pStyle w:val="1"/>
         <w:spacing w:before="320" w:after="140"/>
       </w:pPr>
-      <w:bookmarkStart w:id="7" w:name="_Toc234339609"/>
+      <w:bookmarkStart w:id="8" w:name="_Toc234339609"/>
       <w:r>
         <w:rPr>
           <w:b/>
@@ -1502,7 +1583,7 @@
         </w:rPr>
         <w:t>3. Why Base Models Fail: A Problem Analysis</w:t>
       </w:r>
-      <w:bookmarkEnd w:id="7"/>
+      <w:bookmarkEnd w:id="8"/>
     </w:p>
     <w:p>
       <w:pPr>
@@ -1510,7 +1591,6 @@
         <w:jc w:val="both"/>
       </w:pPr>
       <w:r>
-        <w:lastRenderedPageBreak/>
         <w:t>The failure modes fall into two groups: appearance-level challenges, which change how an individual head looks, and viewpoint- and framing-level challenges, which change the statistics of the footage as a whole.</w:t>
       </w:r>
     </w:p>
@@ -1519,7 +1599,7 @@
         <w:pStyle w:val="2"/>
         <w:spacing w:before="220" w:after="100"/>
       </w:pPr>
-      <w:bookmarkStart w:id="8" w:name="_Toc234339610"/>
+      <w:bookmarkStart w:id="9" w:name="_Toc234339610"/>
       <w:r>
         <w:rPr>
           <w:b/>
@@ -1530,7 +1610,7 @@
         </w:rPr>
         <w:t>3.1 Appearance-level challenges</w:t>
       </w:r>
-      <w:bookmarkEnd w:id="8"/>
+      <w:bookmarkEnd w:id="9"/>
     </w:p>
     <w:p>
       <w:pPr>
@@ -1616,7 +1696,7 @@
         <w:pStyle w:val="2"/>
         <w:spacing w:before="220" w:after="100"/>
       </w:pPr>
-      <w:bookmarkStart w:id="9" w:name="_Toc234339611"/>
+      <w:bookmarkStart w:id="10" w:name="_Toc234339611"/>
       <w:r>
         <w:rPr>
           <w:b/>
@@ -1627,7 +1707,7 @@
         </w:rPr>
         <w:t>3.2 Viewpoint and framing challenges</w:t>
       </w:r>
-      <w:bookmarkEnd w:id="9"/>
+      <w:bookmarkEnd w:id="10"/>
     </w:p>
     <w:p>
       <w:pPr>
@@ -1690,7 +1770,7 @@
         <w:pStyle w:val="1"/>
         <w:spacing w:before="320" w:after="140"/>
       </w:pPr>
-      <w:bookmarkStart w:id="10" w:name="_Toc234339612"/>
+      <w:bookmarkStart w:id="11" w:name="_Toc234339612"/>
       <w:r>
         <w:rPr>
           <w:b/>
@@ -1701,14 +1781,14 @@
         </w:rPr>
         <w:t>4. Approach</w:t>
       </w:r>
-      <w:bookmarkEnd w:id="10"/>
+      <w:bookmarkEnd w:id="11"/>
     </w:p>
     <w:p>
       <w:pPr>
         <w:pStyle w:val="2"/>
         <w:spacing w:before="220" w:after="100"/>
       </w:pPr>
-      <w:bookmarkStart w:id="11" w:name="_Toc234339613"/>
+      <w:bookmarkStart w:id="12" w:name="_Toc234339613"/>
       <w:r>
         <w:rPr>
           <w:b/>
@@ -1717,9 +1797,10 @@
           <w:sz w:val="25"/>
           <w:szCs w:val="25"/>
         </w:rPr>
+        <w:lastRenderedPageBreak/>
         <w:t>4.1 System overview</w:t>
       </w:r>
-      <w:bookmarkEnd w:id="11"/>
+      <w:bookmarkEnd w:id="12"/>
     </w:p>
     <w:p>
       <w:pPr>
@@ -1727,9 +1808,7 @@
         <w:jc w:val="both"/>
       </w:pPr>
       <w:r>
-        <w:t xml:space="preserve">At runtime FACEBLUR forms the set of regions to censor as the union of a trained head detector and a face detector, with an optional geometric person-to-head pass as a fallback. When the operator enables whole-head detection, the application reads the head class directly from the model's own metadata and runs the head model at a fixed inference resolution with edge strips. A face already contained within a </w:t>
-        <w:lastRenderedPageBreak/>
-        <w:t>head box is not censored twice. The following subsections describe each component.</w:t>
+        <w:t>At runtime FACEBLUR forms the set of regions to censor as the union of a trained head detector and a face detector, with an optional geometric person-to-head pass as a fallback. When the operator enables whole-head detection, the application reads the head class directly from the model's own metadata and runs the head model at a fixed inference resolution with edge strips. A face already contained within a head box is not censored twice. The following subsections describe each component.</w:t>
       </w:r>
     </w:p>
     <w:p>
@@ -1737,7 +1816,7 @@
         <w:pStyle w:val="2"/>
         <w:spacing w:before="220" w:after="100"/>
       </w:pPr>
-      <w:bookmarkStart w:id="12" w:name="_Toc234339614"/>
+      <w:bookmarkStart w:id="13" w:name="_Toc234339614"/>
       <w:r>
         <w:rPr>
           <w:b/>
@@ -1748,7 +1827,7 @@
         </w:rPr>
         <w:t>4.2 Edge-strip detection</w:t>
       </w:r>
-      <w:bookmarkEnd w:id="12"/>
+      <w:bookmarkEnd w:id="13"/>
     </w:p>
     <w:p>
       <w:pPr>
@@ -1764,7 +1843,7 @@
         <w:pStyle w:val="2"/>
         <w:spacing w:before="220" w:after="100"/>
       </w:pPr>
-      <w:bookmarkStart w:id="13" w:name="_Toc234339615"/>
+      <w:bookmarkStart w:id="14" w:name="_Toc234339615"/>
       <w:r>
         <w:rPr>
           <w:b/>
@@ -1775,7 +1854,7 @@
         </w:rPr>
         <w:t>4.3 Person-to-head estimation (geometric fallback)</w:t>
       </w:r>
-      <w:bookmarkEnd w:id="13"/>
+      <w:bookmarkEnd w:id="14"/>
     </w:p>
     <w:p>
       <w:pPr>
@@ -1803,7 +1882,7 @@
         <w:t>As a label bootstrapper</w:t>
       </w:r>
       <w:r>
-        <w:t xml:space="preserve">, it pre-labels frames so the annotator corrects drafts rather than drawing from scratch using the Yolo_Label tool (developer0hye, 2021). Because it boxes anyone with a torso, it maximizes recall of draft heads, which the annotator then refines.</w:t>
+        <w:t>, it pre-labels frames so the annotator corrects drafts rather than drawing from scratch using the Yolo_Label tool (developer0hye, 2021). Because it boxes anyone with a torso, it maximizes recall of draft heads, which the annotator then refines.</w:t>
       </w:r>
     </w:p>
     <w:p>
@@ -1840,7 +1919,7 @@
         <w:pStyle w:val="2"/>
         <w:spacing w:before="220" w:after="100"/>
       </w:pPr>
-      <w:bookmarkStart w:id="14" w:name="_Toc234339616"/>
+      <w:bookmarkStart w:id="15" w:name="_Toc234339616"/>
       <w:r>
         <w:rPr>
           <w:b/>
@@ -1851,7 +1930,7 @@
         </w:rPr>
         <w:t>4.4 Custom data collection and labeling</w:t>
       </w:r>
-      <w:bookmarkEnd w:id="14"/>
+      <w:bookmarkEnd w:id="15"/>
     </w:p>
     <w:p>
       <w:pPr>
@@ -1859,7 +1938,9 @@
         <w:jc w:val="both"/>
       </w:pPr>
       <w:r>
-        <w:t>The core of the approach is a large body of custom-labeled video. Frames are sampled from many clips for diversity, deliberately retaining the hard cases — motion blur, backs of heads, helmets, partial and truncated heads, and dense crowds — because those are the high-value examples the base models miss. Draft labels from the person-to-head bootstrapper are then corrected and completed by hand under a single, consistently applied set of rules: box the whole head from crown to jaw and ear to ear; label every head regardless of pose, occlusion, or disguise; apply one consistent occlusion rule across all frames; and retain some head-free frames as negatives. Where the model fires on a specific non-head object, targeted hard negatives — frames containing that object, with every real head labeled and the object deliberately left unlabeled — teach the model to treat it as background. The labeling effort constitutes roughly ninety percent of the total work.</w:t>
+        <w:t xml:space="preserve">The core of the approach is a large body of custom-labeled video. Frames are sampled from many clips for diversity, deliberately retaining the hard cases — motion blur, backs of heads, helmets, partial and truncated heads, and dense crowds — because those are the high-value examples the base models miss. Draft labels from the person-to-head bootstrapper are then corrected and completed by hand under a single, consistently applied set of rules: box the whole head from crown to jaw and ear to ear; label every head regardless of pose, occlusion, or disguise; apply one consistent occlusion rule across all frames; and retain some head-free frames as negatives. Where the model fires on a specific non-head object, targeted </w:t>
+        <w:lastRenderedPageBreak/>
+        <w:t>hard negatives — frames containing that object, with every real head labeled and the object deliberately left unlabeled — teach the model to treat it as background. The labeling effort constitutes roughly ninety percent of the total work.</w:t>
       </w:r>
     </w:p>
     <w:p>
@@ -1867,7 +1948,7 @@
         <w:pStyle w:val="2"/>
         <w:spacing w:before="220" w:after="100"/>
       </w:pPr>
-      <w:bookmarkStart w:id="15" w:name="_Toc234339617"/>
+      <w:bookmarkStart w:id="16" w:name="_Toc234339617"/>
       <w:r>
         <w:rPr>
           <w:b/>
@@ -1878,7 +1959,7 @@
         </w:rPr>
         <w:t>4.5 Training pipeline</w:t>
       </w:r>
-      <w:bookmarkEnd w:id="15"/>
+      <w:bookmarkEnd w:id="16"/>
     </w:p>
     <w:p>
       <w:pPr>
@@ -1886,7 +1967,6 @@
         <w:jc w:val="both"/>
       </w:pPr>
       <w:r>
-        <w:lastRenderedPageBreak/>
         <w:t>The pipeline proceeds in three phases. In data preparation, frames are sampled, draft-labeled, and hand-corrected. In split and verification, the labeled data is split by whole clip — never by individual frame — so that near-identical frames cannot leak across the train/validation boundary; an automated check reports any clip appearing on both sides, and a repair step moves a leaked clip wholesale to one side. Leakage is a common cause of strong validation metrics paired with poor real-world results, so this verification is treated as mandatory. In training and evaluation, a model is trained (optionally comparing nano, small, and medium sizes, or running an automated hyperparameter search before a long final run), evaluated on held-aside clips with the two reference sources scored separately as a generalization check, and iterated upon.</w:t>
       </w:r>
     </w:p>
@@ -1947,8 +2027,6 @@
           </wp:inline>
         </w:drawing>
       </w:r>
-      <w:bookmarkStart w:id="16" w:name="_GoBack"/>
-      <w:bookmarkEnd w:id="16"/>
     </w:p>
     <w:p>
       <w:pPr>
@@ -1996,7 +2074,9 @@
         <w:jc w:val="both"/>
       </w:pPr>
       <w:r>
-        <w:t xml:space="preserve">Earlier versions always unioned the geometric pass with the other sources, so the trained model could only add coverage and never remove the geometry's errors. The current default disables the person-to-head pass whenever the operator supplies their own trained head model, reducing detection to the union of the head model and the face model. This eliminates the family of gear-induced false positives at their source, at the cost of transferring full responsibility for hard-case recall onto the trained model. When no user model is present, the geometric fallback still runs. The policy is exposed as a single tunable constant with four settings, ranging from always disabling the fallback to the legacy always-union behavior, allowing the trade between missed heads and spurious blurs to be tuned per deployment.</w:t>
+        <w:t xml:space="preserve">Earlier versions always unioned the geometric pass with the other sources, so the trained model could only add coverage and never remove the geometry's errors. The current default disables the person-to-head pass whenever the operator supplies their own trained head model, reducing detection to the union </w:t>
+        <w:lastRenderedPageBreak/>
+        <w:t>of the head model and the face model. This eliminates the family of gear-induced false positives at their source, at the cost of transferring full responsibility for hard-case recall onto the trained model. When no user model is present, the geometric fallback still runs. The policy is exposed as a single tunable constant with four settings, ranging from always disabling the fallback to the legacy always-union behavior, allowing the trade between missed heads and spurious blurs to be tuned per deployment.</w:t>
       </w:r>
     </w:p>
     <w:p>
@@ -2013,7 +2093,6 @@
           <w:sz w:val="30"/>
           <w:szCs w:val="30"/>
         </w:rPr>
-        <w:lastRenderedPageBreak/>
         <w:t>5. Experimental Setup</w:t>
       </w:r>
       <w:bookmarkEnd w:id="18"/>
@@ -2023,7 +2102,7 @@
         <w:pStyle w:val="2"/>
         <w:spacing w:before="220" w:after="100"/>
       </w:pPr>
-      <w:bookmarkStart w:id="9101" w:name="_Toc900000101"/>
+      <w:bookmarkStart w:id="19" w:name="_Toc900000101"/>
       <w:r>
         <w:rPr>
           <w:b/>
@@ -2034,7 +2113,7 @@
         </w:rPr>
         <w:t>5.1 Training data</w:t>
       </w:r>
-      <w:bookmarkEnd w:id="9101"/>
+      <w:bookmarkEnd w:id="19"/>
     </w:p>
     <w:p>
       <w:pPr>
@@ -2092,7 +2171,7 @@
                 <w:sz w:val="20"/>
                 <w:szCs w:val="20"/>
               </w:rPr>
-              <w:t xml:space="preserve">Reference source</w:t>
+              <w:t>Reference source</w:t>
             </w:r>
           </w:p>
         </w:tc>
@@ -2116,7 +2195,7 @@
                 <w:sz w:val="20"/>
                 <w:szCs w:val="20"/>
               </w:rPr>
-              <w:t xml:space="preserve">Clips (train / val)</w:t>
+              <w:t>Clips (train / val)</w:t>
             </w:r>
           </w:p>
         </w:tc>
@@ -2140,7 +2219,7 @@
                 <w:sz w:val="20"/>
                 <w:szCs w:val="20"/>
               </w:rPr>
-              <w:t xml:space="preserve">Frames</w:t>
+              <w:t>Frames</w:t>
             </w:r>
           </w:p>
         </w:tc>
@@ -2164,7 +2243,7 @@
                 <w:sz w:val="20"/>
                 <w:szCs w:val="20"/>
               </w:rPr>
-              <w:t xml:space="preserve">Labeled head instances</w:t>
+              <w:t>Labeled head instances</w:t>
             </w:r>
           </w:p>
         </w:tc>
@@ -2187,7 +2266,7 @@
                 <w:sz w:val="20"/>
                 <w:szCs w:val="20"/>
               </w:rPr>
-              <w:t xml:space="preserve">Helmet-cam</w:t>
+              <w:t>Helmet-cam</w:t>
             </w:r>
           </w:p>
         </w:tc>
@@ -2208,7 +2287,7 @@
                 <w:sz w:val="20"/>
                 <w:szCs w:val="20"/>
               </w:rPr>
-              <w:t xml:space="preserve">[ fill ]</w:t>
+              <w:t>[ fill ]</w:t>
             </w:r>
           </w:p>
         </w:tc>
@@ -2229,7 +2308,7 @@
                 <w:sz w:val="20"/>
                 <w:szCs w:val="20"/>
               </w:rPr>
-              <w:t xml:space="preserve">[ fill ]</w:t>
+              <w:t>[ fill ]</w:t>
             </w:r>
           </w:p>
         </w:tc>
@@ -2250,7 +2329,7 @@
                 <w:sz w:val="20"/>
                 <w:szCs w:val="20"/>
               </w:rPr>
-              <w:t xml:space="preserve">[ fill ]</w:t>
+              <w:t>[ fill ]</w:t>
             </w:r>
           </w:p>
         </w:tc>
@@ -2273,7 +2352,7 @@
                 <w:sz w:val="20"/>
                 <w:szCs w:val="20"/>
               </w:rPr>
-              <w:t xml:space="preserve">Catwalk</w:t>
+              <w:t>Catwalk</w:t>
             </w:r>
           </w:p>
         </w:tc>
@@ -2294,7 +2373,7 @@
                 <w:sz w:val="20"/>
                 <w:szCs w:val="20"/>
               </w:rPr>
-              <w:t xml:space="preserve">[ fill ]</w:t>
+              <w:t>[ fill ]</w:t>
             </w:r>
           </w:p>
         </w:tc>
@@ -2315,7 +2394,7 @@
                 <w:sz w:val="20"/>
                 <w:szCs w:val="20"/>
               </w:rPr>
-              <w:t xml:space="preserve">[ fill ]</w:t>
+              <w:t>[ fill ]</w:t>
             </w:r>
           </w:p>
         </w:tc>
@@ -2336,7 +2415,7 @@
                 <w:sz w:val="20"/>
                 <w:szCs w:val="20"/>
               </w:rPr>
-              <w:t xml:space="preserve">[ fill ]</w:t>
+              <w:t>[ fill ]</w:t>
             </w:r>
           </w:p>
         </w:tc>
@@ -2359,7 +2438,7 @@
                 <w:sz w:val="20"/>
                 <w:szCs w:val="20"/>
               </w:rPr>
-              <w:t xml:space="preserve">Total</w:t>
+              <w:t>Total</w:t>
             </w:r>
           </w:p>
         </w:tc>
@@ -2380,7 +2459,7 @@
                 <w:sz w:val="20"/>
                 <w:szCs w:val="20"/>
               </w:rPr>
-              <w:t xml:space="preserve">[ fill ]</w:t>
+              <w:t>[ fill ]</w:t>
             </w:r>
           </w:p>
         </w:tc>
@@ -2401,7 +2480,7 @@
                 <w:sz w:val="20"/>
                 <w:szCs w:val="20"/>
               </w:rPr>
-              <w:t xml:space="preserve">[ fill ]</w:t>
+              <w:t>[ fill ]</w:t>
             </w:r>
           </w:p>
         </w:tc>
@@ -2422,7 +2501,7 @@
                 <w:sz w:val="20"/>
                 <w:szCs w:val="20"/>
               </w:rPr>
-              <w:t xml:space="preserve">[ fill ]</w:t>
+              <w:t>[ fill ]</w:t>
             </w:r>
           </w:p>
         </w:tc>
@@ -2446,7 +2525,7 @@
           <w:color w:val="5F5E5A"/>
           <w:sz w:val="18"/>
         </w:rPr>
-        <w:t xml:space="preserve">Training and validation data by reference source. Split is clip-level (Section 4.5); balance is measured in labeled head instances.</w:t>
+        <w:t>Training and validation data by reference source. Split is clip-level (Section 4.5); balance is measured in labeled head instances.</w:t>
       </w:r>
       <w:r>
         <w:rPr>
@@ -2467,7 +2546,7 @@
         <w:pStyle w:val="2"/>
         <w:spacing w:before="220" w:after="100"/>
       </w:pPr>
-      <w:bookmarkStart w:id="19" w:name="_Toc234339620"/>
+      <w:bookmarkStart w:id="20" w:name="_Toc234339620"/>
       <w:r>
         <w:rPr>
           <w:b/>
@@ -2478,7 +2557,7 @@
         </w:rPr>
         <w:t>5.2 Evaluation footage</w:t>
       </w:r>
-      <w:bookmarkEnd w:id="19"/>
+      <w:bookmarkEnd w:id="20"/>
     </w:p>
     <w:p>
       <w:pPr>
@@ -2486,7 +2565,13 @@
         <w:jc w:val="both"/>
       </w:pPr>
       <w:r>
-        <w:t>Evaluation uses held-aside clips that are never labeled or trained on; these untouched clips are the only honest measure of real-world performance. To check that the single model generalizes across very different-looking material, results are reported for two reference sources separately — not because they are targets to be served independently, but because their contrast (first-person versus top-view, sparse versus dense) exposes where the model is weak. The held-aside test set comprises 306 frames and 494 labeled head instances drawn from four clips spanning the two sources listed below; these clips share no footage with training, verified by clip-level provenance.</w:t>
+        <w:t xml:space="preserve">Evaluation uses held-aside clips that are never labeled or trained on; these untouched clips are the only honest measure of real-world performance. To check that the single model generalizes across very different-looking material, results are reported for two reference sources separately — not because they are targets to be served independently, but because their contrast (first-person versus top-view, sparse versus dense) exposes where the model is weak. The held-aside test set comprises 470 frames and 927 labeled head instances; the clips span the sources listed below and share no footage with training, verified by clip-level provenance. </w:t>
+      </w:r>
+      <w:r>
+        <w:rPr>
+          <w:highlight w:val="yellow"/>
+        </w:rPr>
+        <w:t xml:space="preserve">[TO FILL: state the final clip count and update the per-source clip table for the expanded test set.]</w:t>
       </w:r>
     </w:p>
     <w:tbl>
@@ -2648,7 +2733,7 @@
                 <w:sz w:val="20"/>
                 <w:szCs w:val="20"/>
               </w:rPr>
-              <w:t xml:space="preserve">[ clip IDs — fill in ]</w:t>
+              <w:t>[ clip IDs — fill in ]</w:t>
             </w:r>
           </w:p>
         </w:tc>
@@ -2710,7 +2795,7 @@
                 <w:sz w:val="20"/>
                 <w:szCs w:val="20"/>
               </w:rPr>
-              <w:t xml:space="preserve">[ clip IDs — fill in ]</w:t>
+              <w:t>[ clip IDs — fill in ]</w:t>
             </w:r>
           </w:p>
         </w:tc>
@@ -2726,7 +2811,7 @@
         <w:pStyle w:val="2"/>
         <w:spacing w:before="220" w:after="100"/>
       </w:pPr>
-      <w:bookmarkStart w:id="20" w:name="_Toc234339621"/>
+      <w:bookmarkStart w:id="21" w:name="_Toc234339621"/>
       <w:r>
         <w:rPr>
           <w:b/>
@@ -2737,7 +2822,7 @@
         </w:rPr>
         <w:t>5.3 Metrics</w:t>
       </w:r>
-      <w:bookmarkEnd w:id="20"/>
+      <w:bookmarkEnd w:id="21"/>
     </w:p>
     <w:p>
       <w:pPr>
@@ -2752,8 +2837,11 @@
       <w:pPr>
         <w:pStyle w:val="2"/>
         <w:spacing w:before="220" w:after="100"/>
-      </w:pPr>
-      <w:bookmarkStart w:id="21" w:name="_Toc234339622"/>
+        <w:rPr>
+          <w:rFonts w:hint="eastAsia"/>
+        </w:rPr>
+      </w:pPr>
+      <w:bookmarkStart w:id="22" w:name="_Toc234339622"/>
       <w:r>
         <w:rPr>
           <w:b/>
@@ -2764,7 +2852,17 @@
         </w:rPr>
         <w:t>5.4 Training configuration</w:t>
       </w:r>
-      <w:bookmarkEnd w:id="21"/>
+      <w:bookmarkEnd w:id="22"/>
+      <w:r>
+        <w:rPr>
+          <w:b/>
+          <w:bCs/>
+          <w:color w:val="2C2C2A"/>
+          <w:sz w:val="25"/>
+          <w:szCs w:val="25"/>
+        </w:rPr>
+        <w:t xml:space="preserve"> </w:t>
+      </w:r>
     </w:p>
     <w:p>
       <w:pPr>
@@ -2782,7 +2880,7 @@
         <w:t xml:space="preserve">Base architecture: </w:t>
       </w:r>
       <w:r>
-        <w:t>YOLO11 nano, small, and medium (Jocher &amp; Qiu, 2024), each fine-tuned from COCO-pretrained weights (yolo11n/s/m.pt) and compared. The three sizes were trained back-to-back under identical settings (train_all.py) so that model size is the only variable.</w:t>
+        <w:t xml:space="preserve">YOLO11 nano, small, and medium (Jocher &amp; Qiu, 2024), each fine-tuned from COCO-pretrained weights (yolo11n/s/m.pt) and compared. The three sizes were trained back-to-back under identical settings (train_all.py) so that model size is the only variable.</w:t>
       </w:r>
     </w:p>
     <w:p>
@@ -2839,7 +2937,7 @@
         <w:t xml:space="preserve">Optimization and augmentation: </w:t>
       </w:r>
       <w:r>
-        <w:t>cosine learning-rate decay (cos_lr) with ultralytics' default auto-selected optimizer and base learning rate; fixed seed 0 in deterministic mode for reproducibility. Default augmentation (mosaic, horizontal flips, HSV jitter) was used, with mosaic disabled for the final 15 epochs (close_mosaic = 15).</w:t>
+        <w:t xml:space="preserve">hyperparameters were selected by a 10-iteration evolutionary search (tune_head.py, ultralytics tuner) run at the native training resolution of 960; the best configuration (iteration 8, fitness mAP50–95 = 0.427) is used for the final training runs and consumed via the pipeline's --hyp mechanism. Its principal settings: SGD with initial learning rate lr0 = 0.00547 (roughly half the ultralytics default, consistent with the search's lower-LR-helps trend), momentum 0.938, weight decay 3.8×10⁻⁴, ≈1.16 warmup epochs, and cosine decay to lrf = 0.01; loss gains box = 8.99, cls = 0.60, dfl = 1.47. Augmentation: mosaic at probability 0.979 (disabled for the final 10 epochs, close_mosaic = 10), horizontal flip 0.406, HSV jitter (h = 0.016, s = 0.768, v = 0.400), translate 0.172, scale 0.505, and near-zero shear/perspective/vertical-flip; rotation, mixup, cutmix, and copy-paste are disabled — consistent with the search's finding that heavier augmentation hurt on this dataset. Fixed seed 0 in deterministic mode for reproducibility.</w:t>
       </w:r>
     </w:p>
     <w:p>
@@ -2848,9 +2946,19 @@
         <w:jc w:val="both"/>
       </w:pPr>
       <w:r>
-        <w:t xml:space="preserve">Training ran on a single NVIDIA GeForce RTX 3060 (12 GB) under CUDA. The data split was clip-level and leakage-verified (Section 4.5). Because the labeled dataset is small, the epoch ceiling is not the operative control: best.pt captures the validation peak and is the checkpoint carried into the evaluation of Section </w:t>
-        <w:lastRenderedPageBreak/>
-        <w:t>6.</w:t>
+        <w:t>Training ran on a single NVIDIA GeForce RTX 3060 (12 GB) under CUDA. The data split was clip-level and leakage-verified (Section 4.5). Because the labeled dataset is small, the epoch ceiling is not the operative control: best.pt captures the validation peak and is the checkpoint carried into the evaluation of Section 6.</w:t>
+      </w:r>
+    </w:p>
+    <w:p>
+      <w:pPr>
+        <w:spacing w:after="140" w:line="300" w:lineRule="auto"/>
+        <w:jc w:val="both"/>
+      </w:pPr>
+      <w:r>
+        <w:rPr>
+          <w:highlight w:val="yellow"/>
+        </w:rPr>
+        <w:t xml:space="preserve">[Confirm before submission that every result in Section 6 was produced by models trained with this tuned configuration; if any table predates the retrain, regenerate it.]</w:t>
       </w:r>
     </w:p>
     <w:p>
@@ -2858,7 +2966,7 @@
         <w:pStyle w:val="1"/>
         <w:spacing w:before="320" w:after="140"/>
       </w:pPr>
-      <w:bookmarkStart w:id="22" w:name="_Toc234339623"/>
+      <w:bookmarkStart w:id="23" w:name="_Toc234339623"/>
       <w:r>
         <w:rPr>
           <w:b/>
@@ -2869,7 +2977,7 @@
         </w:rPr>
         <w:t>6. Results</w:t>
       </w:r>
-      <w:bookmarkEnd w:id="22"/>
+      <w:bookmarkEnd w:id="23"/>
     </w:p>
     <w:p>
       <w:pPr>
@@ -2877,7 +2985,7 @@
         <w:jc w:val="both"/>
       </w:pPr>
       <w:r>
-        <w:t>This section compares the fine-tuned FACEBLUR head models against a public head detector on the held-aside test set: 306 frames and 494 labeled heads drawn from four clips that were never labeled or trained on. All models are evaluated identically — operating confidence 0.25, inference size 960, and a match threshold of IoU 0.5 — with recall as the headline metric. The public baseline is SCUT-HEAD (Peng et al., 2018; a YOLOv8 head detector trained on classroom and web-crowd imagery), included in nano and medium sizes; because it was trained on a different distribution and never on the target footage, it is a fair, un-tunable off-the-shelf reference.</w:t>
+        <w:t>This section compares the fine-tuned FACEBLUR head models against a public head detector on the held-aside test set: 470 frames and 927 labeled heads drawn from clips that were never labeled or trained on. All models are evaluated identically — operating confidence 0.25, inference size 960, and a match threshold of IoU 0.5 — with recall as the headline metric. The public baseline is SCUT-HEAD (Peng et al., 2018; a YOLOv8 head detector trained on classroom and web-crowd imagery), included in nano and medium sizes; because it was trained on a different distribution and never on the target footage, it is a fair, un-tunable off-the-shelf reference.</w:t>
       </w:r>
     </w:p>
     <w:p>
@@ -2885,7 +2993,7 @@
         <w:pStyle w:val="2"/>
         <w:spacing w:before="220" w:after="100"/>
       </w:pPr>
-      <w:bookmarkStart w:id="9102" w:name="_Toc900000102"/>
+      <w:bookmarkStart w:id="24" w:name="_Toc900000102"/>
       <w:r>
         <w:rPr>
           <w:b/>
@@ -2896,7 +3004,7 @@
         </w:rPr>
         <w:t>6.1 Overall comparison</w:t>
       </w:r>
-      <w:bookmarkEnd w:id="9102"/>
+      <w:bookmarkEnd w:id="24"/>
     </w:p>
     <w:p>
       <w:pPr>
@@ -2904,562 +3012,1211 @@
         <w:jc w:val="both"/>
       </w:pPr>
       <w:r>
-        <w:t xml:space="preserve">On the held-aside test set the fine-tuned models detect 72–76% of heads, against 38–41% for the public SCUT-HEAD detector — roughly double the recall. The gap is corroborated by mAP@0.5, which rises from 0.43–0.45 (public) to 0.80–0.82 (fine-tuned). Precision is high for both families (0.66–0.75 public, 0.88–0.95 fine-tuned), so the public detector's weakness is a failure to find heads rather than a tendency to mislabel — precisely the deficit domain fine-tuning is expected to close. Among the fine-tuned models the three sizes are statistically indistinguishable on this set (recall 0.72–0.76, a spread of about nine heads out of 494), so model size is not the operative variable; the tie is broken by the recall-first principle of Section 5.3, and head_s is selected for deployment for its highest recall (0.759) at </w:t>
-        <w:lastRenderedPageBreak/>
-        <w:t xml:space="preserve">acceptable precision (0.878) and a CPU-friendly footprint. With only four test clips, aggregate figures can be moved by a single hard clip, so per-clip recall should accompany these totals. </w:t>
+        <w:t xml:space="preserve">On the held-aside test set the fine-tuned models detect 73–76% of heads, against 32–36% for the public SCUT-HEAD detector — roughly double the recall. The gap is corroborated by mAP@0.5, which rises from 0.36 (public) to 0.81–0.82 (fine-tuned). Precision is high for the fine-tuned family (0.88–0.90) and moderate for the public one (0.62–0.68), so the public detector's weakness is chiefly a failure to find heads rather than a tendency to mislabel — precisely the deficit domain fine-tuning is expected to close. Among the fine-tuned models the three sizes remain close (recall 0.735–0.756, a spread of about nineteen heads out of 927), but the recall-first principle of Section 5.3 now selects head_n, which attains the highest recall (0.756) at high precision (0.880) and the smallest CPU footprint; head_s retains the best precision (0.898) and mAP@0.5 (0.824), so the selection costs nothing the design principle values. With a small number of test clips, aggregate figures can be moved by a single hard clip, so per-clip recall should accompany these totals. </w:t>
       </w:r>
       <w:r>
         <w:rPr>
           <w:highlight w:val="yellow"/>
         </w:rPr>
-        <w:t xml:space="preserve">[TO FILL: add per-clip recall or a bootstrap confidence interval.]</w:t>
+        <w:t>[TO FILL: add per-clip recall or a bootstrap confidence interval.]</w:t>
       </w:r>
     </w:p>
     <w:tbl>
       <w:tblPr>
-        <w:tblW w:w="0" w:type="auto"/>
-        <w:jc w:val="center"/>
-        <w:tblLook w:val="04A0" w:firstRow="1" w:lastRow="0" w:firstColumn="1" w:lastColumn="0" w:noHBand="0" w:noVBand="1"/>
+        <w:tblW w:w="9360" w:type="dxa"/>
+        <w:tblBorders>
+          <w:top w:val="single" w:sz="4" w:space="0" w:color="auto"/>
+          <w:left w:val="single" w:sz="4" w:space="0" w:color="auto"/>
+          <w:bottom w:val="single" w:sz="4" w:space="0" w:color="auto"/>
+          <w:right w:val="single" w:sz="4" w:space="0" w:color="auto"/>
+          <w:insideH w:val="single" w:sz="4" w:space="0" w:color="auto"/>
+          <w:insideV w:val="single" w:sz="4" w:space="0" w:color="auto"/>
+        </w:tblBorders>
+        <w:tblCellMar>
+          <w:left w:w="10" w:type="dxa"/>
+          <w:right w:w="10" w:type="dxa"/>
+        </w:tblCellMar>
+        <w:tblLook w:val="0000" w:firstRow="0" w:lastRow="0" w:firstColumn="0" w:lastColumn="0" w:noHBand="0" w:noVBand="0"/>
       </w:tblPr>
       <w:tblGrid>
-        <w:gridCol w:w="1560"/>
-        <w:gridCol w:w="1560"/>
-        <w:gridCol w:w="1560"/>
-        <w:gridCol w:w="1560"/>
-        <w:gridCol w:w="1560"/>
-        <w:gridCol w:w="1560"/>
+        <w:gridCol w:w="2160"/>
+        <w:gridCol w:w="1440"/>
+        <w:gridCol w:w="1440"/>
+        <w:gridCol w:w="1440"/>
+        <w:gridCol w:w="1440"/>
+        <w:gridCol w:w="1440"/>
       </w:tblGrid>
       <w:tr>
         <w:trPr>
-          <w:jc w:val="center"/>
+          <w:tblHeader/>
         </w:trPr>
         <w:tc>
           <w:tcPr>
-            <w:tcW w:w="1560" w:type="dxa"/>
+            <w:tcW w:w="2160" w:type="dxa"/>
             <w:shd w:val="clear" w:color="auto" w:fill="1F3A5F"/>
+            <w:tcMar>
+              <w:top w:w="60" w:type="dxa"/>
+              <w:left w:w="90" w:type="dxa"/>
+              <w:bottom w:w="60" w:type="dxa"/>
+              <w:right w:w="90" w:type="dxa"/>
+            </w:tcMar>
           </w:tcPr>
           <w:p>
             <w:r>
               <w:rPr>
                 <w:b/>
+                <w:bCs/>
                 <w:color w:val="FFFFFF"/>
                 <w:sz w:val="20"/>
-              </w:rPr>
-              <w:t>Model</w:t>
-            </w:r>
-          </w:p>
-        </w:tc>
-        <w:tc>
-          <w:tcPr>
-            <w:tcW w:w="1560" w:type="dxa"/>
+                <w:szCs w:val="20"/>
+              </w:rPr>
+              <w:t xml:space="preserve">Model</w:t>
+            </w:r>
+          </w:p>
+        </w:tc>
+        <w:tc>
+          <w:tcPr>
+            <w:tcW w:w="1440" w:type="dxa"/>
             <w:shd w:val="clear" w:color="auto" w:fill="1F3A5F"/>
+            <w:tcMar>
+              <w:top w:w="60" w:type="dxa"/>
+              <w:left w:w="90" w:type="dxa"/>
+              <w:bottom w:w="60" w:type="dxa"/>
+              <w:right w:w="90" w:type="dxa"/>
+            </w:tcMar>
           </w:tcPr>
           <w:p>
             <w:r>
               <w:rPr>
                 <w:b/>
+                <w:bCs/>
                 <w:color w:val="FFFFFF"/>
                 <w:sz w:val="20"/>
-              </w:rPr>
-              <w:t>Recall</w:t>
-            </w:r>
-          </w:p>
-        </w:tc>
-        <w:tc>
-          <w:tcPr>
-            <w:tcW w:w="1560" w:type="dxa"/>
+                <w:szCs w:val="20"/>
+              </w:rPr>
+              <w:t xml:space="preserve">Recall</w:t>
+            </w:r>
+          </w:p>
+        </w:tc>
+        <w:tc>
+          <w:tcPr>
+            <w:tcW w:w="1440" w:type="dxa"/>
             <w:shd w:val="clear" w:color="auto" w:fill="1F3A5F"/>
+            <w:tcMar>
+              <w:top w:w="60" w:type="dxa"/>
+              <w:left w:w="90" w:type="dxa"/>
+              <w:bottom w:w="60" w:type="dxa"/>
+              <w:right w:w="90" w:type="dxa"/>
+            </w:tcMar>
           </w:tcPr>
           <w:p>
             <w:r>
               <w:rPr>
                 <w:b/>
+                <w:bCs/>
                 <w:color w:val="FFFFFF"/>
                 <w:sz w:val="20"/>
-              </w:rPr>
-              <w:t>Precision</w:t>
-            </w:r>
-          </w:p>
-        </w:tc>
-        <w:tc>
-          <w:tcPr>
-            <w:tcW w:w="1560" w:type="dxa"/>
+                <w:szCs w:val="20"/>
+              </w:rPr>
+              <w:t xml:space="preserve">Precision</w:t>
+            </w:r>
+          </w:p>
+        </w:tc>
+        <w:tc>
+          <w:tcPr>
+            <w:tcW w:w="1440" w:type="dxa"/>
             <w:shd w:val="clear" w:color="auto" w:fill="1F3A5F"/>
+            <w:tcMar>
+              <w:top w:w="60" w:type="dxa"/>
+              <w:left w:w="90" w:type="dxa"/>
+              <w:bottom w:w="60" w:type="dxa"/>
+              <w:right w:w="90" w:type="dxa"/>
+            </w:tcMar>
           </w:tcPr>
           <w:p>
             <w:r>
               <w:rPr>
                 <w:b/>
+                <w:bCs/>
                 <w:color w:val="FFFFFF"/>
                 <w:sz w:val="20"/>
-              </w:rPr>
-              <w:t>F1</w:t>
-            </w:r>
-          </w:p>
-        </w:tc>
-        <w:tc>
-          <w:tcPr>
-            <w:tcW w:w="1560" w:type="dxa"/>
+                <w:szCs w:val="20"/>
+              </w:rPr>
+              <w:t xml:space="preserve">F1</w:t>
+            </w:r>
+          </w:p>
+        </w:tc>
+        <w:tc>
+          <w:tcPr>
+            <w:tcW w:w="1440" w:type="dxa"/>
             <w:shd w:val="clear" w:color="auto" w:fill="1F3A5F"/>
+            <w:tcMar>
+              <w:top w:w="60" w:type="dxa"/>
+              <w:left w:w="90" w:type="dxa"/>
+              <w:bottom w:w="60" w:type="dxa"/>
+              <w:right w:w="90" w:type="dxa"/>
+            </w:tcMar>
           </w:tcPr>
           <w:p>
             <w:r>
               <w:rPr>
                 <w:b/>
+                <w:bCs/>
                 <w:color w:val="FFFFFF"/>
                 <w:sz w:val="20"/>
-              </w:rPr>
-              <w:t>mAP@0.5</w:t>
-            </w:r>
-          </w:p>
-        </w:tc>
-        <w:tc>
-          <w:tcPr>
-            <w:tcW w:w="1560" w:type="dxa"/>
+                <w:szCs w:val="20"/>
+              </w:rPr>
+              <w:t xml:space="preserve">mAP@0.5</w:t>
+            </w:r>
+          </w:p>
+        </w:tc>
+        <w:tc>
+          <w:tcPr>
+            <w:tcW w:w="1440" w:type="dxa"/>
             <w:shd w:val="clear" w:color="auto" w:fill="1F3A5F"/>
+            <w:tcMar>
+              <w:top w:w="60" w:type="dxa"/>
+              <w:left w:w="90" w:type="dxa"/>
+              <w:bottom w:w="60" w:type="dxa"/>
+              <w:right w:w="90" w:type="dxa"/>
+            </w:tcMar>
           </w:tcPr>
           <w:p>
             <w:r>
               <w:rPr>
                 <w:b/>
+                <w:bCs/>
                 <w:color w:val="FFFFFF"/>
                 <w:sz w:val="20"/>
-              </w:rPr>
-              <w:t>mAP@0.5:0.95</w:t>
+                <w:szCs w:val="20"/>
+              </w:rPr>
+              <w:t xml:space="preserve">mAP@0.5:0.95</w:t>
             </w:r>
           </w:p>
         </w:tc>
       </w:tr>
       <w:tr>
-        <w:trPr>
-          <w:jc w:val="center"/>
-        </w:trPr>
-        <w:tc>
-          <w:tcPr>
-            <w:tcW w:w="1560" w:type="dxa"/>
-          </w:tcPr>
-          <w:p>
-            <w:r>
-              <w:rPr>
-                <w:sz w:val="20"/>
-              </w:rPr>
-              <w:t>head_n</w:t>
-            </w:r>
-          </w:p>
-        </w:tc>
-        <w:tc>
-          <w:tcPr>
-            <w:tcW w:w="1560" w:type="dxa"/>
-          </w:tcPr>
-          <w:p>
-            <w:r>
-              <w:rPr>
-                <w:sz w:val="20"/>
-              </w:rPr>
-              <w:t>0.737</w:t>
-            </w:r>
-          </w:p>
-        </w:tc>
-        <w:tc>
-          <w:tcPr>
-            <w:tcW w:w="1560" w:type="dxa"/>
-          </w:tcPr>
-          <w:p>
-            <w:r>
-              <w:rPr>
-                <w:sz w:val="20"/>
-              </w:rPr>
-              <w:t>0.943</w:t>
-            </w:r>
-          </w:p>
-        </w:tc>
-        <w:tc>
-          <w:tcPr>
-            <w:tcW w:w="1560" w:type="dxa"/>
-          </w:tcPr>
-          <w:p>
-            <w:r>
-              <w:rPr>
-                <w:sz w:val="20"/>
-              </w:rPr>
-              <w:t>0.827</w:t>
-            </w:r>
-          </w:p>
-        </w:tc>
-        <w:tc>
-          <w:tcPr>
-            <w:tcW w:w="1560" w:type="dxa"/>
-          </w:tcPr>
-          <w:p>
-            <w:r>
-              <w:rPr>
-                <w:sz w:val="20"/>
-              </w:rPr>
-              <w:t>0.816</w:t>
-            </w:r>
-          </w:p>
-        </w:tc>
-        <w:tc>
-          <w:tcPr>
-            <w:tcW w:w="1560" w:type="dxa"/>
-          </w:tcPr>
-          <w:p>
-            <w:r>
-              <w:rPr>
-                <w:sz w:val="20"/>
-              </w:rPr>
-              <w:t>0.527</w:t>
+        <w:tc>
+          <w:tcPr>
+            <w:tcW w:w="2160" w:type="dxa"/>
+            <w:shd w:val="clear" w:color="auto" w:fill="FFFFFF"/>
+            <w:tcMar>
+              <w:top w:w="60" w:type="dxa"/>
+              <w:left w:w="90" w:type="dxa"/>
+              <w:bottom w:w="60" w:type="dxa"/>
+              <w:right w:w="90" w:type="dxa"/>
+            </w:tcMar>
+          </w:tcPr>
+          <w:p>
+            <w:r>
+              <w:rPr>
+                <w:sz w:val="20"/>
+                <w:szCs w:val="20"/>
+              </w:rPr>
+              <w:t xml:space="preserve">head_n</w:t>
+            </w:r>
+          </w:p>
+        </w:tc>
+        <w:tc>
+          <w:tcPr>
+            <w:tcW w:w="1440" w:type="dxa"/>
+            <w:shd w:val="clear" w:color="auto" w:fill="FFFFFF"/>
+            <w:tcMar>
+              <w:top w:w="60" w:type="dxa"/>
+              <w:left w:w="90" w:type="dxa"/>
+              <w:bottom w:w="60" w:type="dxa"/>
+              <w:right w:w="90" w:type="dxa"/>
+            </w:tcMar>
+          </w:tcPr>
+          <w:p>
+            <w:r>
+              <w:rPr>
+                <w:b/>
+                <w:bCs/>
+                <w:sz w:val="20"/>
+                <w:szCs w:val="20"/>
+              </w:rPr>
+              <w:t xml:space="preserve">0.756</w:t>
+            </w:r>
+          </w:p>
+        </w:tc>
+        <w:tc>
+          <w:tcPr>
+            <w:tcW w:w="1440" w:type="dxa"/>
+            <w:shd w:val="clear" w:color="auto" w:fill="FFFFFF"/>
+            <w:tcMar>
+              <w:top w:w="60" w:type="dxa"/>
+              <w:left w:w="90" w:type="dxa"/>
+              <w:bottom w:w="60" w:type="dxa"/>
+              <w:right w:w="90" w:type="dxa"/>
+            </w:tcMar>
+          </w:tcPr>
+          <w:p>
+            <w:r>
+              <w:rPr>
+                <w:sz w:val="20"/>
+                <w:szCs w:val="20"/>
+              </w:rPr>
+              <w:t xml:space="preserve">0.880</w:t>
+            </w:r>
+          </w:p>
+        </w:tc>
+        <w:tc>
+          <w:tcPr>
+            <w:tcW w:w="1440" w:type="dxa"/>
+            <w:shd w:val="clear" w:color="auto" w:fill="FFFFFF"/>
+            <w:tcMar>
+              <w:top w:w="60" w:type="dxa"/>
+              <w:left w:w="90" w:type="dxa"/>
+              <w:bottom w:w="60" w:type="dxa"/>
+              <w:right w:w="90" w:type="dxa"/>
+            </w:tcMar>
+          </w:tcPr>
+          <w:p>
+            <w:r>
+              <w:rPr>
+                <w:sz w:val="20"/>
+                <w:szCs w:val="20"/>
+              </w:rPr>
+              <w:t xml:space="preserve">0.814</w:t>
+            </w:r>
+          </w:p>
+        </w:tc>
+        <w:tc>
+          <w:tcPr>
+            <w:tcW w:w="1440" w:type="dxa"/>
+            <w:shd w:val="clear" w:color="auto" w:fill="FFFFFF"/>
+            <w:tcMar>
+              <w:top w:w="60" w:type="dxa"/>
+              <w:left w:w="90" w:type="dxa"/>
+              <w:bottom w:w="60" w:type="dxa"/>
+              <w:right w:w="90" w:type="dxa"/>
+            </w:tcMar>
+          </w:tcPr>
+          <w:p>
+            <w:r>
+              <w:rPr>
+                <w:sz w:val="20"/>
+                <w:szCs w:val="20"/>
+              </w:rPr>
+              <w:t xml:space="preserve">0.817</w:t>
+            </w:r>
+          </w:p>
+        </w:tc>
+        <w:tc>
+          <w:tcPr>
+            <w:tcW w:w="1440" w:type="dxa"/>
+            <w:shd w:val="clear" w:color="auto" w:fill="FFFFFF"/>
+            <w:tcMar>
+              <w:top w:w="60" w:type="dxa"/>
+              <w:left w:w="90" w:type="dxa"/>
+              <w:bottom w:w="60" w:type="dxa"/>
+              <w:right w:w="90" w:type="dxa"/>
+            </w:tcMar>
+          </w:tcPr>
+          <w:p>
+            <w:r>
+              <w:rPr>
+                <w:sz w:val="20"/>
+                <w:szCs w:val="20"/>
+              </w:rPr>
+              <w:t xml:space="preserve">0.486</w:t>
             </w:r>
           </w:p>
         </w:tc>
       </w:tr>
       <w:tr>
-        <w:trPr>
-          <w:jc w:val="center"/>
-        </w:trPr>
-        <w:tc>
-          <w:tcPr>
-            <w:tcW w:w="1560" w:type="dxa"/>
-            <w:shd w:val="clear" w:color="auto" w:fill="EAF1F7"/>
-          </w:tcPr>
-          <w:p>
-            <w:r>
-              <w:rPr>
-                <w:sz w:val="20"/>
-              </w:rPr>
-              <w:t>head_s</w:t>
-            </w:r>
-          </w:p>
-        </w:tc>
-        <w:tc>
-          <w:tcPr>
-            <w:tcW w:w="1560" w:type="dxa"/>
-            <w:shd w:val="clear" w:color="auto" w:fill="EAF1F7"/>
-          </w:tcPr>
-          <w:p>
-            <w:r>
-              <w:rPr>
-                <w:b/>
-                <w:sz w:val="20"/>
-              </w:rPr>
-              <w:t>0.759</w:t>
-            </w:r>
-          </w:p>
-        </w:tc>
-        <w:tc>
-          <w:tcPr>
-            <w:tcW w:w="1560" w:type="dxa"/>
-            <w:shd w:val="clear" w:color="auto" w:fill="EAF1F7"/>
-          </w:tcPr>
-          <w:p>
-            <w:r>
-              <w:rPr>
-                <w:sz w:val="20"/>
-              </w:rPr>
-              <w:t>0.878</w:t>
-            </w:r>
-          </w:p>
-        </w:tc>
-        <w:tc>
-          <w:tcPr>
-            <w:tcW w:w="1560" w:type="dxa"/>
-            <w:shd w:val="clear" w:color="auto" w:fill="EAF1F7"/>
-          </w:tcPr>
-          <w:p>
-            <w:r>
-              <w:rPr>
-                <w:sz w:val="20"/>
-              </w:rPr>
-              <w:t>0.814</w:t>
-            </w:r>
-          </w:p>
-        </w:tc>
-        <w:tc>
-          <w:tcPr>
-            <w:tcW w:w="1560" w:type="dxa"/>
-            <w:shd w:val="clear" w:color="auto" w:fill="EAF1F7"/>
-          </w:tcPr>
-          <w:p>
-            <w:r>
-              <w:rPr>
-                <w:sz w:val="20"/>
-              </w:rPr>
-              <w:t>0.813</w:t>
-            </w:r>
-          </w:p>
-        </w:tc>
-        <w:tc>
-          <w:tcPr>
-            <w:tcW w:w="1560" w:type="dxa"/>
-            <w:shd w:val="clear" w:color="auto" w:fill="EAF1F7"/>
-          </w:tcPr>
-          <w:p>
-            <w:r>
-              <w:rPr>
-                <w:sz w:val="20"/>
-              </w:rPr>
-              <w:t>0.510</w:t>
+        <w:tc>
+          <w:tcPr>
+            <w:tcW w:w="2160" w:type="dxa"/>
+            <w:shd w:val="clear" w:color="auto" w:fill="FFFFFF"/>
+            <w:tcMar>
+              <w:top w:w="60" w:type="dxa"/>
+              <w:left w:w="90" w:type="dxa"/>
+              <w:bottom w:w="60" w:type="dxa"/>
+              <w:right w:w="90" w:type="dxa"/>
+            </w:tcMar>
+          </w:tcPr>
+          <w:p>
+            <w:r>
+              <w:rPr>
+                <w:sz w:val="20"/>
+                <w:szCs w:val="20"/>
+              </w:rPr>
+              <w:t xml:space="preserve">head_s</w:t>
+            </w:r>
+          </w:p>
+        </w:tc>
+        <w:tc>
+          <w:tcPr>
+            <w:tcW w:w="1440" w:type="dxa"/>
+            <w:shd w:val="clear" w:color="auto" w:fill="FFFFFF"/>
+            <w:tcMar>
+              <w:top w:w="60" w:type="dxa"/>
+              <w:left w:w="90" w:type="dxa"/>
+              <w:bottom w:w="60" w:type="dxa"/>
+              <w:right w:w="90" w:type="dxa"/>
+            </w:tcMar>
+          </w:tcPr>
+          <w:p>
+            <w:r>
+              <w:rPr>
+                <w:sz w:val="20"/>
+                <w:szCs w:val="20"/>
+              </w:rPr>
+              <w:t xml:space="preserve">0.742</w:t>
+            </w:r>
+          </w:p>
+        </w:tc>
+        <w:tc>
+          <w:tcPr>
+            <w:tcW w:w="1440" w:type="dxa"/>
+            <w:shd w:val="clear" w:color="auto" w:fill="FFFFFF"/>
+            <w:tcMar>
+              <w:top w:w="60" w:type="dxa"/>
+              <w:left w:w="90" w:type="dxa"/>
+              <w:bottom w:w="60" w:type="dxa"/>
+              <w:right w:w="90" w:type="dxa"/>
+            </w:tcMar>
+          </w:tcPr>
+          <w:p>
+            <w:r>
+              <w:rPr>
+                <w:sz w:val="20"/>
+                <w:szCs w:val="20"/>
+              </w:rPr>
+              <w:t xml:space="preserve">0.898</w:t>
+            </w:r>
+          </w:p>
+        </w:tc>
+        <w:tc>
+          <w:tcPr>
+            <w:tcW w:w="1440" w:type="dxa"/>
+            <w:shd w:val="clear" w:color="auto" w:fill="FFFFFF"/>
+            <w:tcMar>
+              <w:top w:w="60" w:type="dxa"/>
+              <w:left w:w="90" w:type="dxa"/>
+              <w:bottom w:w="60" w:type="dxa"/>
+              <w:right w:w="90" w:type="dxa"/>
+            </w:tcMar>
+          </w:tcPr>
+          <w:p>
+            <w:r>
+              <w:rPr>
+                <w:sz w:val="20"/>
+                <w:szCs w:val="20"/>
+              </w:rPr>
+              <w:t xml:space="preserve">0.813</w:t>
+            </w:r>
+          </w:p>
+        </w:tc>
+        <w:tc>
+          <w:tcPr>
+            <w:tcW w:w="1440" w:type="dxa"/>
+            <w:shd w:val="clear" w:color="auto" w:fill="FFFFFF"/>
+            <w:tcMar>
+              <w:top w:w="60" w:type="dxa"/>
+              <w:left w:w="90" w:type="dxa"/>
+              <w:bottom w:w="60" w:type="dxa"/>
+              <w:right w:w="90" w:type="dxa"/>
+            </w:tcMar>
+          </w:tcPr>
+          <w:p>
+            <w:r>
+              <w:rPr>
+                <w:sz w:val="20"/>
+                <w:szCs w:val="20"/>
+              </w:rPr>
+              <w:t xml:space="preserve">0.824</w:t>
+            </w:r>
+          </w:p>
+        </w:tc>
+        <w:tc>
+          <w:tcPr>
+            <w:tcW w:w="1440" w:type="dxa"/>
+            <w:shd w:val="clear" w:color="auto" w:fill="FFFFFF"/>
+            <w:tcMar>
+              <w:top w:w="60" w:type="dxa"/>
+              <w:left w:w="90" w:type="dxa"/>
+              <w:bottom w:w="60" w:type="dxa"/>
+              <w:right w:w="90" w:type="dxa"/>
+            </w:tcMar>
+          </w:tcPr>
+          <w:p>
+            <w:r>
+              <w:rPr>
+                <w:sz w:val="20"/>
+                <w:szCs w:val="20"/>
+              </w:rPr>
+              <w:t xml:space="preserve">0.489</w:t>
             </w:r>
           </w:p>
         </w:tc>
       </w:tr>
       <w:tr>
-        <w:trPr>
-          <w:jc w:val="center"/>
-        </w:trPr>
-        <w:tc>
-          <w:tcPr>
-            <w:tcW w:w="1560" w:type="dxa"/>
-          </w:tcPr>
-          <w:p>
-            <w:r>
-              <w:rPr>
-                <w:sz w:val="20"/>
-              </w:rPr>
-              <w:t>head_m</w:t>
-            </w:r>
-          </w:p>
-        </w:tc>
-        <w:tc>
-          <w:tcPr>
-            <w:tcW w:w="1560" w:type="dxa"/>
-          </w:tcPr>
-          <w:p>
-            <w:r>
-              <w:rPr>
-                <w:sz w:val="20"/>
-              </w:rPr>
-              <w:t>0.723</w:t>
-            </w:r>
-          </w:p>
-        </w:tc>
-        <w:tc>
-          <w:tcPr>
-            <w:tcW w:w="1560" w:type="dxa"/>
-          </w:tcPr>
-          <w:p>
-            <w:r>
-              <w:rPr>
-                <w:sz w:val="20"/>
-              </w:rPr>
-              <w:t>0.953</w:t>
-            </w:r>
-          </w:p>
-        </w:tc>
-        <w:tc>
-          <w:tcPr>
-            <w:tcW w:w="1560" w:type="dxa"/>
-          </w:tcPr>
-          <w:p>
-            <w:r>
-              <w:rPr>
-                <w:sz w:val="20"/>
-              </w:rPr>
-              <w:t>0.822</w:t>
-            </w:r>
-          </w:p>
-        </w:tc>
-        <w:tc>
-          <w:tcPr>
-            <w:tcW w:w="1560" w:type="dxa"/>
-          </w:tcPr>
-          <w:p>
-            <w:r>
-              <w:rPr>
-                <w:sz w:val="20"/>
-              </w:rPr>
-              <w:t>0.801</w:t>
-            </w:r>
-          </w:p>
-        </w:tc>
-        <w:tc>
-          <w:tcPr>
-            <w:tcW w:w="1560" w:type="dxa"/>
-          </w:tcPr>
-          <w:p>
-            <w:r>
-              <w:rPr>
-                <w:sz w:val="20"/>
-              </w:rPr>
-              <w:t>0.528</w:t>
+        <w:tc>
+          <w:tcPr>
+            <w:tcW w:w="2160" w:type="dxa"/>
+            <w:shd w:val="clear" w:color="auto" w:fill="FFFFFF"/>
+            <w:tcMar>
+              <w:top w:w="60" w:type="dxa"/>
+              <w:left w:w="90" w:type="dxa"/>
+              <w:bottom w:w="60" w:type="dxa"/>
+              <w:right w:w="90" w:type="dxa"/>
+            </w:tcMar>
+          </w:tcPr>
+          <w:p>
+            <w:r>
+              <w:rPr>
+                <w:sz w:val="20"/>
+                <w:szCs w:val="20"/>
+              </w:rPr>
+              <w:t xml:space="preserve">head_m</w:t>
+            </w:r>
+          </w:p>
+        </w:tc>
+        <w:tc>
+          <w:tcPr>
+            <w:tcW w:w="1440" w:type="dxa"/>
+            <w:shd w:val="clear" w:color="auto" w:fill="FFFFFF"/>
+            <w:tcMar>
+              <w:top w:w="60" w:type="dxa"/>
+              <w:left w:w="90" w:type="dxa"/>
+              <w:bottom w:w="60" w:type="dxa"/>
+              <w:right w:w="90" w:type="dxa"/>
+            </w:tcMar>
+          </w:tcPr>
+          <w:p>
+            <w:r>
+              <w:rPr>
+                <w:sz w:val="20"/>
+                <w:szCs w:val="20"/>
+              </w:rPr>
+              <w:t xml:space="preserve">0.735</w:t>
+            </w:r>
+          </w:p>
+        </w:tc>
+        <w:tc>
+          <w:tcPr>
+            <w:tcW w:w="1440" w:type="dxa"/>
+            <w:shd w:val="clear" w:color="auto" w:fill="FFFFFF"/>
+            <w:tcMar>
+              <w:top w:w="60" w:type="dxa"/>
+              <w:left w:w="90" w:type="dxa"/>
+              <w:bottom w:w="60" w:type="dxa"/>
+              <w:right w:w="90" w:type="dxa"/>
+            </w:tcMar>
+          </w:tcPr>
+          <w:p>
+            <w:r>
+              <w:rPr>
+                <w:sz w:val="20"/>
+                <w:szCs w:val="20"/>
+              </w:rPr>
+              <w:t xml:space="preserve">0.881</w:t>
+            </w:r>
+          </w:p>
+        </w:tc>
+        <w:tc>
+          <w:tcPr>
+            <w:tcW w:w="1440" w:type="dxa"/>
+            <w:shd w:val="clear" w:color="auto" w:fill="FFFFFF"/>
+            <w:tcMar>
+              <w:top w:w="60" w:type="dxa"/>
+              <w:left w:w="90" w:type="dxa"/>
+              <w:bottom w:w="60" w:type="dxa"/>
+              <w:right w:w="90" w:type="dxa"/>
+            </w:tcMar>
+          </w:tcPr>
+          <w:p>
+            <w:r>
+              <w:rPr>
+                <w:sz w:val="20"/>
+                <w:szCs w:val="20"/>
+              </w:rPr>
+              <w:t xml:space="preserve">0.801</w:t>
+            </w:r>
+          </w:p>
+        </w:tc>
+        <w:tc>
+          <w:tcPr>
+            <w:tcW w:w="1440" w:type="dxa"/>
+            <w:shd w:val="clear" w:color="auto" w:fill="FFFFFF"/>
+            <w:tcMar>
+              <w:top w:w="60" w:type="dxa"/>
+              <w:left w:w="90" w:type="dxa"/>
+              <w:bottom w:w="60" w:type="dxa"/>
+              <w:right w:w="90" w:type="dxa"/>
+            </w:tcMar>
+          </w:tcPr>
+          <w:p>
+            <w:r>
+              <w:rPr>
+                <w:sz w:val="20"/>
+                <w:szCs w:val="20"/>
+              </w:rPr>
+              <w:t xml:space="preserve">0.806</w:t>
+            </w:r>
+          </w:p>
+        </w:tc>
+        <w:tc>
+          <w:tcPr>
+            <w:tcW w:w="1440" w:type="dxa"/>
+            <w:shd w:val="clear" w:color="auto" w:fill="FFFFFF"/>
+            <w:tcMar>
+              <w:top w:w="60" w:type="dxa"/>
+              <w:left w:w="90" w:type="dxa"/>
+              <w:bottom w:w="60" w:type="dxa"/>
+              <w:right w:w="90" w:type="dxa"/>
+            </w:tcMar>
+          </w:tcPr>
+          <w:p>
+            <w:r>
+              <w:rPr>
+                <w:sz w:val="20"/>
+                <w:szCs w:val="20"/>
+              </w:rPr>
+              <w:t xml:space="preserve">0.476</w:t>
             </w:r>
           </w:p>
         </w:tc>
       </w:tr>
       <w:tr>
-        <w:trPr>
-          <w:jc w:val="center"/>
-        </w:trPr>
-        <w:tc>
-          <w:tcPr>
-            <w:tcW w:w="1560" w:type="dxa"/>
+        <w:tc>
+          <w:tcPr>
+            <w:tcW w:w="2160" w:type="dxa"/>
             <w:shd w:val="clear" w:color="auto" w:fill="F1EFE8"/>
-          </w:tcPr>
-          <w:p>
-            <w:r>
-              <w:rPr>
-                <w:sz w:val="20"/>
-              </w:rPr>
-              <w:t>SCUT-HEAD nano</w:t>
-            </w:r>
-          </w:p>
-        </w:tc>
-        <w:tc>
-          <w:tcPr>
-            <w:tcW w:w="1560" w:type="dxa"/>
+            <w:tcMar>
+              <w:top w:w="60" w:type="dxa"/>
+              <w:left w:w="90" w:type="dxa"/>
+              <w:bottom w:w="60" w:type="dxa"/>
+              <w:right w:w="90" w:type="dxa"/>
+            </w:tcMar>
+          </w:tcPr>
+          <w:p>
+            <w:r>
+              <w:rPr>
+                <w:sz w:val="20"/>
+                <w:szCs w:val="20"/>
+              </w:rPr>
+              <w:t xml:space="preserve">SCUT-HEAD nano</w:t>
+            </w:r>
+          </w:p>
+        </w:tc>
+        <w:tc>
+          <w:tcPr>
+            <w:tcW w:w="1440" w:type="dxa"/>
             <w:shd w:val="clear" w:color="auto" w:fill="F1EFE8"/>
-          </w:tcPr>
-          <w:p>
-            <w:r>
-              <w:rPr>
-                <w:sz w:val="20"/>
-              </w:rPr>
-              <w:t>0.381</w:t>
-            </w:r>
-          </w:p>
-        </w:tc>
-        <w:tc>
-          <w:tcPr>
-            <w:tcW w:w="1560" w:type="dxa"/>
+            <w:tcMar>
+              <w:top w:w="60" w:type="dxa"/>
+              <w:left w:w="90" w:type="dxa"/>
+              <w:bottom w:w="60" w:type="dxa"/>
+              <w:right w:w="90" w:type="dxa"/>
+            </w:tcMar>
+          </w:tcPr>
+          <w:p>
+            <w:r>
+              <w:rPr>
+                <w:sz w:val="20"/>
+                <w:szCs w:val="20"/>
+              </w:rPr>
+              <w:t xml:space="preserve">0.357</w:t>
+            </w:r>
+          </w:p>
+        </w:tc>
+        <w:tc>
+          <w:tcPr>
+            <w:tcW w:w="1440" w:type="dxa"/>
             <w:shd w:val="clear" w:color="auto" w:fill="F1EFE8"/>
-          </w:tcPr>
-          <w:p>
-            <w:r>
-              <w:rPr>
-                <w:sz w:val="20"/>
-              </w:rPr>
-              <w:t>0.752</w:t>
-            </w:r>
-          </w:p>
-        </w:tc>
-        <w:tc>
-          <w:tcPr>
-            <w:tcW w:w="1560" w:type="dxa"/>
+            <w:tcMar>
+              <w:top w:w="60" w:type="dxa"/>
+              <w:left w:w="90" w:type="dxa"/>
+              <w:bottom w:w="60" w:type="dxa"/>
+              <w:right w:w="90" w:type="dxa"/>
+            </w:tcMar>
+          </w:tcPr>
+          <w:p>
+            <w:r>
+              <w:rPr>
+                <w:sz w:val="20"/>
+                <w:szCs w:val="20"/>
+              </w:rPr>
+              <w:t xml:space="preserve">0.624</w:t>
+            </w:r>
+          </w:p>
+        </w:tc>
+        <w:tc>
+          <w:tcPr>
+            <w:tcW w:w="1440" w:type="dxa"/>
             <w:shd w:val="clear" w:color="auto" w:fill="F1EFE8"/>
-          </w:tcPr>
-          <w:p>
-            <w:r>
-              <w:rPr>
-                <w:sz w:val="20"/>
-              </w:rPr>
-              <w:t>0.505</w:t>
-            </w:r>
-          </w:p>
-        </w:tc>
-        <w:tc>
-          <w:tcPr>
-            <w:tcW w:w="1560" w:type="dxa"/>
+            <w:tcMar>
+              <w:top w:w="60" w:type="dxa"/>
+              <w:left w:w="90" w:type="dxa"/>
+              <w:bottom w:w="60" w:type="dxa"/>
+              <w:right w:w="90" w:type="dxa"/>
+            </w:tcMar>
+          </w:tcPr>
+          <w:p>
+            <w:r>
+              <w:rPr>
+                <w:sz w:val="20"/>
+                <w:szCs w:val="20"/>
+              </w:rPr>
+              <w:t xml:space="preserve">0.454</w:t>
+            </w:r>
+          </w:p>
+        </w:tc>
+        <w:tc>
+          <w:tcPr>
+            <w:tcW w:w="1440" w:type="dxa"/>
             <w:shd w:val="clear" w:color="auto" w:fill="F1EFE8"/>
-          </w:tcPr>
-          <w:p>
-            <w:r>
-              <w:rPr>
-                <w:sz w:val="20"/>
-              </w:rPr>
-              <w:t>0.432</w:t>
-            </w:r>
-          </w:p>
-        </w:tc>
-        <w:tc>
-          <w:tcPr>
-            <w:tcW w:w="1560" w:type="dxa"/>
+            <w:tcMar>
+              <w:top w:w="60" w:type="dxa"/>
+              <w:left w:w="90" w:type="dxa"/>
+              <w:bottom w:w="60" w:type="dxa"/>
+              <w:right w:w="90" w:type="dxa"/>
+            </w:tcMar>
+          </w:tcPr>
+          <w:p>
+            <w:r>
+              <w:rPr>
+                <w:sz w:val="20"/>
+                <w:szCs w:val="20"/>
+              </w:rPr>
+              <w:t xml:space="preserve">0.365</w:t>
+            </w:r>
+          </w:p>
+        </w:tc>
+        <w:tc>
+          <w:tcPr>
+            <w:tcW w:w="1440" w:type="dxa"/>
             <w:shd w:val="clear" w:color="auto" w:fill="F1EFE8"/>
-          </w:tcPr>
-          <w:p>
-            <w:r>
-              <w:rPr>
-                <w:sz w:val="20"/>
-              </w:rPr>
-              <w:t>0.250</w:t>
+            <w:tcMar>
+              <w:top w:w="60" w:type="dxa"/>
+              <w:left w:w="90" w:type="dxa"/>
+              <w:bottom w:w="60" w:type="dxa"/>
+              <w:right w:w="90" w:type="dxa"/>
+            </w:tcMar>
+          </w:tcPr>
+          <w:p>
+            <w:r>
+              <w:rPr>
+                <w:sz w:val="20"/>
+                <w:szCs w:val="20"/>
+              </w:rPr>
+              <w:t xml:space="preserve">0.196</w:t>
             </w:r>
           </w:p>
         </w:tc>
       </w:tr>
       <w:tr>
-        <w:trPr>
-          <w:jc w:val="center"/>
-        </w:trPr>
-        <w:tc>
-          <w:tcPr>
-            <w:tcW w:w="1560" w:type="dxa"/>
+        <w:tc>
+          <w:tcPr>
+            <w:tcW w:w="2160" w:type="dxa"/>
             <w:shd w:val="clear" w:color="auto" w:fill="F1EFE8"/>
-          </w:tcPr>
-          <w:p>
-            <w:r>
-              <w:rPr>
-                <w:sz w:val="20"/>
-              </w:rPr>
-              <w:t>SCUT-HEAD medium</w:t>
-            </w:r>
-          </w:p>
-        </w:tc>
-        <w:tc>
-          <w:tcPr>
-            <w:tcW w:w="1560" w:type="dxa"/>
+            <w:tcMar>
+              <w:top w:w="60" w:type="dxa"/>
+              <w:left w:w="90" w:type="dxa"/>
+              <w:bottom w:w="60" w:type="dxa"/>
+              <w:right w:w="90" w:type="dxa"/>
+            </w:tcMar>
+          </w:tcPr>
+          <w:p>
+            <w:r>
+              <w:rPr>
+                <w:sz w:val="20"/>
+                <w:szCs w:val="20"/>
+              </w:rPr>
+              <w:t xml:space="preserve">SCUT-HEAD medium</w:t>
+            </w:r>
+          </w:p>
+        </w:tc>
+        <w:tc>
+          <w:tcPr>
+            <w:tcW w:w="1440" w:type="dxa"/>
             <w:shd w:val="clear" w:color="auto" w:fill="F1EFE8"/>
-          </w:tcPr>
-          <w:p>
-            <w:r>
-              <w:rPr>
-                <w:sz w:val="20"/>
-              </w:rPr>
-              <w:t>0.415</w:t>
-            </w:r>
-          </w:p>
-        </w:tc>
-        <w:tc>
-          <w:tcPr>
-            <w:tcW w:w="1560" w:type="dxa"/>
+            <w:tcMar>
+              <w:top w:w="60" w:type="dxa"/>
+              <w:left w:w="90" w:type="dxa"/>
+              <w:bottom w:w="60" w:type="dxa"/>
+              <w:right w:w="90" w:type="dxa"/>
+            </w:tcMar>
+          </w:tcPr>
+          <w:p>
+            <w:r>
+              <w:rPr>
+                <w:sz w:val="20"/>
+                <w:szCs w:val="20"/>
+              </w:rPr>
+              <w:t xml:space="preserve">0.317</w:t>
+            </w:r>
+          </w:p>
+        </w:tc>
+        <w:tc>
+          <w:tcPr>
+            <w:tcW w:w="1440" w:type="dxa"/>
             <w:shd w:val="clear" w:color="auto" w:fill="F1EFE8"/>
-          </w:tcPr>
-          <w:p>
-            <w:r>
-              <w:rPr>
-                <w:sz w:val="20"/>
-              </w:rPr>
-              <w:t>0.664</w:t>
-            </w:r>
-          </w:p>
-        </w:tc>
-        <w:tc>
-          <w:tcPr>
-            <w:tcW w:w="1560" w:type="dxa"/>
+            <w:tcMar>
+              <w:top w:w="60" w:type="dxa"/>
+              <w:left w:w="90" w:type="dxa"/>
+              <w:bottom w:w="60" w:type="dxa"/>
+              <w:right w:w="90" w:type="dxa"/>
+            </w:tcMar>
+          </w:tcPr>
+          <w:p>
+            <w:r>
+              <w:rPr>
+                <w:sz w:val="20"/>
+                <w:szCs w:val="20"/>
+              </w:rPr>
+              <w:t xml:space="preserve">0.684</w:t>
+            </w:r>
+          </w:p>
+        </w:tc>
+        <w:tc>
+          <w:tcPr>
+            <w:tcW w:w="1440" w:type="dxa"/>
             <w:shd w:val="clear" w:color="auto" w:fill="F1EFE8"/>
-          </w:tcPr>
-          <w:p>
-            <w:r>
-              <w:rPr>
-                <w:sz w:val="20"/>
-              </w:rPr>
-              <w:t>0.511</w:t>
-            </w:r>
-          </w:p>
-        </w:tc>
-        <w:tc>
-          <w:tcPr>
-            <w:tcW w:w="1560" w:type="dxa"/>
+            <w:tcMar>
+              <w:top w:w="60" w:type="dxa"/>
+              <w:left w:w="90" w:type="dxa"/>
+              <w:bottom w:w="60" w:type="dxa"/>
+              <w:right w:w="90" w:type="dxa"/>
+            </w:tcMar>
+          </w:tcPr>
+          <w:p>
+            <w:r>
+              <w:rPr>
+                <w:sz w:val="20"/>
+                <w:szCs w:val="20"/>
+              </w:rPr>
+              <w:t xml:space="preserve">0.433</w:t>
+            </w:r>
+          </w:p>
+        </w:tc>
+        <w:tc>
+          <w:tcPr>
+            <w:tcW w:w="1440" w:type="dxa"/>
             <w:shd w:val="clear" w:color="auto" w:fill="F1EFE8"/>
-          </w:tcPr>
-          <w:p>
-            <w:r>
-              <w:rPr>
-                <w:sz w:val="20"/>
-              </w:rPr>
-              <w:t>0.452</w:t>
-            </w:r>
-          </w:p>
-        </w:tc>
-        <w:tc>
-          <w:tcPr>
-            <w:tcW w:w="1560" w:type="dxa"/>
+            <w:tcMar>
+              <w:top w:w="60" w:type="dxa"/>
+              <w:left w:w="90" w:type="dxa"/>
+              <w:bottom w:w="60" w:type="dxa"/>
+              <w:right w:w="90" w:type="dxa"/>
+            </w:tcMar>
+          </w:tcPr>
+          <w:p>
+            <w:r>
+              <w:rPr>
+                <w:sz w:val="20"/>
+                <w:szCs w:val="20"/>
+              </w:rPr>
+              <w:t xml:space="preserve">0.355</w:t>
+            </w:r>
+          </w:p>
+        </w:tc>
+        <w:tc>
+          <w:tcPr>
+            <w:tcW w:w="1440" w:type="dxa"/>
             <w:shd w:val="clear" w:color="auto" w:fill="F1EFE8"/>
-          </w:tcPr>
-          <w:p>
-            <w:r>
-              <w:rPr>
-                <w:sz w:val="20"/>
-              </w:rPr>
-              <w:t>0.260</w:t>
+            <w:tcMar>
+              <w:top w:w="60" w:type="dxa"/>
+              <w:left w:w="90" w:type="dxa"/>
+              <w:bottom w:w="60" w:type="dxa"/>
+              <w:right w:w="90" w:type="dxa"/>
+            </w:tcMar>
+          </w:tcPr>
+          <w:p>
+            <w:r>
+              <w:rPr>
+                <w:sz w:val="20"/>
+                <w:szCs w:val="20"/>
+              </w:rPr>
+              <w:t xml:space="preserve">0.193</w:t>
+            </w:r>
+          </w:p>
+        </w:tc>
+      </w:tr>
+      <w:tr>
+        <w:tc>
+          <w:tcPr>
+            <w:tcW w:w="2160" w:type="dxa"/>
+            <w:shd w:val="clear" w:color="auto" w:fill="F1EFE8"/>
+            <w:tcMar>
+              <w:top w:w="60" w:type="dxa"/>
+              <w:left w:w="90" w:type="dxa"/>
+              <w:bottom w:w="60" w:type="dxa"/>
+              <w:right w:w="90" w:type="dxa"/>
+            </w:tcMar>
+          </w:tcPr>
+          <w:p>
+            <w:r>
+              <w:rPr>
+                <w:sz w:val="20"/>
+                <w:szCs w:val="20"/>
+              </w:rPr>
+              <w:t xml:space="preserve">Person→head nano</w:t>
+            </w:r>
+          </w:p>
+        </w:tc>
+        <w:tc>
+          <w:tcPr>
+            <w:tcW w:w="1440" w:type="dxa"/>
+            <w:shd w:val="clear" w:color="auto" w:fill="F1EFE8"/>
+            <w:tcMar>
+              <w:top w:w="60" w:type="dxa"/>
+              <w:left w:w="90" w:type="dxa"/>
+              <w:bottom w:w="60" w:type="dxa"/>
+              <w:right w:w="90" w:type="dxa"/>
+            </w:tcMar>
+          </w:tcPr>
+          <w:p>
+            <w:r>
+              <w:rPr>
+                <w:sz w:val="20"/>
+                <w:szCs w:val="20"/>
+              </w:rPr>
+              <w:t xml:space="preserve">0.207</w:t>
+            </w:r>
+          </w:p>
+        </w:tc>
+        <w:tc>
+          <w:tcPr>
+            <w:tcW w:w="1440" w:type="dxa"/>
+            <w:shd w:val="clear" w:color="auto" w:fill="F1EFE8"/>
+            <w:tcMar>
+              <w:top w:w="60" w:type="dxa"/>
+              <w:left w:w="90" w:type="dxa"/>
+              <w:bottom w:w="60" w:type="dxa"/>
+              <w:right w:w="90" w:type="dxa"/>
+            </w:tcMar>
+          </w:tcPr>
+          <w:p>
+            <w:r>
+              <w:rPr>
+                <w:sz w:val="20"/>
+                <w:szCs w:val="20"/>
+              </w:rPr>
+              <w:t xml:space="preserve">0.251</w:t>
+            </w:r>
+          </w:p>
+        </w:tc>
+        <w:tc>
+          <w:tcPr>
+            <w:tcW w:w="1440" w:type="dxa"/>
+            <w:shd w:val="clear" w:color="auto" w:fill="F1EFE8"/>
+            <w:tcMar>
+              <w:top w:w="60" w:type="dxa"/>
+              <w:left w:w="90" w:type="dxa"/>
+              <w:bottom w:w="60" w:type="dxa"/>
+              <w:right w:w="90" w:type="dxa"/>
+            </w:tcMar>
+          </w:tcPr>
+          <w:p>
+            <w:r>
+              <w:rPr>
+                <w:sz w:val="20"/>
+                <w:szCs w:val="20"/>
+              </w:rPr>
+              <w:t xml:space="preserve">0.227</w:t>
+            </w:r>
+          </w:p>
+        </w:tc>
+        <w:tc>
+          <w:tcPr>
+            <w:tcW w:w="1440" w:type="dxa"/>
+            <w:shd w:val="clear" w:color="auto" w:fill="F1EFE8"/>
+            <w:tcMar>
+              <w:top w:w="60" w:type="dxa"/>
+              <w:left w:w="90" w:type="dxa"/>
+              <w:bottom w:w="60" w:type="dxa"/>
+              <w:right w:w="90" w:type="dxa"/>
+            </w:tcMar>
+          </w:tcPr>
+          <w:p>
+            <w:r>
+              <w:rPr>
+                <w:sz w:val="20"/>
+                <w:szCs w:val="20"/>
+              </w:rPr>
+              <w:t xml:space="preserve">0.091</w:t>
+            </w:r>
+          </w:p>
+        </w:tc>
+        <w:tc>
+          <w:tcPr>
+            <w:tcW w:w="1440" w:type="dxa"/>
+            <w:shd w:val="clear" w:color="auto" w:fill="F1EFE8"/>
+            <w:tcMar>
+              <w:top w:w="60" w:type="dxa"/>
+              <w:left w:w="90" w:type="dxa"/>
+              <w:bottom w:w="60" w:type="dxa"/>
+              <w:right w:w="90" w:type="dxa"/>
+            </w:tcMar>
+          </w:tcPr>
+          <w:p>
+            <w:r>
+              <w:rPr>
+                <w:sz w:val="20"/>
+                <w:szCs w:val="20"/>
+              </w:rPr>
+              <w:t xml:space="preserve">0.021</w:t>
+            </w:r>
+          </w:p>
+        </w:tc>
+      </w:tr>
+      <w:tr>
+        <w:tc>
+          <w:tcPr>
+            <w:tcW w:w="2160" w:type="dxa"/>
+            <w:shd w:val="clear" w:color="auto" w:fill="F1EFE8"/>
+            <w:tcMar>
+              <w:top w:w="60" w:type="dxa"/>
+              <w:left w:w="90" w:type="dxa"/>
+              <w:bottom w:w="60" w:type="dxa"/>
+              <w:right w:w="90" w:type="dxa"/>
+            </w:tcMar>
+          </w:tcPr>
+          <w:p>
+            <w:r>
+              <w:rPr>
+                <w:sz w:val="20"/>
+                <w:szCs w:val="20"/>
+              </w:rPr>
+              <w:t xml:space="preserve">Person→head small</w:t>
+            </w:r>
+          </w:p>
+        </w:tc>
+        <w:tc>
+          <w:tcPr>
+            <w:tcW w:w="1440" w:type="dxa"/>
+            <w:shd w:val="clear" w:color="auto" w:fill="F1EFE8"/>
+            <w:tcMar>
+              <w:top w:w="60" w:type="dxa"/>
+              <w:left w:w="90" w:type="dxa"/>
+              <w:bottom w:w="60" w:type="dxa"/>
+              <w:right w:w="90" w:type="dxa"/>
+            </w:tcMar>
+          </w:tcPr>
+          <w:p>
+            <w:r>
+              <w:rPr>
+                <w:sz w:val="20"/>
+                <w:szCs w:val="20"/>
+              </w:rPr>
+              <w:t xml:space="preserve">0.225</w:t>
+            </w:r>
+          </w:p>
+        </w:tc>
+        <w:tc>
+          <w:tcPr>
+            <w:tcW w:w="1440" w:type="dxa"/>
+            <w:shd w:val="clear" w:color="auto" w:fill="F1EFE8"/>
+            <w:tcMar>
+              <w:top w:w="60" w:type="dxa"/>
+              <w:left w:w="90" w:type="dxa"/>
+              <w:bottom w:w="60" w:type="dxa"/>
+              <w:right w:w="90" w:type="dxa"/>
+            </w:tcMar>
+          </w:tcPr>
+          <w:p>
+            <w:r>
+              <w:rPr>
+                <w:sz w:val="20"/>
+                <w:szCs w:val="20"/>
+              </w:rPr>
+              <w:t xml:space="preserve">0.240</w:t>
+            </w:r>
+          </w:p>
+        </w:tc>
+        <w:tc>
+          <w:tcPr>
+            <w:tcW w:w="1440" w:type="dxa"/>
+            <w:shd w:val="clear" w:color="auto" w:fill="F1EFE8"/>
+            <w:tcMar>
+              <w:top w:w="60" w:type="dxa"/>
+              <w:left w:w="90" w:type="dxa"/>
+              <w:bottom w:w="60" w:type="dxa"/>
+              <w:right w:w="90" w:type="dxa"/>
+            </w:tcMar>
+          </w:tcPr>
+          <w:p>
+            <w:r>
+              <w:rPr>
+                <w:sz w:val="20"/>
+                <w:szCs w:val="20"/>
+              </w:rPr>
+              <w:t xml:space="preserve">0.232</w:t>
+            </w:r>
+          </w:p>
+        </w:tc>
+        <w:tc>
+          <w:tcPr>
+            <w:tcW w:w="1440" w:type="dxa"/>
+            <w:shd w:val="clear" w:color="auto" w:fill="F1EFE8"/>
+            <w:tcMar>
+              <w:top w:w="60" w:type="dxa"/>
+              <w:left w:w="90" w:type="dxa"/>
+              <w:bottom w:w="60" w:type="dxa"/>
+              <w:right w:w="90" w:type="dxa"/>
+            </w:tcMar>
+          </w:tcPr>
+          <w:p>
+            <w:r>
+              <w:rPr>
+                <w:sz w:val="20"/>
+                <w:szCs w:val="20"/>
+              </w:rPr>
+              <w:t xml:space="preserve">0.086</w:t>
+            </w:r>
+          </w:p>
+        </w:tc>
+        <w:tc>
+          <w:tcPr>
+            <w:tcW w:w="1440" w:type="dxa"/>
+            <w:shd w:val="clear" w:color="auto" w:fill="F1EFE8"/>
+            <w:tcMar>
+              <w:top w:w="60" w:type="dxa"/>
+              <w:left w:w="90" w:type="dxa"/>
+              <w:bottom w:w="60" w:type="dxa"/>
+              <w:right w:w="90" w:type="dxa"/>
+            </w:tcMar>
+          </w:tcPr>
+          <w:p>
+            <w:r>
+              <w:rPr>
+                <w:sz w:val="20"/>
+                <w:szCs w:val="20"/>
+              </w:rPr>
+              <w:t xml:space="preserve">0.020</w:t>
+            </w:r>
+          </w:p>
+        </w:tc>
+      </w:tr>
+      <w:tr>
+        <w:tc>
+          <w:tcPr>
+            <w:tcW w:w="2160" w:type="dxa"/>
+            <w:shd w:val="clear" w:color="auto" w:fill="F1EFE8"/>
+            <w:tcMar>
+              <w:top w:w="60" w:type="dxa"/>
+              <w:left w:w="90" w:type="dxa"/>
+              <w:bottom w:w="60" w:type="dxa"/>
+              <w:right w:w="90" w:type="dxa"/>
+            </w:tcMar>
+          </w:tcPr>
+          <w:p>
+            <w:r>
+              <w:rPr>
+                <w:sz w:val="20"/>
+                <w:szCs w:val="20"/>
+              </w:rPr>
+              <w:t xml:space="preserve">Person→head medium</w:t>
+            </w:r>
+          </w:p>
+        </w:tc>
+        <w:tc>
+          <w:tcPr>
+            <w:tcW w:w="1440" w:type="dxa"/>
+            <w:shd w:val="clear" w:color="auto" w:fill="F1EFE8"/>
+            <w:tcMar>
+              <w:top w:w="60" w:type="dxa"/>
+              <w:left w:w="90" w:type="dxa"/>
+              <w:bottom w:w="60" w:type="dxa"/>
+              <w:right w:w="90" w:type="dxa"/>
+            </w:tcMar>
+          </w:tcPr>
+          <w:p>
+            <w:r>
+              <w:rPr>
+                <w:sz w:val="20"/>
+                <w:szCs w:val="20"/>
+              </w:rPr>
+              <w:t xml:space="preserve">0.230</w:t>
+            </w:r>
+          </w:p>
+        </w:tc>
+        <w:tc>
+          <w:tcPr>
+            <w:tcW w:w="1440" w:type="dxa"/>
+            <w:shd w:val="clear" w:color="auto" w:fill="F1EFE8"/>
+            <w:tcMar>
+              <w:top w:w="60" w:type="dxa"/>
+              <w:left w:w="90" w:type="dxa"/>
+              <w:bottom w:w="60" w:type="dxa"/>
+              <w:right w:w="90" w:type="dxa"/>
+            </w:tcMar>
+          </w:tcPr>
+          <w:p>
+            <w:r>
+              <w:rPr>
+                <w:sz w:val="20"/>
+                <w:szCs w:val="20"/>
+              </w:rPr>
+              <w:t xml:space="preserve">0.240</w:t>
+            </w:r>
+          </w:p>
+        </w:tc>
+        <w:tc>
+          <w:tcPr>
+            <w:tcW w:w="1440" w:type="dxa"/>
+            <w:shd w:val="clear" w:color="auto" w:fill="F1EFE8"/>
+            <w:tcMar>
+              <w:top w:w="60" w:type="dxa"/>
+              <w:left w:w="90" w:type="dxa"/>
+              <w:bottom w:w="60" w:type="dxa"/>
+              <w:right w:w="90" w:type="dxa"/>
+            </w:tcMar>
+          </w:tcPr>
+          <w:p>
+            <w:r>
+              <w:rPr>
+                <w:sz w:val="20"/>
+                <w:szCs w:val="20"/>
+              </w:rPr>
+              <w:t xml:space="preserve">0.235</w:t>
+            </w:r>
+          </w:p>
+        </w:tc>
+        <w:tc>
+          <w:tcPr>
+            <w:tcW w:w="1440" w:type="dxa"/>
+            <w:shd w:val="clear" w:color="auto" w:fill="F1EFE8"/>
+            <w:tcMar>
+              <w:top w:w="60" w:type="dxa"/>
+              <w:left w:w="90" w:type="dxa"/>
+              <w:bottom w:w="60" w:type="dxa"/>
+              <w:right w:w="90" w:type="dxa"/>
+            </w:tcMar>
+          </w:tcPr>
+          <w:p>
+            <w:r>
+              <w:rPr>
+                <w:sz w:val="20"/>
+                <w:szCs w:val="20"/>
+              </w:rPr>
+              <w:t xml:space="preserve">0.090</w:t>
+            </w:r>
+          </w:p>
+        </w:tc>
+        <w:tc>
+          <w:tcPr>
+            <w:tcW w:w="1440" w:type="dxa"/>
+            <w:shd w:val="clear" w:color="auto" w:fill="F1EFE8"/>
+            <w:tcMar>
+              <w:top w:w="60" w:type="dxa"/>
+              <w:left w:w="90" w:type="dxa"/>
+              <w:bottom w:w="60" w:type="dxa"/>
+              <w:right w:w="90" w:type="dxa"/>
+            </w:tcMar>
+          </w:tcPr>
+          <w:p>
+            <w:r>
+              <w:rPr>
+                <w:sz w:val="20"/>
+                <w:szCs w:val="20"/>
+              </w:rPr>
+              <w:t xml:space="preserve">0.021</w:t>
             </w:r>
           </w:p>
         </w:tc>
@@ -3483,7 +4240,22 @@
           <w:color w:val="5F5E5A"/>
           <w:sz w:val="18"/>
         </w:rPr>
-        <w:t>Per-model results on the held-aside test set (306 frames, 494 heads, 4 clips). Recall at operating confidence 0.25, imgsz 960, IoU 0.5. Best recall in bold; public baseline rows shaded.</w:t>
+        <w:t>Per-model results on the held-aside test set (470 frames, 927 heads). Recall at operating confidence 0.25, imgsz 960, IoU 0.5. Best recall in bold; baseline rows (public detector and geometric pathway) shaded.</w:t>
+      </w:r>
+    </w:p>
+    <w:p>
+      <w:pPr>
+        <w:spacing w:after="140" w:line="300" w:lineRule="auto"/>
+        <w:jc w:val="both"/>
+      </w:pPr>
+      <w:r>
+        <w:t xml:space="preserve">The shaded person→head rows of Table 2 measure the geometric pathway of Section 4.3 — the fallback the runtime policy disables — directly: stock COCO person detectors (YOLO11 nano, small, and medium) run at the same operating point, with each person box converted to a head estimate (head width 0.40 of the person-box width, top-aligned, height 1.1× width). The pathway reaches recall of only 0.207–0.230, with precision below 0.26 and mAP@0.5 below 0.10. Two observations follow. First, the fine-tuned models’ margin over the pathway they replace is roughly threefold in recall, converting the runtime decision of Section 4.6 from a qualitative argument into a measured one. Second, recall is nearly invariant to the person detector’s capacity (0.207 for nano, 0.230 for medium): the bottleneck is not person detection but the geometric estimate itself — camouflaged, prone, and truncated bodies violate the upright-torso assumption the head heuristic depends on — so upgrading the fallback’s detector cannot close the gap, while replacing the pathway does. </w:t>
+      </w:r>
+      <w:r>
+        <w:rPr>
+          <w:highlight w:val="yellow"/>
+        </w:rPr>
+        <w:t xml:space="preserve">[Confirm the width/aspect constants match the application’s fallback exactly.]</w:t>
       </w:r>
     </w:p>
     <w:p>
@@ -3551,7 +4323,7 @@
           <w:color w:val="5F5E5A"/>
           <w:sz w:val="18"/>
         </w:rPr>
-        <w:t>Recall on the held-aside test set. The three fine-tuned models cluster at 0.72–0.76; the public SCUT-HEAD detector reaches only 0.38–0.41 — roughly half — despite the same evaluation settings, because it was never trained on the target footage.</w:t>
+        <w:t>Recall on the held-aside test set (927 heads). The fine-tuned models cluster at 0.74–0.76; the public SCUT-HEAD detector reaches 0.32–0.36 and the person→head geometric pathway only 0.21–0.23 under identical evaluation settings, because neither was trained on the target footage.</w:t>
       </w:r>
     </w:p>
     <w:p>
@@ -3563,6 +4335,7 @@
         <w:rPr>
           <w:noProof/>
         </w:rPr>
+        <w:lastRenderedPageBreak/>
         <w:drawing>
           <wp:inline distT="0" distB="0" distL="0" distR="0">
             <wp:extent cx="5486400" cy="2908695"/>
@@ -3579,7 +4352,7 @@
                     <pic:cNvPicPr/>
                   </pic:nvPicPr>
                   <pic:blipFill>
-                    <a:blip r:embed="rId13"/>
+                    <a:blip r:embed="rId9"/>
                     <a:stretch>
                       <a:fillRect/>
                     </a:stretch>
@@ -3619,7 +4392,7 @@
           <w:color w:val="5F5E5A"/>
           <w:sz w:val="18"/>
         </w:rPr>
-        <w:t>Recall, precision, and mAP@0.5 by model. Precision is broadly comparable across all models; the gap is concentrated in recall and mAP@0.5, confirming that the public detector is failing to locate heads rather than mislabelling them.</w:t>
+        <w:t>Recall, precision, and mAP@0.5 by model. The fine-tuned family leads on every metric; the public detector’s gap is concentrated in recall and mAP@0.5, while the geometric pathway is weak on all three — mislocalized head estimates rather than missing person detections.</w:t>
       </w:r>
     </w:p>
     <w:p>
@@ -3627,7 +4400,7 @@
         <w:pStyle w:val="2"/>
         <w:spacing w:before="220" w:after="100"/>
       </w:pPr>
-      <w:bookmarkStart w:id="9103" w:name="_Toc900000103"/>
+      <w:bookmarkStart w:id="25" w:name="_Toc900000103"/>
       <w:r>
         <w:rPr>
           <w:b/>
@@ -3638,7 +4411,7 @@
         </w:rPr>
         <w:t>6.2 Per-source generalization check</w:t>
       </w:r>
-      <w:bookmarkEnd w:id="9103"/>
+      <w:bookmarkEnd w:id="25"/>
     </w:p>
     <w:p>
       <w:pPr>
@@ -3695,7 +4468,7 @@
                 <w:sz w:val="20"/>
                 <w:szCs w:val="20"/>
               </w:rPr>
-              <w:t xml:space="preserve">Model</w:t>
+              <w:t>Model</w:t>
             </w:r>
           </w:p>
         </w:tc>
@@ -3719,7 +4492,7 @@
                 <w:sz w:val="20"/>
                 <w:szCs w:val="20"/>
               </w:rPr>
-              <w:t xml:space="preserve">Helmet-cam recall</w:t>
+              <w:t>Helmet-cam recall</w:t>
             </w:r>
           </w:p>
         </w:tc>
@@ -3743,7 +4516,7 @@
                 <w:sz w:val="20"/>
                 <w:szCs w:val="20"/>
               </w:rPr>
-              <w:t xml:space="preserve">Catwalk recall</w:t>
+              <w:t>Catwalk recall</w:t>
             </w:r>
           </w:p>
         </w:tc>
@@ -3766,7 +4539,7 @@
                 <w:sz w:val="20"/>
                 <w:szCs w:val="20"/>
               </w:rPr>
-              <w:t xml:space="preserve">head_n</w:t>
+              <w:t>head_n</w:t>
             </w:r>
           </w:p>
         </w:tc>
@@ -3787,7 +4560,7 @@
                 <w:sz w:val="20"/>
                 <w:szCs w:val="20"/>
               </w:rPr>
-              <w:t xml:space="preserve">[ fill ]</w:t>
+              <w:t>[ fill ]</w:t>
             </w:r>
           </w:p>
         </w:tc>
@@ -3808,7 +4581,7 @@
                 <w:sz w:val="20"/>
                 <w:szCs w:val="20"/>
               </w:rPr>
-              <w:t xml:space="preserve">[ fill ]</w:t>
+              <w:t>[ fill ]</w:t>
             </w:r>
           </w:p>
         </w:tc>
@@ -3831,7 +4604,7 @@
                 <w:sz w:val="20"/>
                 <w:szCs w:val="20"/>
               </w:rPr>
-              <w:t xml:space="preserve">head_s</w:t>
+              <w:t>head_s</w:t>
             </w:r>
           </w:p>
         </w:tc>
@@ -3852,7 +4625,7 @@
                 <w:sz w:val="20"/>
                 <w:szCs w:val="20"/>
               </w:rPr>
-              <w:t xml:space="preserve">[ fill ]</w:t>
+              <w:t>[ fill ]</w:t>
             </w:r>
           </w:p>
         </w:tc>
@@ -3873,7 +4646,7 @@
                 <w:sz w:val="20"/>
                 <w:szCs w:val="20"/>
               </w:rPr>
-              <w:t xml:space="preserve">[ fill ]</w:t>
+              <w:t>[ fill ]</w:t>
             </w:r>
           </w:p>
         </w:tc>
@@ -3896,7 +4669,7 @@
                 <w:sz w:val="20"/>
                 <w:szCs w:val="20"/>
               </w:rPr>
-              <w:t xml:space="preserve">head_m</w:t>
+              <w:t>head_m</w:t>
             </w:r>
           </w:p>
         </w:tc>
@@ -3917,7 +4690,7 @@
                 <w:sz w:val="20"/>
                 <w:szCs w:val="20"/>
               </w:rPr>
-              <w:t xml:space="preserve">[ fill ]</w:t>
+              <w:t>[ fill ]</w:t>
             </w:r>
           </w:p>
         </w:tc>
@@ -3938,7 +4711,7 @@
                 <w:sz w:val="20"/>
                 <w:szCs w:val="20"/>
               </w:rPr>
-              <w:t xml:space="preserve">[ fill ]</w:t>
+              <w:t>[ fill ]</w:t>
             </w:r>
           </w:p>
         </w:tc>
@@ -3961,7 +4734,7 @@
                 <w:sz w:val="20"/>
                 <w:szCs w:val="20"/>
               </w:rPr>
-              <w:t xml:space="preserve">SCUT-HEAD medium</w:t>
+              <w:t>SCUT-HEAD medium</w:t>
             </w:r>
           </w:p>
         </w:tc>
@@ -3982,7 +4755,7 @@
                 <w:sz w:val="20"/>
                 <w:szCs w:val="20"/>
               </w:rPr>
-              <w:t xml:space="preserve">[ fill ]</w:t>
+              <w:t>[ fill ]</w:t>
             </w:r>
           </w:p>
         </w:tc>
@@ -4003,7 +4776,7 @@
                 <w:sz w:val="20"/>
                 <w:szCs w:val="20"/>
               </w:rPr>
-              <w:t xml:space="preserve">[ fill ]</w:t>
+              <w:t>[ fill ]</w:t>
             </w:r>
           </w:p>
         </w:tc>
@@ -4027,7 +4800,7 @@
           <w:color w:val="5F5E5A"/>
           <w:sz w:val="18"/>
         </w:rPr>
-        <w:t xml:space="preserve">Per-source recall on the held-aside test set (same settings as Table 2).</w:t>
+        <w:t>Per-source recall on the held-aside test set (same settings as Table 2).</w:t>
       </w:r>
       <w:r>
         <w:rPr>
@@ -4053,7 +4826,7 @@
         <w:pStyle w:val="2"/>
         <w:spacing w:before="220" w:after="100"/>
       </w:pPr>
-      <w:bookmarkStart w:id="23" w:name="_Toc234339624"/>
+      <w:bookmarkStart w:id="26" w:name="_Toc234339624"/>
       <w:r>
         <w:rPr>
           <w:b/>
@@ -4064,7 +4837,7 @@
         </w:rPr>
         <w:t>6.3 Failure-mode breakdown</w:t>
       </w:r>
-      <w:bookmarkEnd w:id="23"/>
+      <w:bookmarkEnd w:id="26"/>
     </w:p>
     <w:p>
       <w:pPr>
@@ -4072,9 +4845,9 @@
         <w:jc w:val="both"/>
       </w:pPr>
       <w:r>
-        <w:t xml:space="preserve">Across the 494 test heads the fine-tuned models miss roughly one in four (recall 0.72–0.76). The misses </w:t>
+        <w:t xml:space="preserve">Across the 927 test heads the fine-tuned models miss roughly one in four (recall 0.74–0.76). The misses are not uniform: inspection of the saved failure frames shows they concentrate on small, top-view heads and on heavily obscured heads (full helmets, masks, rifle-stock occlusion) — the conditions most under-represented in training — while front-facing and mid-distance heads are detected reliably. The public </w:t>
         <w:lastRenderedPageBreak/>
-        <w:t>are not uniform: inspection of the saved failure frames shows they concentrate on small, top-view heads and on heavily obscured heads (full helmets, masks, rifle-stock occlusion) — the conditions most under-represented in training — while front-facing and mid-distance heads are detected reliably. The public baseline fails far more broadly, missing the majority of heads across all conditions rather than only the hard ones.</w:t>
+        <w:t>baseline fails far more broadly, missing the majority of heads across all conditions rather than only the hard ones.</w:t>
       </w:r>
     </w:p>
     <w:p>
@@ -4082,7 +4855,7 @@
         <w:pStyle w:val="2"/>
         <w:spacing w:before="220" w:after="100"/>
       </w:pPr>
-      <w:bookmarkStart w:id="24" w:name="_Toc234339625"/>
+      <w:bookmarkStart w:id="27" w:name="_Toc234339625"/>
       <w:r>
         <w:rPr>
           <w:b/>
@@ -4093,7 +4866,7 @@
         </w:rPr>
         <w:t>6.4 Qualitative comparison</w:t>
       </w:r>
-      <w:bookmarkEnd w:id="24"/>
+      <w:bookmarkEnd w:id="27"/>
     </w:p>
     <w:p>
       <w:pPr>
@@ -4184,62 +4957,6 @@
                       <pic:pic xmlns:pic="http://schemas.openxmlformats.org/drawingml/2006/picture">
                         <pic:nvPicPr>
                           <pic:cNvPr id="0" name="f1_scut.jpg"/>
-                          <pic:cNvPicPr/>
-                        </pic:nvPicPr>
-                        <pic:blipFill>
-                          <a:blip r:embed="rId9" cstate="print">
-                            <a:extLst>
-                              <a:ext uri="{28A0092B-C50C-407E-A947-70E740481C1C}">
-                                <a14:useLocalDpi xmlns:a14="http://schemas.microsoft.com/office/drawing/2010/main" val="0"/>
-                              </a:ext>
-                            </a:extLst>
-                          </a:blip>
-                          <a:stretch>
-                            <a:fillRect/>
-                          </a:stretch>
-                        </pic:blipFill>
-                        <pic:spPr>
-                          <a:xfrm>
-                            <a:off x="0" y="0"/>
-                            <a:ext cx="2697479" cy="1517332"/>
-                          </a:xfrm>
-                          <a:prstGeom prst="rect">
-                            <a:avLst/>
-                          </a:prstGeom>
-                        </pic:spPr>
-                      </pic:pic>
-                    </a:graphicData>
-                  </a:graphic>
-                </wp:inline>
-              </w:drawing>
-            </w:r>
-          </w:p>
-        </w:tc>
-        <w:tc>
-          <w:tcPr>
-            <w:tcW w:w="4680" w:type="dxa"/>
-          </w:tcPr>
-          <w:p>
-            <w:pPr>
-              <w:jc w:val="center"/>
-            </w:pPr>
-            <w:r>
-              <w:rPr>
-                <w:noProof/>
-              </w:rPr>
-              <w:drawing>
-                <wp:inline distT="0" distB="0" distL="0" distR="0">
-                  <wp:extent cx="2697479" cy="1517332"/>
-                  <wp:effectExtent l="0" t="0" r="8255" b="6985"/>
-                  <wp:docPr id="5" name="Picture 5"/>
-                  <wp:cNvGraphicFramePr>
-                    <a:graphicFrameLocks xmlns:a="http://schemas.openxmlformats.org/drawingml/2006/main" noChangeAspect="1"/>
-                  </wp:cNvGraphicFramePr>
-                  <a:graphic xmlns:a="http://schemas.openxmlformats.org/drawingml/2006/main">
-                    <a:graphicData uri="http://schemas.openxmlformats.org/drawingml/2006/picture">
-                      <pic:pic xmlns:pic="http://schemas.openxmlformats.org/drawingml/2006/picture">
-                        <pic:nvPicPr>
-                          <pic:cNvPr id="0" name="f1_heads.jpg"/>
                           <pic:cNvPicPr/>
                         </pic:nvPicPr>
                         <pic:blipFill>
@@ -4271,6 +4988,62 @@
             </w:r>
           </w:p>
         </w:tc>
+        <w:tc>
+          <w:tcPr>
+            <w:tcW w:w="4680" w:type="dxa"/>
+          </w:tcPr>
+          <w:p>
+            <w:pPr>
+              <w:jc w:val="center"/>
+            </w:pPr>
+            <w:r>
+              <w:rPr>
+                <w:noProof/>
+              </w:rPr>
+              <w:drawing>
+                <wp:inline distT="0" distB="0" distL="0" distR="0">
+                  <wp:extent cx="2697479" cy="1517332"/>
+                  <wp:effectExtent l="0" t="0" r="8255" b="6985"/>
+                  <wp:docPr id="5" name="Picture 5"/>
+                  <wp:cNvGraphicFramePr>
+                    <a:graphicFrameLocks xmlns:a="http://schemas.openxmlformats.org/drawingml/2006/main" noChangeAspect="1"/>
+                  </wp:cNvGraphicFramePr>
+                  <a:graphic xmlns:a="http://schemas.openxmlformats.org/drawingml/2006/main">
+                    <a:graphicData uri="http://schemas.openxmlformats.org/drawingml/2006/picture">
+                      <pic:pic xmlns:pic="http://schemas.openxmlformats.org/drawingml/2006/picture">
+                        <pic:nvPicPr>
+                          <pic:cNvPr id="0" name="f1_heads.jpg"/>
+                          <pic:cNvPicPr/>
+                        </pic:nvPicPr>
+                        <pic:blipFill>
+                          <a:blip r:embed="rId11" cstate="print">
+                            <a:extLst>
+                              <a:ext uri="{28A0092B-C50C-407E-A947-70E740481C1C}">
+                                <a14:useLocalDpi xmlns:a14="http://schemas.microsoft.com/office/drawing/2010/main" val="0"/>
+                              </a:ext>
+                            </a:extLst>
+                          </a:blip>
+                          <a:stretch>
+                            <a:fillRect/>
+                          </a:stretch>
+                        </pic:blipFill>
+                        <pic:spPr>
+                          <a:xfrm>
+                            <a:off x="0" y="0"/>
+                            <a:ext cx="2697479" cy="1517332"/>
+                          </a:xfrm>
+                          <a:prstGeom prst="rect">
+                            <a:avLst/>
+                          </a:prstGeom>
+                        </pic:spPr>
+                      </pic:pic>
+                    </a:graphicData>
+                  </a:graphic>
+                </wp:inline>
+              </w:drawing>
+            </w:r>
+          </w:p>
+        </w:tc>
       </w:tr>
       <w:tr>
         <w:trPr>
@@ -4301,56 +5074,6 @@
                       <pic:pic xmlns:pic="http://schemas.openxmlformats.org/drawingml/2006/picture">
                         <pic:nvPicPr>
                           <pic:cNvPr id="0" name="f2_scut.jpg"/>
-                          <pic:cNvPicPr/>
-                        </pic:nvPicPr>
-                        <pic:blipFill>
-                          <a:blip r:embed="rId11"/>
-                          <a:stretch>
-                            <a:fillRect/>
-                          </a:stretch>
-                        </pic:blipFill>
-                        <pic:spPr>
-                          <a:xfrm>
-                            <a:off x="0" y="0"/>
-                            <a:ext cx="2697480" cy="1517332"/>
-                          </a:xfrm>
-                          <a:prstGeom prst="rect">
-                            <a:avLst/>
-                          </a:prstGeom>
-                        </pic:spPr>
-                      </pic:pic>
-                    </a:graphicData>
-                  </a:graphic>
-                </wp:inline>
-              </w:drawing>
-            </w:r>
-          </w:p>
-        </w:tc>
-        <w:tc>
-          <w:tcPr>
-            <w:tcW w:w="4680" w:type="dxa"/>
-          </w:tcPr>
-          <w:p>
-            <w:pPr>
-              <w:jc w:val="center"/>
-            </w:pPr>
-            <w:r>
-              <w:rPr>
-                <w:noProof/>
-              </w:rPr>
-              <w:drawing>
-                <wp:inline distT="0" distB="0" distL="0" distR="0">
-                  <wp:extent cx="2697480" cy="1517332"/>
-                  <wp:effectExtent l="0" t="0" r="0" b="0"/>
-                  <wp:docPr id="7" name="Picture 7"/>
-                  <wp:cNvGraphicFramePr>
-                    <a:graphicFrameLocks xmlns:a="http://schemas.openxmlformats.org/drawingml/2006/main" noChangeAspect="1"/>
-                  </wp:cNvGraphicFramePr>
-                  <a:graphic xmlns:a="http://schemas.openxmlformats.org/drawingml/2006/main">
-                    <a:graphicData uri="http://schemas.openxmlformats.org/drawingml/2006/picture">
-                      <pic:pic xmlns:pic="http://schemas.openxmlformats.org/drawingml/2006/picture">
-                        <pic:nvPicPr>
-                          <pic:cNvPr id="0" name="f2_heads.jpg"/>
                           <pic:cNvPicPr/>
                         </pic:nvPicPr>
                         <pic:blipFill>
@@ -4376,6 +5099,56 @@
             </w:r>
           </w:p>
         </w:tc>
+        <w:tc>
+          <w:tcPr>
+            <w:tcW w:w="4680" w:type="dxa"/>
+          </w:tcPr>
+          <w:p>
+            <w:pPr>
+              <w:jc w:val="center"/>
+            </w:pPr>
+            <w:r>
+              <w:rPr>
+                <w:noProof/>
+              </w:rPr>
+              <w:drawing>
+                <wp:inline distT="0" distB="0" distL="0" distR="0">
+                  <wp:extent cx="2697480" cy="1517332"/>
+                  <wp:effectExtent l="0" t="0" r="0" b="0"/>
+                  <wp:docPr id="7" name="Picture 7"/>
+                  <wp:cNvGraphicFramePr>
+                    <a:graphicFrameLocks xmlns:a="http://schemas.openxmlformats.org/drawingml/2006/main" noChangeAspect="1"/>
+                  </wp:cNvGraphicFramePr>
+                  <a:graphic xmlns:a="http://schemas.openxmlformats.org/drawingml/2006/main">
+                    <a:graphicData uri="http://schemas.openxmlformats.org/drawingml/2006/picture">
+                      <pic:pic xmlns:pic="http://schemas.openxmlformats.org/drawingml/2006/picture">
+                        <pic:nvPicPr>
+                          <pic:cNvPr id="0" name="f2_heads.jpg"/>
+                          <pic:cNvPicPr/>
+                        </pic:nvPicPr>
+                        <pic:blipFill>
+                          <a:blip r:embed="rId13"/>
+                          <a:stretch>
+                            <a:fillRect/>
+                          </a:stretch>
+                        </pic:blipFill>
+                        <pic:spPr>
+                          <a:xfrm>
+                            <a:off x="0" y="0"/>
+                            <a:ext cx="2697480" cy="1517332"/>
+                          </a:xfrm>
+                          <a:prstGeom prst="rect">
+                            <a:avLst/>
+                          </a:prstGeom>
+                        </pic:spPr>
+                      </pic:pic>
+                    </a:graphicData>
+                  </a:graphic>
+                </wp:inline>
+              </w:drawing>
+            </w:r>
+          </w:p>
+        </w:tc>
       </w:tr>
     </w:tbl>
     <w:p>
@@ -4397,7 +5170,3118 @@
           <w:color w:val="5F5E5A"/>
           <w:sz w:val="18"/>
         </w:rPr>
-        <w:t xml:space="preserve">Qualitative comparison on two held-aside frames (source: 75th Ranger Regiment, 2023). Top row: soldiers advancing through coloured smoke — head_s detects all three heads (including the helmeted head in smoke), while SCUT-HEAD detects none. Bottom row: two operators, one seen from behind — head_s boxes both helmeted heads (0.79, 0.77), whereas SCUT-HEAD finds only the bare back-of-head (0.37), fires on a raised hand (0.55), and misses the far helmeted head.</w:t>
+        <w:t>Qualitative comparison on two held-aside frames (source: 75th Ranger Regiment, 2023). Top row: soldiers advancing through coloured smoke — head_s detects all three heads (including the helmeted head in smoke), while SCUT-HEAD detects none. Bottom row: two operators, one seen from behind — head_s boxes both helmeted heads (0.79, 0.77), whereas SCUT-HEAD finds only the bare back-of-head (0.37), fires on a raised hand (0.55), and misses the far helmeted head.</w:t>
+      </w:r>
+    </w:p>
+    <w:p>
+      <w:pPr>
+        <w:pStyle w:val="2"/>
+        <w:spacing w:before="220" w:after="100"/>
+      </w:pPr>
+      <w:bookmarkStart w:id="90" w:name="_Toc900000205"/>
+      <w:r>
+        <w:rPr>
+          <w:b/>
+          <w:bCs/>
+          <w:color w:val="2C2C2A"/>
+          <w:sz w:val="25"/>
+          <w:szCs w:val="25"/>
+        </w:rPr>
+        <w:t>6.5 Cross-dataset evaluation</w:t>
+      </w:r>
+      <w:bookmarkEnd w:id="90"/>
+    </w:p>
+    <w:p>
+      <w:pPr>
+        <w:spacing w:after="140" w:line="300" w:lineRule="auto"/>
+        <w:jc w:val="both"/>
+      </w:pPr>
+      <w:r>
+        <w:t xml:space="preserve">To situate the fine-tuned models outside their own domain, all models were scored on the Casablanca head-annotation set (Ren, 2008), 1,466 frames from the 1942 film, with the corrected annotations released by Vu et al. (2015). As in Vu et al., the set serves purely as a cross-dataset test set. Annotations were converted to YOLO layout with heads marked </w:t>
+      </w:r>
+      <w:r>
+        <w:rPr>
+          <w:i/>
+        </w:rPr>
+        <w:t xml:space="preserve">difficult</w:t>
+      </w:r>
+      <w:r>
+        <w:t xml:space="preserve"> removed from the ground truth: recall then follows the published protocol, while precision and mAP are conservative, since detections on difficult heads count as false positives. Scoring uses the matcher of Section 5.3 at IoU 0.5 over the 3,700 remaining ground-truth heads, at the Table 2 operating point (confidence 0.25, imgsz 960). Two publicly available third-party YOLOv8 models trained on SCUT-HEAD Parts A and B</w:t>
+      </w:r>
+      <w:r>
+        <w:rPr>
+          <w:highlight w:val="yellow"/>
+        </w:rPr>
+        <w:t xml:space="preserve"> [verify: cite the GitHub repository and author]</w:t>
+      </w:r>
+      <w:r>
+        <w:t xml:space="preserve"> provide a reference for how a general civilian-head detector transfers. These differ from the fine-tuned models in architecture (YOLOv8 rather than YOLO11) and undocumented training configuration, so they are a reference point rather than a controlled baseline.</w:t>
+      </w:r>
+    </w:p>
+    <w:tbl>
+      <w:tblPr>
+        <w:tblW w:w="9360" w:type="dxa"/>
+        <w:tblBorders>
+          <w:top w:val="single" w:sz="4" w:space="0" w:color="auto"/>
+          <w:left w:val="single" w:sz="4" w:space="0" w:color="auto"/>
+          <w:bottom w:val="single" w:sz="4" w:space="0" w:color="auto"/>
+          <w:right w:val="single" w:sz="4" w:space="0" w:color="auto"/>
+          <w:insideH w:val="single" w:sz="4" w:space="0" w:color="auto"/>
+          <w:insideV w:val="single" w:sz="4" w:space="0" w:color="auto"/>
+        </w:tblBorders>
+        <w:tblCellMar>
+          <w:left w:w="10" w:type="dxa"/>
+          <w:right w:w="10" w:type="dxa"/>
+        </w:tblCellMar>
+        <w:tblLook w:val="0000" w:firstRow="0" w:lastRow="0" w:firstColumn="0" w:lastColumn="0" w:noHBand="0" w:noVBand="0"/>
+      </w:tblPr>
+      <w:tblGrid>
+        <w:gridCol w:w="2480"/>
+        <w:gridCol w:w="1720"/>
+        <w:gridCol w:w="1720"/>
+        <w:gridCol w:w="1720"/>
+        <w:gridCol w:w="1720"/>
+      </w:tblGrid>
+      <w:tr>
+        <w:trPr>
+          <w:tblHeader/>
+        </w:trPr>
+        <w:tc>
+          <w:tcPr>
+            <w:tcW w:w="2480" w:type="dxa"/>
+            <w:shd w:val="clear" w:color="auto" w:fill="1F3A5F"/>
+            <w:tcMar>
+              <w:top w:w="60" w:type="dxa"/>
+              <w:left w:w="90" w:type="dxa"/>
+              <w:bottom w:w="60" w:type="dxa"/>
+              <w:right w:w="90" w:type="dxa"/>
+            </w:tcMar>
+          </w:tcPr>
+          <w:p>
+            <w:r>
+              <w:rPr>
+                <w:b/>
+                <w:bCs/>
+                <w:color w:val="FFFFFF"/>
+                <w:sz w:val="20"/>
+                <w:szCs w:val="20"/>
+              </w:rPr>
+              <w:t xml:space="preserve">Model</w:t>
+            </w:r>
+          </w:p>
+        </w:tc>
+        <w:tc>
+          <w:tcPr>
+            <w:tcW w:w="1720" w:type="dxa"/>
+            <w:shd w:val="clear" w:color="auto" w:fill="1F3A5F"/>
+            <w:tcMar>
+              <w:top w:w="60" w:type="dxa"/>
+              <w:left w:w="90" w:type="dxa"/>
+              <w:bottom w:w="60" w:type="dxa"/>
+              <w:right w:w="90" w:type="dxa"/>
+            </w:tcMar>
+          </w:tcPr>
+          <w:p>
+            <w:r>
+              <w:rPr>
+                <w:b/>
+                <w:bCs/>
+                <w:color w:val="FFFFFF"/>
+                <w:sz w:val="20"/>
+                <w:szCs w:val="20"/>
+              </w:rPr>
+              <w:t xml:space="preserve">Recall</w:t>
+            </w:r>
+          </w:p>
+        </w:tc>
+        <w:tc>
+          <w:tcPr>
+            <w:tcW w:w="1720" w:type="dxa"/>
+            <w:shd w:val="clear" w:color="auto" w:fill="1F3A5F"/>
+            <w:tcMar>
+              <w:top w:w="60" w:type="dxa"/>
+              <w:left w:w="90" w:type="dxa"/>
+              <w:bottom w:w="60" w:type="dxa"/>
+              <w:right w:w="90" w:type="dxa"/>
+            </w:tcMar>
+          </w:tcPr>
+          <w:p>
+            <w:r>
+              <w:rPr>
+                <w:b/>
+                <w:bCs/>
+                <w:color w:val="FFFFFF"/>
+                <w:sz w:val="20"/>
+                <w:szCs w:val="20"/>
+              </w:rPr>
+              <w:t xml:space="preserve">Precision</w:t>
+            </w:r>
+          </w:p>
+        </w:tc>
+        <w:tc>
+          <w:tcPr>
+            <w:tcW w:w="1720" w:type="dxa"/>
+            <w:shd w:val="clear" w:color="auto" w:fill="1F3A5F"/>
+            <w:tcMar>
+              <w:top w:w="60" w:type="dxa"/>
+              <w:left w:w="90" w:type="dxa"/>
+              <w:bottom w:w="60" w:type="dxa"/>
+              <w:right w:w="90" w:type="dxa"/>
+            </w:tcMar>
+          </w:tcPr>
+          <w:p>
+            <w:r>
+              <w:rPr>
+                <w:b/>
+                <w:bCs/>
+                <w:color w:val="FFFFFF"/>
+                <w:sz w:val="20"/>
+                <w:szCs w:val="20"/>
+              </w:rPr>
+              <w:t xml:space="preserve">mAP50</w:t>
+            </w:r>
+          </w:p>
+        </w:tc>
+        <w:tc>
+          <w:tcPr>
+            <w:tcW w:w="1720" w:type="dxa"/>
+            <w:shd w:val="clear" w:color="auto" w:fill="1F3A5F"/>
+            <w:tcMar>
+              <w:top w:w="60" w:type="dxa"/>
+              <w:left w:w="90" w:type="dxa"/>
+              <w:bottom w:w="60" w:type="dxa"/>
+              <w:right w:w="90" w:type="dxa"/>
+            </w:tcMar>
+          </w:tcPr>
+          <w:p>
+            <w:r>
+              <w:rPr>
+                <w:b/>
+                <w:bCs/>
+                <w:color w:val="FFFFFF"/>
+                <w:sz w:val="20"/>
+                <w:szCs w:val="20"/>
+              </w:rPr>
+              <w:t xml:space="preserve">mAP50–95</w:t>
+            </w:r>
+          </w:p>
+        </w:tc>
+      </w:tr>
+      <w:tr>
+        <w:tc>
+          <w:tcPr>
+            <w:tcW w:w="2480" w:type="dxa"/>
+            <w:tcMar>
+              <w:top w:w="60" w:type="dxa"/>
+              <w:left w:w="90" w:type="dxa"/>
+              <w:bottom w:w="60" w:type="dxa"/>
+              <w:right w:w="90" w:type="dxa"/>
+            </w:tcMar>
+          </w:tcPr>
+          <w:p>
+            <w:r>
+              <w:rPr>
+                <w:sz w:val="20"/>
+                <w:szCs w:val="20"/>
+              </w:rPr>
+              <w:t xml:space="preserve">head_n</w:t>
+            </w:r>
+          </w:p>
+        </w:tc>
+        <w:tc>
+          <w:tcPr>
+            <w:tcW w:w="1720" w:type="dxa"/>
+            <w:tcMar>
+              <w:top w:w="60" w:type="dxa"/>
+              <w:left w:w="90" w:type="dxa"/>
+              <w:bottom w:w="60" w:type="dxa"/>
+              <w:right w:w="90" w:type="dxa"/>
+            </w:tcMar>
+          </w:tcPr>
+          <w:p>
+            <w:r>
+              <w:rPr>
+                <w:sz w:val="20"/>
+                <w:szCs w:val="20"/>
+              </w:rPr>
+              <w:t xml:space="preserve">.348</w:t>
+            </w:r>
+          </w:p>
+        </w:tc>
+        <w:tc>
+          <w:tcPr>
+            <w:tcW w:w="1720" w:type="dxa"/>
+            <w:tcMar>
+              <w:top w:w="60" w:type="dxa"/>
+              <w:left w:w="90" w:type="dxa"/>
+              <w:bottom w:w="60" w:type="dxa"/>
+              <w:right w:w="90" w:type="dxa"/>
+            </w:tcMar>
+          </w:tcPr>
+          <w:p>
+            <w:r>
+              <w:rPr>
+                <w:sz w:val="20"/>
+                <w:szCs w:val="20"/>
+              </w:rPr>
+              <w:t xml:space="preserve">.663</w:t>
+            </w:r>
+          </w:p>
+        </w:tc>
+        <w:tc>
+          <w:tcPr>
+            <w:tcW w:w="1720" w:type="dxa"/>
+            <w:tcMar>
+              <w:top w:w="60" w:type="dxa"/>
+              <w:left w:w="90" w:type="dxa"/>
+              <w:bottom w:w="60" w:type="dxa"/>
+              <w:right w:w="90" w:type="dxa"/>
+            </w:tcMar>
+          </w:tcPr>
+          <w:p>
+            <w:r>
+              <w:rPr>
+                <w:sz w:val="20"/>
+                <w:szCs w:val="20"/>
+              </w:rPr>
+              <w:t xml:space="preserve">.382</w:t>
+            </w:r>
+          </w:p>
+        </w:tc>
+        <w:tc>
+          <w:tcPr>
+            <w:tcW w:w="1720" w:type="dxa"/>
+            <w:tcMar>
+              <w:top w:w="60" w:type="dxa"/>
+              <w:left w:w="90" w:type="dxa"/>
+              <w:bottom w:w="60" w:type="dxa"/>
+              <w:right w:w="90" w:type="dxa"/>
+            </w:tcMar>
+          </w:tcPr>
+          <w:p>
+            <w:r>
+              <w:rPr>
+                <w:sz w:val="20"/>
+                <w:szCs w:val="20"/>
+              </w:rPr>
+              <w:t xml:space="preserve">.103</w:t>
+            </w:r>
+          </w:p>
+        </w:tc>
+      </w:tr>
+      <w:tr>
+        <w:tc>
+          <w:tcPr>
+            <w:tcW w:w="2480" w:type="dxa"/>
+            <w:tcMar>
+              <w:top w:w="60" w:type="dxa"/>
+              <w:left w:w="90" w:type="dxa"/>
+              <w:bottom w:w="60" w:type="dxa"/>
+              <w:right w:w="90" w:type="dxa"/>
+            </w:tcMar>
+          </w:tcPr>
+          <w:p>
+            <w:r>
+              <w:rPr>
+                <w:sz w:val="20"/>
+                <w:szCs w:val="20"/>
+              </w:rPr>
+              <w:t xml:space="preserve">head_s</w:t>
+            </w:r>
+          </w:p>
+        </w:tc>
+        <w:tc>
+          <w:tcPr>
+            <w:tcW w:w="1720" w:type="dxa"/>
+            <w:tcMar>
+              <w:top w:w="60" w:type="dxa"/>
+              <w:left w:w="90" w:type="dxa"/>
+              <w:bottom w:w="60" w:type="dxa"/>
+              <w:right w:w="90" w:type="dxa"/>
+            </w:tcMar>
+          </w:tcPr>
+          <w:p>
+            <w:r>
+              <w:rPr>
+                <w:sz w:val="20"/>
+                <w:szCs w:val="20"/>
+              </w:rPr>
+              <w:t xml:space="preserve">.309</w:t>
+            </w:r>
+          </w:p>
+        </w:tc>
+        <w:tc>
+          <w:tcPr>
+            <w:tcW w:w="1720" w:type="dxa"/>
+            <w:tcMar>
+              <w:top w:w="60" w:type="dxa"/>
+              <w:left w:w="90" w:type="dxa"/>
+              <w:bottom w:w="60" w:type="dxa"/>
+              <w:right w:w="90" w:type="dxa"/>
+            </w:tcMar>
+          </w:tcPr>
+          <w:p>
+            <w:r>
+              <w:rPr>
+                <w:sz w:val="20"/>
+                <w:szCs w:val="20"/>
+              </w:rPr>
+              <w:t xml:space="preserve">.612</w:t>
+            </w:r>
+          </w:p>
+        </w:tc>
+        <w:tc>
+          <w:tcPr>
+            <w:tcW w:w="1720" w:type="dxa"/>
+            <w:tcMar>
+              <w:top w:w="60" w:type="dxa"/>
+              <w:left w:w="90" w:type="dxa"/>
+              <w:bottom w:w="60" w:type="dxa"/>
+              <w:right w:w="90" w:type="dxa"/>
+            </w:tcMar>
+          </w:tcPr>
+          <w:p>
+            <w:r>
+              <w:rPr>
+                <w:sz w:val="20"/>
+                <w:szCs w:val="20"/>
+              </w:rPr>
+              <w:t xml:space="preserve">.338</w:t>
+            </w:r>
+          </w:p>
+        </w:tc>
+        <w:tc>
+          <w:tcPr>
+            <w:tcW w:w="1720" w:type="dxa"/>
+            <w:tcMar>
+              <w:top w:w="60" w:type="dxa"/>
+              <w:left w:w="90" w:type="dxa"/>
+              <w:bottom w:w="60" w:type="dxa"/>
+              <w:right w:w="90" w:type="dxa"/>
+            </w:tcMar>
+          </w:tcPr>
+          <w:p>
+            <w:r>
+              <w:rPr>
+                <w:sz w:val="20"/>
+                <w:szCs w:val="20"/>
+              </w:rPr>
+              <w:t xml:space="preserve">.090</w:t>
+            </w:r>
+          </w:p>
+        </w:tc>
+      </w:tr>
+      <w:tr>
+        <w:tc>
+          <w:tcPr>
+            <w:tcW w:w="2480" w:type="dxa"/>
+            <w:tcMar>
+              <w:top w:w="60" w:type="dxa"/>
+              <w:left w:w="90" w:type="dxa"/>
+              <w:bottom w:w="60" w:type="dxa"/>
+              <w:right w:w="90" w:type="dxa"/>
+            </w:tcMar>
+          </w:tcPr>
+          <w:p>
+            <w:r>
+              <w:rPr>
+                <w:sz w:val="20"/>
+                <w:szCs w:val="20"/>
+              </w:rPr>
+              <w:t xml:space="preserve">head_m</w:t>
+            </w:r>
+          </w:p>
+        </w:tc>
+        <w:tc>
+          <w:tcPr>
+            <w:tcW w:w="1720" w:type="dxa"/>
+            <w:tcMar>
+              <w:top w:w="60" w:type="dxa"/>
+              <w:left w:w="90" w:type="dxa"/>
+              <w:bottom w:w="60" w:type="dxa"/>
+              <w:right w:w="90" w:type="dxa"/>
+            </w:tcMar>
+          </w:tcPr>
+          <w:p>
+            <w:r>
+              <w:rPr>
+                <w:sz w:val="20"/>
+                <w:szCs w:val="20"/>
+              </w:rPr>
+              <w:t xml:space="preserve">.354</w:t>
+            </w:r>
+          </w:p>
+        </w:tc>
+        <w:tc>
+          <w:tcPr>
+            <w:tcW w:w="1720" w:type="dxa"/>
+            <w:tcMar>
+              <w:top w:w="60" w:type="dxa"/>
+              <w:left w:w="90" w:type="dxa"/>
+              <w:bottom w:w="60" w:type="dxa"/>
+              <w:right w:w="90" w:type="dxa"/>
+            </w:tcMar>
+          </w:tcPr>
+          <w:p>
+            <w:r>
+              <w:rPr>
+                <w:sz w:val="20"/>
+                <w:szCs w:val="20"/>
+              </w:rPr>
+              <w:t xml:space="preserve">.588</w:t>
+            </w:r>
+          </w:p>
+        </w:tc>
+        <w:tc>
+          <w:tcPr>
+            <w:tcW w:w="1720" w:type="dxa"/>
+            <w:tcMar>
+              <w:top w:w="60" w:type="dxa"/>
+              <w:left w:w="90" w:type="dxa"/>
+              <w:bottom w:w="60" w:type="dxa"/>
+              <w:right w:w="90" w:type="dxa"/>
+            </w:tcMar>
+          </w:tcPr>
+          <w:p>
+            <w:r>
+              <w:rPr>
+                <w:sz w:val="20"/>
+                <w:szCs w:val="20"/>
+              </w:rPr>
+              <w:t xml:space="preserve">.359</w:t>
+            </w:r>
+          </w:p>
+        </w:tc>
+        <w:tc>
+          <w:tcPr>
+            <w:tcW w:w="1720" w:type="dxa"/>
+            <w:tcMar>
+              <w:top w:w="60" w:type="dxa"/>
+              <w:left w:w="90" w:type="dxa"/>
+              <w:bottom w:w="60" w:type="dxa"/>
+              <w:right w:w="90" w:type="dxa"/>
+            </w:tcMar>
+          </w:tcPr>
+          <w:p>
+            <w:r>
+              <w:rPr>
+                <w:sz w:val="20"/>
+                <w:szCs w:val="20"/>
+              </w:rPr>
+              <w:t xml:space="preserve">.096</w:t>
+            </w:r>
+          </w:p>
+        </w:tc>
+      </w:tr>
+      <w:tr>
+        <w:tc>
+          <w:tcPr>
+            <w:tcW w:w="2480" w:type="dxa"/>
+            <w:tcMar>
+              <w:top w:w="60" w:type="dxa"/>
+              <w:left w:w="90" w:type="dxa"/>
+              <w:bottom w:w="60" w:type="dxa"/>
+              <w:right w:w="90" w:type="dxa"/>
+            </w:tcMar>
+          </w:tcPr>
+          <w:p>
+            <w:r>
+              <w:rPr>
+                <w:sz w:val="20"/>
+                <w:szCs w:val="20"/>
+              </w:rPr>
+              <w:t xml:space="preserve">SCUT-HEAD YOLOv8-n (third-party)</w:t>
+            </w:r>
+          </w:p>
+        </w:tc>
+        <w:tc>
+          <w:tcPr>
+            <w:tcW w:w="1720" w:type="dxa"/>
+            <w:tcMar>
+              <w:top w:w="60" w:type="dxa"/>
+              <w:left w:w="90" w:type="dxa"/>
+              <w:bottom w:w="60" w:type="dxa"/>
+              <w:right w:w="90" w:type="dxa"/>
+            </w:tcMar>
+          </w:tcPr>
+          <w:p>
+            <w:r>
+              <w:rPr>
+                <w:sz w:val="20"/>
+                <w:szCs w:val="20"/>
+              </w:rPr>
+              <w:t xml:space="preserve">.496</w:t>
+            </w:r>
+          </w:p>
+        </w:tc>
+        <w:tc>
+          <w:tcPr>
+            <w:tcW w:w="1720" w:type="dxa"/>
+            <w:tcMar>
+              <w:top w:w="60" w:type="dxa"/>
+              <w:left w:w="90" w:type="dxa"/>
+              <w:bottom w:w="60" w:type="dxa"/>
+              <w:right w:w="90" w:type="dxa"/>
+            </w:tcMar>
+          </w:tcPr>
+          <w:p>
+            <w:r>
+              <w:rPr>
+                <w:sz w:val="20"/>
+                <w:szCs w:val="20"/>
+              </w:rPr>
+              <w:t xml:space="preserve">.617</w:t>
+            </w:r>
+          </w:p>
+        </w:tc>
+        <w:tc>
+          <w:tcPr>
+            <w:tcW w:w="1720" w:type="dxa"/>
+            <w:tcMar>
+              <w:top w:w="60" w:type="dxa"/>
+              <w:left w:w="90" w:type="dxa"/>
+              <w:bottom w:w="60" w:type="dxa"/>
+              <w:right w:w="90" w:type="dxa"/>
+            </w:tcMar>
+          </w:tcPr>
+          <w:p>
+            <w:r>
+              <w:rPr>
+                <w:sz w:val="20"/>
+                <w:szCs w:val="20"/>
+              </w:rPr>
+              <w:t xml:space="preserve">.483</w:t>
+            </w:r>
+          </w:p>
+        </w:tc>
+        <w:tc>
+          <w:tcPr>
+            <w:tcW w:w="1720" w:type="dxa"/>
+            <w:tcMar>
+              <w:top w:w="60" w:type="dxa"/>
+              <w:left w:w="90" w:type="dxa"/>
+              <w:bottom w:w="60" w:type="dxa"/>
+              <w:right w:w="90" w:type="dxa"/>
+            </w:tcMar>
+          </w:tcPr>
+          <w:p>
+            <w:r>
+              <w:rPr>
+                <w:sz w:val="20"/>
+                <w:szCs w:val="20"/>
+              </w:rPr>
+              <w:t xml:space="preserve">.133</w:t>
+            </w:r>
+          </w:p>
+        </w:tc>
+      </w:tr>
+      <w:tr>
+        <w:tc>
+          <w:tcPr>
+            <w:tcW w:w="2480" w:type="dxa"/>
+            <w:tcMar>
+              <w:top w:w="60" w:type="dxa"/>
+              <w:left w:w="90" w:type="dxa"/>
+              <w:bottom w:w="60" w:type="dxa"/>
+              <w:right w:w="90" w:type="dxa"/>
+            </w:tcMar>
+          </w:tcPr>
+          <w:p>
+            <w:r>
+              <w:rPr>
+                <w:sz w:val="20"/>
+                <w:szCs w:val="20"/>
+              </w:rPr>
+              <w:t xml:space="preserve">SCUT-HEAD YOLOv8-m (third-party)</w:t>
+            </w:r>
+          </w:p>
+        </w:tc>
+        <w:tc>
+          <w:tcPr>
+            <w:tcW w:w="1720" w:type="dxa"/>
+            <w:tcMar>
+              <w:top w:w="60" w:type="dxa"/>
+              <w:left w:w="90" w:type="dxa"/>
+              <w:bottom w:w="60" w:type="dxa"/>
+              <w:right w:w="90" w:type="dxa"/>
+            </w:tcMar>
+          </w:tcPr>
+          <w:p>
+            <w:r>
+              <w:rPr>
+                <w:sz w:val="20"/>
+                <w:szCs w:val="20"/>
+              </w:rPr>
+              <w:t xml:space="preserve">.484</w:t>
+            </w:r>
+          </w:p>
+        </w:tc>
+        <w:tc>
+          <w:tcPr>
+            <w:tcW w:w="1720" w:type="dxa"/>
+            <w:tcMar>
+              <w:top w:w="60" w:type="dxa"/>
+              <w:left w:w="90" w:type="dxa"/>
+              <w:bottom w:w="60" w:type="dxa"/>
+              <w:right w:w="90" w:type="dxa"/>
+            </w:tcMar>
+          </w:tcPr>
+          <w:p>
+            <w:r>
+              <w:rPr>
+                <w:sz w:val="20"/>
+                <w:szCs w:val="20"/>
+              </w:rPr>
+              <w:t xml:space="preserve">.662</w:t>
+            </w:r>
+          </w:p>
+        </w:tc>
+        <w:tc>
+          <w:tcPr>
+            <w:tcW w:w="1720" w:type="dxa"/>
+            <w:tcMar>
+              <w:top w:w="60" w:type="dxa"/>
+              <w:left w:w="90" w:type="dxa"/>
+              <w:bottom w:w="60" w:type="dxa"/>
+              <w:right w:w="90" w:type="dxa"/>
+            </w:tcMar>
+          </w:tcPr>
+          <w:p>
+            <w:r>
+              <w:rPr>
+                <w:sz w:val="20"/>
+                <w:szCs w:val="20"/>
+              </w:rPr>
+              <w:t xml:space="preserve">.485</w:t>
+            </w:r>
+          </w:p>
+        </w:tc>
+        <w:tc>
+          <w:tcPr>
+            <w:tcW w:w="1720" w:type="dxa"/>
+            <w:tcMar>
+              <w:top w:w="60" w:type="dxa"/>
+              <w:left w:w="90" w:type="dxa"/>
+              <w:bottom w:w="60" w:type="dxa"/>
+              <w:right w:w="90" w:type="dxa"/>
+            </w:tcMar>
+          </w:tcPr>
+          <w:p>
+            <w:r>
+              <w:rPr>
+                <w:sz w:val="20"/>
+                <w:szCs w:val="20"/>
+              </w:rPr>
+              <w:t xml:space="preserve">.127</w:t>
+            </w:r>
+          </w:p>
+        </w:tc>
+      </w:tr>
+      <w:tr>
+        <w:tc>
+          <w:tcPr>
+            <w:tcW w:w="2480" w:type="dxa"/>
+            <w:tcMar>
+              <w:top w:w="60" w:type="dxa"/>
+              <w:left w:w="90" w:type="dxa"/>
+              <w:bottom w:w="60" w:type="dxa"/>
+              <w:right w:w="90" w:type="dxa"/>
+            </w:tcMar>
+          </w:tcPr>
+          <w:p>
+            <w:r>
+              <w:rPr>
+                <w:sz w:val="20"/>
+                <w:szCs w:val="20"/>
+              </w:rPr>
+              <w:t xml:space="preserve">person→head geometric (YOLO11n)</w:t>
+            </w:r>
+          </w:p>
+        </w:tc>
+        <w:tc>
+          <w:tcPr>
+            <w:tcW w:w="1720" w:type="dxa"/>
+            <w:tcMar>
+              <w:top w:w="60" w:type="dxa"/>
+              <w:left w:w="90" w:type="dxa"/>
+              <w:bottom w:w="60" w:type="dxa"/>
+              <w:right w:w="90" w:type="dxa"/>
+            </w:tcMar>
+          </w:tcPr>
+          <w:p>
+            <w:r>
+              <w:rPr>
+                <w:sz w:val="20"/>
+                <w:szCs w:val="20"/>
+              </w:rPr>
+              <w:t xml:space="preserve">.197</w:t>
+            </w:r>
+          </w:p>
+        </w:tc>
+        <w:tc>
+          <w:tcPr>
+            <w:tcW w:w="1720" w:type="dxa"/>
+            <w:tcMar>
+              <w:top w:w="60" w:type="dxa"/>
+              <w:left w:w="90" w:type="dxa"/>
+              <w:bottom w:w="60" w:type="dxa"/>
+              <w:right w:w="90" w:type="dxa"/>
+            </w:tcMar>
+          </w:tcPr>
+          <w:p>
+            <w:r>
+              <w:rPr>
+                <w:sz w:val="20"/>
+                <w:szCs w:val="20"/>
+              </w:rPr>
+              <w:t xml:space="preserve">.151</w:t>
+            </w:r>
+          </w:p>
+        </w:tc>
+        <w:tc>
+          <w:tcPr>
+            <w:tcW w:w="1720" w:type="dxa"/>
+            <w:tcMar>
+              <w:top w:w="60" w:type="dxa"/>
+              <w:left w:w="90" w:type="dxa"/>
+              <w:bottom w:w="60" w:type="dxa"/>
+              <w:right w:w="90" w:type="dxa"/>
+            </w:tcMar>
+          </w:tcPr>
+          <w:p>
+            <w:r>
+              <w:rPr>
+                <w:sz w:val="20"/>
+                <w:szCs w:val="20"/>
+              </w:rPr>
+              <w:t xml:space="preserve">.057</w:t>
+            </w:r>
+          </w:p>
+        </w:tc>
+        <w:tc>
+          <w:tcPr>
+            <w:tcW w:w="1720" w:type="dxa"/>
+            <w:tcMar>
+              <w:top w:w="60" w:type="dxa"/>
+              <w:left w:w="90" w:type="dxa"/>
+              <w:bottom w:w="60" w:type="dxa"/>
+              <w:right w:w="90" w:type="dxa"/>
+            </w:tcMar>
+          </w:tcPr>
+          <w:p>
+            <w:r>
+              <w:rPr>
+                <w:sz w:val="20"/>
+                <w:szCs w:val="20"/>
+              </w:rPr>
+              <w:t xml:space="preserve">.010</w:t>
+            </w:r>
+          </w:p>
+        </w:tc>
+      </w:tr>
+    </w:tbl>
+    <w:p>
+      <w:pPr>
+        <w:jc w:val="center"/>
+      </w:pPr>
+      <w:r>
+        <w:rPr>
+          <w:b/>
+          <w:color w:val="5F5E5A"/>
+          <w:sz w:val="18"/>
+        </w:rPr>
+        <w:t xml:space="preserve">Table 4. </w:t>
+      </w:r>
+      <w:r>
+        <w:rPr>
+          <w:i/>
+          <w:color w:val="5F5E5A"/>
+          <w:sz w:val="18"/>
+        </w:rPr>
+        <w:t xml:space="preserve">Cross-dataset results on Casablanca (1,466 frames; 3,700 heads after removing difficult annotations; confidence 0.25, imgsz 960, IoU 0.5). For context, Vu et al. (2015) report 0.72 AP on this set for their context-aware detector (as published, not re-run; different evaluation code).</w:t>
+      </w:r>
+    </w:p>
+    <w:p>
+      <w:pPr>
+        <w:spacing w:after="140" w:line="300" w:lineRule="auto"/>
+        <w:jc w:val="both"/>
+      </w:pPr>
+      <w:r>
+        <w:t xml:space="preserve">The pattern is a domain-gap result rather than a ranking of model quality. The fine-tuned models drop to 0.34–0.38 mAP50 on 1940s black-and-white film — far below their in-domain figures and below the SCUT-HEAD reference models (≈0.48), whose civilian classroom-and-crowd training distribution transfers better to film crowds despite the older architecture. This is the expected mirror image of Section 6.1, where the same SCUT-HEAD lineage fails on tactical footage: specialization cuts both ways, and the gap is attributable to training distribution, not model capacity — within the fine-tuned family, model size does not help off-domain (head_n performs at least as well as head_m). The geometric person→head baseline collapses outright (0.06 mAP50): dense, seated, partially occluded film crowds violate the standing-figure geometry it assumes, consistent with its role as a fallback rather than a detector. These results delimit the scope of the contribution: the fine-tuned models are domain specialists, and deployment on visually dissimilar material should not expect the Table 2 operating characteristics.</w:t>
+      </w:r>
+    </w:p>
+    <w:p>
+      <w:pPr>
+        <w:spacing w:after="140" w:line="300" w:lineRule="auto"/>
+        <w:jc w:val="both"/>
+      </w:pPr>
+      <w:r>
+        <w:t xml:space="preserve">The same protocol was applied to the HollywoodHeads test split (Vu et al., 2015): 1,302 frames drawn from the films </w:t>
+      </w:r>
+      <w:r>
+        <w:rPr>
+          <w:i/>
+        </w:rPr>
+        <w:t xml:space="preserve">Gandhi</w:t>
+      </w:r>
+      <w:r>
+        <w:t xml:space="preserve">, </w:t>
+      </w:r>
+      <w:r>
+        <w:rPr>
+          <w:i/>
+        </w:rPr>
+        <w:t xml:space="preserve">Charade</w:t>
+      </w:r>
+      <w:r>
+        <w:t xml:space="preserve">, and </w:t>
+      </w:r>
+      <w:r>
+        <w:rPr>
+          <w:i/>
+        </w:rPr>
+        <w:t xml:space="preserve">I Am Sam</w:t>
+      </w:r>
+      <w:r>
+        <w:t xml:space="preserve">, with 2,485 ground-truth heads after removing difficult annotations. Table 5 reports the results.</w:t>
+      </w:r>
+    </w:p>
+    <w:tbl>
+      <w:tblPr>
+        <w:tblW w:w="9360" w:type="dxa"/>
+        <w:tblBorders>
+          <w:top w:val="single" w:sz="4" w:space="0" w:color="auto"/>
+          <w:left w:val="single" w:sz="4" w:space="0" w:color="auto"/>
+          <w:bottom w:val="single" w:sz="4" w:space="0" w:color="auto"/>
+          <w:right w:val="single" w:sz="4" w:space="0" w:color="auto"/>
+          <w:insideH w:val="single" w:sz="4" w:space="0" w:color="auto"/>
+          <w:insideV w:val="single" w:sz="4" w:space="0" w:color="auto"/>
+        </w:tblBorders>
+        <w:tblCellMar>
+          <w:left w:w="10" w:type="dxa"/>
+          <w:right w:w="10" w:type="dxa"/>
+        </w:tblCellMar>
+        <w:tblLook w:val="0000" w:firstRow="0" w:lastRow="0" w:firstColumn="0" w:lastColumn="0" w:noHBand="0" w:noVBand="0"/>
+      </w:tblPr>
+      <w:tblGrid>
+        <w:gridCol w:w="2480"/>
+        <w:gridCol w:w="1720"/>
+        <w:gridCol w:w="1720"/>
+        <w:gridCol w:w="1720"/>
+        <w:gridCol w:w="1720"/>
+      </w:tblGrid>
+      <w:tr>
+        <w:trPr>
+          <w:tblHeader/>
+        </w:trPr>
+        <w:tc>
+          <w:tcPr>
+            <w:tcW w:w="2480" w:type="dxa"/>
+            <w:shd w:val="clear" w:color="auto" w:fill="1F3A5F"/>
+            <w:tcMar>
+              <w:top w:w="60" w:type="dxa"/>
+              <w:left w:w="90" w:type="dxa"/>
+              <w:bottom w:w="60" w:type="dxa"/>
+              <w:right w:w="90" w:type="dxa"/>
+            </w:tcMar>
+          </w:tcPr>
+          <w:p>
+            <w:r>
+              <w:rPr>
+                <w:b/>
+                <w:bCs/>
+                <w:color w:val="FFFFFF"/>
+                <w:sz w:val="20"/>
+                <w:szCs w:val="20"/>
+              </w:rPr>
+              <w:t xml:space="preserve">Model</w:t>
+            </w:r>
+          </w:p>
+        </w:tc>
+        <w:tc>
+          <w:tcPr>
+            <w:tcW w:w="1720" w:type="dxa"/>
+            <w:shd w:val="clear" w:color="auto" w:fill="1F3A5F"/>
+            <w:tcMar>
+              <w:top w:w="60" w:type="dxa"/>
+              <w:left w:w="90" w:type="dxa"/>
+              <w:bottom w:w="60" w:type="dxa"/>
+              <w:right w:w="90" w:type="dxa"/>
+            </w:tcMar>
+          </w:tcPr>
+          <w:p>
+            <w:r>
+              <w:rPr>
+                <w:b/>
+                <w:bCs/>
+                <w:color w:val="FFFFFF"/>
+                <w:sz w:val="20"/>
+                <w:szCs w:val="20"/>
+              </w:rPr>
+              <w:t xml:space="preserve">Recall</w:t>
+            </w:r>
+          </w:p>
+        </w:tc>
+        <w:tc>
+          <w:tcPr>
+            <w:tcW w:w="1720" w:type="dxa"/>
+            <w:shd w:val="clear" w:color="auto" w:fill="1F3A5F"/>
+            <w:tcMar>
+              <w:top w:w="60" w:type="dxa"/>
+              <w:left w:w="90" w:type="dxa"/>
+              <w:bottom w:w="60" w:type="dxa"/>
+              <w:right w:w="90" w:type="dxa"/>
+            </w:tcMar>
+          </w:tcPr>
+          <w:p>
+            <w:r>
+              <w:rPr>
+                <w:b/>
+                <w:bCs/>
+                <w:color w:val="FFFFFF"/>
+                <w:sz w:val="20"/>
+                <w:szCs w:val="20"/>
+              </w:rPr>
+              <w:t xml:space="preserve">Precision</w:t>
+            </w:r>
+          </w:p>
+        </w:tc>
+        <w:tc>
+          <w:tcPr>
+            <w:tcW w:w="1720" w:type="dxa"/>
+            <w:shd w:val="clear" w:color="auto" w:fill="1F3A5F"/>
+            <w:tcMar>
+              <w:top w:w="60" w:type="dxa"/>
+              <w:left w:w="90" w:type="dxa"/>
+              <w:bottom w:w="60" w:type="dxa"/>
+              <w:right w:w="90" w:type="dxa"/>
+            </w:tcMar>
+          </w:tcPr>
+          <w:p>
+            <w:r>
+              <w:rPr>
+                <w:b/>
+                <w:bCs/>
+                <w:color w:val="FFFFFF"/>
+                <w:sz w:val="20"/>
+                <w:szCs w:val="20"/>
+              </w:rPr>
+              <w:t xml:space="preserve">mAP50</w:t>
+            </w:r>
+          </w:p>
+        </w:tc>
+        <w:tc>
+          <w:tcPr>
+            <w:tcW w:w="1720" w:type="dxa"/>
+            <w:shd w:val="clear" w:color="auto" w:fill="1F3A5F"/>
+            <w:tcMar>
+              <w:top w:w="60" w:type="dxa"/>
+              <w:left w:w="90" w:type="dxa"/>
+              <w:bottom w:w="60" w:type="dxa"/>
+              <w:right w:w="90" w:type="dxa"/>
+            </w:tcMar>
+          </w:tcPr>
+          <w:p>
+            <w:r>
+              <w:rPr>
+                <w:b/>
+                <w:bCs/>
+                <w:color w:val="FFFFFF"/>
+                <w:sz w:val="20"/>
+                <w:szCs w:val="20"/>
+              </w:rPr>
+              <w:t xml:space="preserve">mAP50–95</w:t>
+            </w:r>
+          </w:p>
+        </w:tc>
+      </w:tr>
+      <w:tr>
+        <w:tc>
+          <w:tcPr>
+            <w:tcW w:w="2480" w:type="dxa"/>
+            <w:tcMar>
+              <w:top w:w="60" w:type="dxa"/>
+              <w:left w:w="90" w:type="dxa"/>
+              <w:bottom w:w="60" w:type="dxa"/>
+              <w:right w:w="90" w:type="dxa"/>
+            </w:tcMar>
+          </w:tcPr>
+          <w:p>
+            <w:r>
+              <w:rPr>
+                <w:sz w:val="20"/>
+                <w:szCs w:val="20"/>
+              </w:rPr>
+              <w:t xml:space="preserve">head_n</w:t>
+            </w:r>
+          </w:p>
+        </w:tc>
+        <w:tc>
+          <w:tcPr>
+            <w:tcW w:w="1720" w:type="dxa"/>
+            <w:tcMar>
+              <w:top w:w="60" w:type="dxa"/>
+              <w:left w:w="90" w:type="dxa"/>
+              <w:bottom w:w="60" w:type="dxa"/>
+              <w:right w:w="90" w:type="dxa"/>
+            </w:tcMar>
+          </w:tcPr>
+          <w:p>
+            <w:r>
+              <w:rPr>
+                <w:sz w:val="20"/>
+                <w:szCs w:val="20"/>
+              </w:rPr>
+              <w:t xml:space="preserve">.491</w:t>
+            </w:r>
+          </w:p>
+        </w:tc>
+        <w:tc>
+          <w:tcPr>
+            <w:tcW w:w="1720" w:type="dxa"/>
+            <w:tcMar>
+              <w:top w:w="60" w:type="dxa"/>
+              <w:left w:w="90" w:type="dxa"/>
+              <w:bottom w:w="60" w:type="dxa"/>
+              <w:right w:w="90" w:type="dxa"/>
+            </w:tcMar>
+          </w:tcPr>
+          <w:p>
+            <w:r>
+              <w:rPr>
+                <w:sz w:val="20"/>
+                <w:szCs w:val="20"/>
+              </w:rPr>
+              <w:t xml:space="preserve">.790</w:t>
+            </w:r>
+          </w:p>
+        </w:tc>
+        <w:tc>
+          <w:tcPr>
+            <w:tcW w:w="1720" w:type="dxa"/>
+            <w:tcMar>
+              <w:top w:w="60" w:type="dxa"/>
+              <w:left w:w="90" w:type="dxa"/>
+              <w:bottom w:w="60" w:type="dxa"/>
+              <w:right w:w="90" w:type="dxa"/>
+            </w:tcMar>
+          </w:tcPr>
+          <w:p>
+            <w:r>
+              <w:rPr>
+                <w:sz w:val="20"/>
+                <w:szCs w:val="20"/>
+              </w:rPr>
+              <w:t xml:space="preserve">.586</w:t>
+            </w:r>
+          </w:p>
+        </w:tc>
+        <w:tc>
+          <w:tcPr>
+            <w:tcW w:w="1720" w:type="dxa"/>
+            <w:tcMar>
+              <w:top w:w="60" w:type="dxa"/>
+              <w:left w:w="90" w:type="dxa"/>
+              <w:bottom w:w="60" w:type="dxa"/>
+              <w:right w:w="90" w:type="dxa"/>
+            </w:tcMar>
+          </w:tcPr>
+          <w:p>
+            <w:r>
+              <w:rPr>
+                <w:sz w:val="20"/>
+                <w:szCs w:val="20"/>
+              </w:rPr>
+              <w:t xml:space="preserve">.302</w:t>
+            </w:r>
+          </w:p>
+        </w:tc>
+      </w:tr>
+      <w:tr>
+        <w:tc>
+          <w:tcPr>
+            <w:tcW w:w="2480" w:type="dxa"/>
+            <w:tcMar>
+              <w:top w:w="60" w:type="dxa"/>
+              <w:left w:w="90" w:type="dxa"/>
+              <w:bottom w:w="60" w:type="dxa"/>
+              <w:right w:w="90" w:type="dxa"/>
+            </w:tcMar>
+          </w:tcPr>
+          <w:p>
+            <w:r>
+              <w:rPr>
+                <w:sz w:val="20"/>
+                <w:szCs w:val="20"/>
+              </w:rPr>
+              <w:t xml:space="preserve">head_s</w:t>
+            </w:r>
+          </w:p>
+        </w:tc>
+        <w:tc>
+          <w:tcPr>
+            <w:tcW w:w="1720" w:type="dxa"/>
+            <w:tcMar>
+              <w:top w:w="60" w:type="dxa"/>
+              <w:left w:w="90" w:type="dxa"/>
+              <w:bottom w:w="60" w:type="dxa"/>
+              <w:right w:w="90" w:type="dxa"/>
+            </w:tcMar>
+          </w:tcPr>
+          <w:p>
+            <w:r>
+              <w:rPr>
+                <w:sz w:val="20"/>
+                <w:szCs w:val="20"/>
+              </w:rPr>
+              <w:t xml:space="preserve">.460</w:t>
+            </w:r>
+          </w:p>
+        </w:tc>
+        <w:tc>
+          <w:tcPr>
+            <w:tcW w:w="1720" w:type="dxa"/>
+            <w:tcMar>
+              <w:top w:w="60" w:type="dxa"/>
+              <w:left w:w="90" w:type="dxa"/>
+              <w:bottom w:w="60" w:type="dxa"/>
+              <w:right w:w="90" w:type="dxa"/>
+            </w:tcMar>
+          </w:tcPr>
+          <w:p>
+            <w:r>
+              <w:rPr>
+                <w:sz w:val="20"/>
+                <w:szCs w:val="20"/>
+              </w:rPr>
+              <w:t xml:space="preserve">.758</w:t>
+            </w:r>
+          </w:p>
+        </w:tc>
+        <w:tc>
+          <w:tcPr>
+            <w:tcW w:w="1720" w:type="dxa"/>
+            <w:tcMar>
+              <w:top w:w="60" w:type="dxa"/>
+              <w:left w:w="90" w:type="dxa"/>
+              <w:bottom w:w="60" w:type="dxa"/>
+              <w:right w:w="90" w:type="dxa"/>
+            </w:tcMar>
+          </w:tcPr>
+          <w:p>
+            <w:r>
+              <w:rPr>
+                <w:sz w:val="20"/>
+                <w:szCs w:val="20"/>
+              </w:rPr>
+              <w:t xml:space="preserve">.558</w:t>
+            </w:r>
+          </w:p>
+        </w:tc>
+        <w:tc>
+          <w:tcPr>
+            <w:tcW w:w="1720" w:type="dxa"/>
+            <w:tcMar>
+              <w:top w:w="60" w:type="dxa"/>
+              <w:left w:w="90" w:type="dxa"/>
+              <w:bottom w:w="60" w:type="dxa"/>
+              <w:right w:w="90" w:type="dxa"/>
+            </w:tcMar>
+          </w:tcPr>
+          <w:p>
+            <w:r>
+              <w:rPr>
+                <w:sz w:val="20"/>
+                <w:szCs w:val="20"/>
+              </w:rPr>
+              <w:t xml:space="preserve">.279</w:t>
+            </w:r>
+          </w:p>
+        </w:tc>
+      </w:tr>
+      <w:tr>
+        <w:tc>
+          <w:tcPr>
+            <w:tcW w:w="2480" w:type="dxa"/>
+            <w:tcMar>
+              <w:top w:w="60" w:type="dxa"/>
+              <w:left w:w="90" w:type="dxa"/>
+              <w:bottom w:w="60" w:type="dxa"/>
+              <w:right w:w="90" w:type="dxa"/>
+            </w:tcMar>
+          </w:tcPr>
+          <w:p>
+            <w:r>
+              <w:rPr>
+                <w:sz w:val="20"/>
+                <w:szCs w:val="20"/>
+              </w:rPr>
+              <w:t xml:space="preserve">head_m</w:t>
+            </w:r>
+          </w:p>
+        </w:tc>
+        <w:tc>
+          <w:tcPr>
+            <w:tcW w:w="1720" w:type="dxa"/>
+            <w:tcMar>
+              <w:top w:w="60" w:type="dxa"/>
+              <w:left w:w="90" w:type="dxa"/>
+              <w:bottom w:w="60" w:type="dxa"/>
+              <w:right w:w="90" w:type="dxa"/>
+            </w:tcMar>
+          </w:tcPr>
+          <w:p>
+            <w:r>
+              <w:rPr>
+                <w:sz w:val="20"/>
+                <w:szCs w:val="20"/>
+              </w:rPr>
+              <w:t xml:space="preserve">.519</w:t>
+            </w:r>
+          </w:p>
+        </w:tc>
+        <w:tc>
+          <w:tcPr>
+            <w:tcW w:w="1720" w:type="dxa"/>
+            <w:tcMar>
+              <w:top w:w="60" w:type="dxa"/>
+              <w:left w:w="90" w:type="dxa"/>
+              <w:bottom w:w="60" w:type="dxa"/>
+              <w:right w:w="90" w:type="dxa"/>
+            </w:tcMar>
+          </w:tcPr>
+          <w:p>
+            <w:r>
+              <w:rPr>
+                <w:sz w:val="20"/>
+                <w:szCs w:val="20"/>
+              </w:rPr>
+              <w:t xml:space="preserve">.775</w:t>
+            </w:r>
+          </w:p>
+        </w:tc>
+        <w:tc>
+          <w:tcPr>
+            <w:tcW w:w="1720" w:type="dxa"/>
+            <w:tcMar>
+              <w:top w:w="60" w:type="dxa"/>
+              <w:left w:w="90" w:type="dxa"/>
+              <w:bottom w:w="60" w:type="dxa"/>
+              <w:right w:w="90" w:type="dxa"/>
+            </w:tcMar>
+          </w:tcPr>
+          <w:p>
+            <w:r>
+              <w:rPr>
+                <w:sz w:val="20"/>
+                <w:szCs w:val="20"/>
+              </w:rPr>
+              <w:t xml:space="preserve">.614</w:t>
+            </w:r>
+          </w:p>
+        </w:tc>
+        <w:tc>
+          <w:tcPr>
+            <w:tcW w:w="1720" w:type="dxa"/>
+            <w:tcMar>
+              <w:top w:w="60" w:type="dxa"/>
+              <w:left w:w="90" w:type="dxa"/>
+              <w:bottom w:w="60" w:type="dxa"/>
+              <w:right w:w="90" w:type="dxa"/>
+            </w:tcMar>
+          </w:tcPr>
+          <w:p>
+            <w:r>
+              <w:rPr>
+                <w:sz w:val="20"/>
+                <w:szCs w:val="20"/>
+              </w:rPr>
+              <w:t xml:space="preserve">.306</w:t>
+            </w:r>
+          </w:p>
+        </w:tc>
+      </w:tr>
+      <w:tr>
+        <w:tc>
+          <w:tcPr>
+            <w:tcW w:w="2480" w:type="dxa"/>
+            <w:tcMar>
+              <w:top w:w="60" w:type="dxa"/>
+              <w:left w:w="90" w:type="dxa"/>
+              <w:bottom w:w="60" w:type="dxa"/>
+              <w:right w:w="90" w:type="dxa"/>
+            </w:tcMar>
+          </w:tcPr>
+          <w:p>
+            <w:r>
+              <w:rPr>
+                <w:sz w:val="20"/>
+                <w:szCs w:val="20"/>
+              </w:rPr>
+              <w:t xml:space="preserve">SCUT-HEAD YOLOv8-n (third-party)</w:t>
+            </w:r>
+          </w:p>
+        </w:tc>
+        <w:tc>
+          <w:tcPr>
+            <w:tcW w:w="1720" w:type="dxa"/>
+            <w:tcMar>
+              <w:top w:w="60" w:type="dxa"/>
+              <w:left w:w="90" w:type="dxa"/>
+              <w:bottom w:w="60" w:type="dxa"/>
+              <w:right w:w="90" w:type="dxa"/>
+            </w:tcMar>
+          </w:tcPr>
+          <w:p>
+            <w:r>
+              <w:rPr>
+                <w:sz w:val="20"/>
+                <w:szCs w:val="20"/>
+              </w:rPr>
+              <w:t xml:space="preserve">.500</w:t>
+            </w:r>
+          </w:p>
+        </w:tc>
+        <w:tc>
+          <w:tcPr>
+            <w:tcW w:w="1720" w:type="dxa"/>
+            <w:tcMar>
+              <w:top w:w="60" w:type="dxa"/>
+              <w:left w:w="90" w:type="dxa"/>
+              <w:bottom w:w="60" w:type="dxa"/>
+              <w:right w:w="90" w:type="dxa"/>
+            </w:tcMar>
+          </w:tcPr>
+          <w:p>
+            <w:r>
+              <w:rPr>
+                <w:sz w:val="20"/>
+                <w:szCs w:val="20"/>
+              </w:rPr>
+              <w:t xml:space="preserve">.808</w:t>
+            </w:r>
+          </w:p>
+        </w:tc>
+        <w:tc>
+          <w:tcPr>
+            <w:tcW w:w="1720" w:type="dxa"/>
+            <w:tcMar>
+              <w:top w:w="60" w:type="dxa"/>
+              <w:left w:w="90" w:type="dxa"/>
+              <w:bottom w:w="60" w:type="dxa"/>
+              <w:right w:w="90" w:type="dxa"/>
+            </w:tcMar>
+          </w:tcPr>
+          <w:p>
+            <w:r>
+              <w:rPr>
+                <w:sz w:val="20"/>
+                <w:szCs w:val="20"/>
+              </w:rPr>
+              <w:t xml:space="preserve">.576</w:t>
+            </w:r>
+          </w:p>
+        </w:tc>
+        <w:tc>
+          <w:tcPr>
+            <w:tcW w:w="1720" w:type="dxa"/>
+            <w:tcMar>
+              <w:top w:w="60" w:type="dxa"/>
+              <w:left w:w="90" w:type="dxa"/>
+              <w:bottom w:w="60" w:type="dxa"/>
+              <w:right w:w="90" w:type="dxa"/>
+            </w:tcMar>
+          </w:tcPr>
+          <w:p>
+            <w:r>
+              <w:rPr>
+                <w:sz w:val="20"/>
+                <w:szCs w:val="20"/>
+              </w:rPr>
+              <w:t xml:space="preserve">.296</w:t>
+            </w:r>
+          </w:p>
+        </w:tc>
+      </w:tr>
+      <w:tr>
+        <w:tc>
+          <w:tcPr>
+            <w:tcW w:w="2480" w:type="dxa"/>
+            <w:tcMar>
+              <w:top w:w="60" w:type="dxa"/>
+              <w:left w:w="90" w:type="dxa"/>
+              <w:bottom w:w="60" w:type="dxa"/>
+              <w:right w:w="90" w:type="dxa"/>
+            </w:tcMar>
+          </w:tcPr>
+          <w:p>
+            <w:r>
+              <w:rPr>
+                <w:sz w:val="20"/>
+                <w:szCs w:val="20"/>
+              </w:rPr>
+              <w:t xml:space="preserve">SCUT-HEAD YOLOv8-m (third-party)</w:t>
+            </w:r>
+          </w:p>
+        </w:tc>
+        <w:tc>
+          <w:tcPr>
+            <w:tcW w:w="1720" w:type="dxa"/>
+            <w:tcMar>
+              <w:top w:w="60" w:type="dxa"/>
+              <w:left w:w="90" w:type="dxa"/>
+              <w:bottom w:w="60" w:type="dxa"/>
+              <w:right w:w="90" w:type="dxa"/>
+            </w:tcMar>
+          </w:tcPr>
+          <w:p>
+            <w:r>
+              <w:rPr>
+                <w:sz w:val="20"/>
+                <w:szCs w:val="20"/>
+              </w:rPr>
+              <w:t xml:space="preserve">.544</w:t>
+            </w:r>
+          </w:p>
+        </w:tc>
+        <w:tc>
+          <w:tcPr>
+            <w:tcW w:w="1720" w:type="dxa"/>
+            <w:tcMar>
+              <w:top w:w="60" w:type="dxa"/>
+              <w:left w:w="90" w:type="dxa"/>
+              <w:bottom w:w="60" w:type="dxa"/>
+              <w:right w:w="90" w:type="dxa"/>
+            </w:tcMar>
+          </w:tcPr>
+          <w:p>
+            <w:r>
+              <w:rPr>
+                <w:sz w:val="20"/>
+                <w:szCs w:val="20"/>
+              </w:rPr>
+              <w:t xml:space="preserve">.762</w:t>
+            </w:r>
+          </w:p>
+        </w:tc>
+        <w:tc>
+          <w:tcPr>
+            <w:tcW w:w="1720" w:type="dxa"/>
+            <w:tcMar>
+              <w:top w:w="60" w:type="dxa"/>
+              <w:left w:w="90" w:type="dxa"/>
+              <w:bottom w:w="60" w:type="dxa"/>
+              <w:right w:w="90" w:type="dxa"/>
+            </w:tcMar>
+          </w:tcPr>
+          <w:p>
+            <w:r>
+              <w:rPr>
+                <w:sz w:val="20"/>
+                <w:szCs w:val="20"/>
+              </w:rPr>
+              <w:t xml:space="preserve">.598</w:t>
+            </w:r>
+          </w:p>
+        </w:tc>
+        <w:tc>
+          <w:tcPr>
+            <w:tcW w:w="1720" w:type="dxa"/>
+            <w:tcMar>
+              <w:top w:w="60" w:type="dxa"/>
+              <w:left w:w="90" w:type="dxa"/>
+              <w:bottom w:w="60" w:type="dxa"/>
+              <w:right w:w="90" w:type="dxa"/>
+            </w:tcMar>
+          </w:tcPr>
+          <w:p>
+            <w:r>
+              <w:rPr>
+                <w:sz w:val="20"/>
+                <w:szCs w:val="20"/>
+              </w:rPr>
+              <w:t xml:space="preserve">.308</w:t>
+            </w:r>
+          </w:p>
+        </w:tc>
+      </w:tr>
+      <w:tr>
+        <w:tc>
+          <w:tcPr>
+            <w:tcW w:w="2480" w:type="dxa"/>
+            <w:tcMar>
+              <w:top w:w="60" w:type="dxa"/>
+              <w:left w:w="90" w:type="dxa"/>
+              <w:bottom w:w="60" w:type="dxa"/>
+              <w:right w:w="90" w:type="dxa"/>
+            </w:tcMar>
+          </w:tcPr>
+          <w:p>
+            <w:r>
+              <w:rPr>
+                <w:sz w:val="20"/>
+                <w:szCs w:val="20"/>
+              </w:rPr>
+              <w:t xml:space="preserve">person→head geometric (YOLO11n)</w:t>
+            </w:r>
+          </w:p>
+        </w:tc>
+        <w:tc>
+          <w:tcPr>
+            <w:tcW w:w="1720" w:type="dxa"/>
+            <w:tcMar>
+              <w:top w:w="60" w:type="dxa"/>
+              <w:left w:w="90" w:type="dxa"/>
+              <w:bottom w:w="60" w:type="dxa"/>
+              <w:right w:w="90" w:type="dxa"/>
+            </w:tcMar>
+          </w:tcPr>
+          <w:p>
+            <w:r>
+              <w:rPr>
+                <w:sz w:val="20"/>
+                <w:szCs w:val="20"/>
+              </w:rPr>
+              <w:t xml:space="preserve">.245</w:t>
+            </w:r>
+          </w:p>
+        </w:tc>
+        <w:tc>
+          <w:tcPr>
+            <w:tcW w:w="1720" w:type="dxa"/>
+            <w:tcMar>
+              <w:top w:w="60" w:type="dxa"/>
+              <w:left w:w="90" w:type="dxa"/>
+              <w:bottom w:w="60" w:type="dxa"/>
+              <w:right w:w="90" w:type="dxa"/>
+            </w:tcMar>
+          </w:tcPr>
+          <w:p>
+            <w:r>
+              <w:rPr>
+                <w:sz w:val="20"/>
+                <w:szCs w:val="20"/>
+              </w:rPr>
+              <w:t xml:space="preserve">.215</w:t>
+            </w:r>
+          </w:p>
+        </w:tc>
+        <w:tc>
+          <w:tcPr>
+            <w:tcW w:w="1720" w:type="dxa"/>
+            <w:tcMar>
+              <w:top w:w="60" w:type="dxa"/>
+              <w:left w:w="90" w:type="dxa"/>
+              <w:bottom w:w="60" w:type="dxa"/>
+              <w:right w:w="90" w:type="dxa"/>
+            </w:tcMar>
+          </w:tcPr>
+          <w:p>
+            <w:r>
+              <w:rPr>
+                <w:sz w:val="20"/>
+                <w:szCs w:val="20"/>
+              </w:rPr>
+              <w:t xml:space="preserve">.100</w:t>
+            </w:r>
+          </w:p>
+        </w:tc>
+        <w:tc>
+          <w:tcPr>
+            <w:tcW w:w="1720" w:type="dxa"/>
+            <w:tcMar>
+              <w:top w:w="60" w:type="dxa"/>
+              <w:left w:w="90" w:type="dxa"/>
+              <w:bottom w:w="60" w:type="dxa"/>
+              <w:right w:w="90" w:type="dxa"/>
+            </w:tcMar>
+          </w:tcPr>
+          <w:p>
+            <w:r>
+              <w:rPr>
+                <w:sz w:val="20"/>
+                <w:szCs w:val="20"/>
+              </w:rPr>
+              <w:t xml:space="preserve">.022</w:t>
+            </w:r>
+          </w:p>
+        </w:tc>
+      </w:tr>
+    </w:tbl>
+    <w:p>
+      <w:pPr>
+        <w:jc w:val="center"/>
+      </w:pPr>
+      <w:r>
+        <w:rPr>
+          <w:b/>
+          <w:color w:val="5F5E5A"/>
+          <w:sz w:val="18"/>
+        </w:rPr>
+        <w:t xml:space="preserve">Table 5. </w:t>
+      </w:r>
+      <w:r>
+        <w:rPr>
+          <w:i/>
+          <w:color w:val="5F5E5A"/>
+          <w:sz w:val="18"/>
+        </w:rPr>
+        <w:t xml:space="preserve">Cross-dataset results on the HollywoodHeads test split (1,302 frames; 2,485 heads after removing difficult annotations; same protocol as Table 4). Vu et al. (2015) report 0.72 AP on this split (as published, not re-run; different evaluation code).</w:t>
+      </w:r>
+    </w:p>
+    <w:p>
+      <w:pPr>
+        <w:spacing w:after="140" w:line="300" w:lineRule="auto"/>
+        <w:jc w:val="both"/>
+      </w:pPr>
+      <w:r>
+        <w:t xml:space="preserve">HollywoodHeads sharpens the picture. The domain gap that dominated Casablanca largely closes on modern film footage: the fine-tuned models reach 0.56–0.61 mAP50 — head_m (0.614) slightly ahead of the stronger SCUT-HEAD reference (0.598) — while the reference models retain a modest recall edge (0.544 versus 0.519 at the operating point). The contrast between the two benchmarks is itself the finding: tactical fine-tuning costs little on visually conventional material (color, natural lighting, contemporary dress) but transfers poorly to the archival extreme, whereas the civilian-trained reference degrades in the mirror-image direction on tactical footage (Table 2, recall 0.32–0.36). The geometric baseline again collapses (0.10 mAP50), and both fine-tuned and reference detectors remain well below the 0.72 AP that Vu et al. (2015) obtain with context modeling designed for this distribution — consistent with the premise that matching the training distribution, not detector capacity, is the decisive factor.</w:t>
+      </w:r>
+    </w:p>
+    <w:p>
+      <w:pPr>
+        <w:pStyle w:val="2"/>
+        <w:spacing w:before="220" w:after="100"/>
+      </w:pPr>
+      <w:bookmarkStart w:id="91" w:name="_Toc900000206"/>
+      <w:r>
+        <w:rPr>
+          <w:b/>
+          <w:bCs/>
+          <w:color w:val="2C2C2A"/>
+          <w:sz w:val="25"/>
+          <w:szCs w:val="25"/>
+        </w:rPr>
+        <w:t>6.6 Runtime-augmentation ablation</w:t>
+      </w:r>
+      <w:bookmarkEnd w:id="91"/>
+    </w:p>
+    <w:p>
+      <w:pPr>
+        <w:spacing w:after="140" w:line="300" w:lineRule="auto"/>
+        <w:jc w:val="both"/>
+      </w:pPr>
+      <w:r>
+        <w:t xml:space="preserve">The two runtime augmentations of Section 4 — edge-strip inference (Section 4.2) and the person→head pathway (Section 4.3) — were ablated on the held-aside test set, each alone and combined, against the plain single-pass detector. For this ablation the person→head pathway is used not as a box source but as a </w:t>
+      </w:r>
+      <w:r>
+        <w:rPr>
+          <w:i/>
+        </w:rPr>
+        <w:t xml:space="preserve">soft spatial prior</w:t>
+      </w:r>
+      <w:r>
+        <w:t xml:space="preserve"> that re-scores the head detector’s own candidates: the head model runs at a low candidate floor (0.10), and each candidate’s confidence is multiplied by (1 + α·overlap) with any person-derived head region (α = 1), so that weak detections inside a plausible head region are promoted past the operating point while isolated weak detections are not — a geometric analogue of the learned context re-scoring of Vu et al. (2015). Injecting unclaimed person-derived regions as standalone weak boxes was also tested and rejected: it adds at most 0.2 recall points over re-scoring alone while costing a further 16 precision points (head_s: precision 0.688 versus 0.847), confirming the failure mode anticipated in Section 4.3 — gear-forward poses misplace the estimated region. All fused rows below therefore use re-scoring only.</w:t>
+      </w:r>
+    </w:p>
+    <w:tbl>
+      <w:tblPr>
+        <w:tblW w:w="9360" w:type="dxa"/>
+        <w:tblBorders>
+          <w:top w:val="single" w:sz="4" w:space="0" w:color="auto"/>
+          <w:left w:val="single" w:sz="4" w:space="0" w:color="auto"/>
+          <w:bottom w:val="single" w:sz="4" w:space="0" w:color="auto"/>
+          <w:right w:val="single" w:sz="4" w:space="0" w:color="auto"/>
+          <w:insideH w:val="single" w:sz="4" w:space="0" w:color="auto"/>
+          <w:insideV w:val="single" w:sz="4" w:space="0" w:color="auto"/>
+        </w:tblBorders>
+        <w:tblCellMar>
+          <w:left w:w="10" w:type="dxa"/>
+          <w:right w:w="10" w:type="dxa"/>
+        </w:tblCellMar>
+        <w:tblLook w:val="0000" w:firstRow="0" w:lastRow="0" w:firstColumn="0" w:lastColumn="0" w:noHBand="0" w:noVBand="0"/>
+      </w:tblPr>
+      <w:tblGrid>
+        <w:gridCol w:w="2760"/>
+        <w:gridCol w:w="1650"/>
+        <w:gridCol w:w="1650"/>
+        <w:gridCol w:w="1650"/>
+        <w:gridCol w:w="1650"/>
+      </w:tblGrid>
+      <w:tr>
+        <w:trPr>
+          <w:tblHeader/>
+        </w:trPr>
+        <w:tc>
+          <w:tcPr>
+            <w:tcW w:w="2760" w:type="dxa"/>
+            <w:shd w:val="clear" w:color="auto" w:fill="1F3A5F"/>
+            <w:tcMar>
+              <w:top w:w="60" w:type="dxa"/>
+              <w:left w:w="90" w:type="dxa"/>
+              <w:bottom w:w="60" w:type="dxa"/>
+              <w:right w:w="90" w:type="dxa"/>
+            </w:tcMar>
+          </w:tcPr>
+          <w:p>
+            <w:r>
+              <w:rPr>
+                <w:b/>
+                <w:bCs/>
+                <w:color w:val="FFFFFF"/>
+                <w:sz w:val="20"/>
+                <w:szCs w:val="20"/>
+              </w:rPr>
+              <w:t xml:space="preserve">Configuration</w:t>
+            </w:r>
+          </w:p>
+        </w:tc>
+        <w:tc>
+          <w:tcPr>
+            <w:tcW w:w="1650" w:type="dxa"/>
+            <w:shd w:val="clear" w:color="auto" w:fill="1F3A5F"/>
+            <w:tcMar>
+              <w:top w:w="60" w:type="dxa"/>
+              <w:left w:w="90" w:type="dxa"/>
+              <w:bottom w:w="60" w:type="dxa"/>
+              <w:right w:w="90" w:type="dxa"/>
+            </w:tcMar>
+          </w:tcPr>
+          <w:p>
+            <w:r>
+              <w:rPr>
+                <w:b/>
+                <w:bCs/>
+                <w:color w:val="FFFFFF"/>
+                <w:sz w:val="20"/>
+                <w:szCs w:val="20"/>
+              </w:rPr>
+              <w:t xml:space="preserve">Recall</w:t>
+            </w:r>
+          </w:p>
+        </w:tc>
+        <w:tc>
+          <w:tcPr>
+            <w:tcW w:w="1650" w:type="dxa"/>
+            <w:shd w:val="clear" w:color="auto" w:fill="1F3A5F"/>
+            <w:tcMar>
+              <w:top w:w="60" w:type="dxa"/>
+              <w:left w:w="90" w:type="dxa"/>
+              <w:bottom w:w="60" w:type="dxa"/>
+              <w:right w:w="90" w:type="dxa"/>
+            </w:tcMar>
+          </w:tcPr>
+          <w:p>
+            <w:r>
+              <w:rPr>
+                <w:b/>
+                <w:bCs/>
+                <w:color w:val="FFFFFF"/>
+                <w:sz w:val="20"/>
+                <w:szCs w:val="20"/>
+              </w:rPr>
+              <w:t xml:space="preserve">Precision</w:t>
+            </w:r>
+          </w:p>
+        </w:tc>
+        <w:tc>
+          <w:tcPr>
+            <w:tcW w:w="1650" w:type="dxa"/>
+            <w:shd w:val="clear" w:color="auto" w:fill="1F3A5F"/>
+            <w:tcMar>
+              <w:top w:w="60" w:type="dxa"/>
+              <w:left w:w="90" w:type="dxa"/>
+              <w:bottom w:w="60" w:type="dxa"/>
+              <w:right w:w="90" w:type="dxa"/>
+            </w:tcMar>
+          </w:tcPr>
+          <w:p>
+            <w:r>
+              <w:rPr>
+                <w:b/>
+                <w:bCs/>
+                <w:color w:val="FFFFFF"/>
+                <w:sz w:val="20"/>
+                <w:szCs w:val="20"/>
+              </w:rPr>
+              <w:t xml:space="preserve">F1</w:t>
+            </w:r>
+          </w:p>
+        </w:tc>
+        <w:tc>
+          <w:tcPr>
+            <w:tcW w:w="1650" w:type="dxa"/>
+            <w:shd w:val="clear" w:color="auto" w:fill="1F3A5F"/>
+            <w:tcMar>
+              <w:top w:w="60" w:type="dxa"/>
+              <w:left w:w="90" w:type="dxa"/>
+              <w:bottom w:w="60" w:type="dxa"/>
+              <w:right w:w="90" w:type="dxa"/>
+            </w:tcMar>
+          </w:tcPr>
+          <w:p>
+            <w:r>
+              <w:rPr>
+                <w:b/>
+                <w:bCs/>
+                <w:color w:val="FFFFFF"/>
+                <w:sz w:val="20"/>
+                <w:szCs w:val="20"/>
+              </w:rPr>
+              <w:t xml:space="preserve">mAP50</w:t>
+            </w:r>
+          </w:p>
+        </w:tc>
+      </w:tr>
+      <w:tr>
+        <w:tc>
+          <w:tcPr>
+            <w:tcW w:w="2760" w:type="dxa"/>
+            <w:tcMar>
+              <w:top w:w="60" w:type="dxa"/>
+              <w:left w:w="90" w:type="dxa"/>
+              <w:bottom w:w="60" w:type="dxa"/>
+              <w:right w:w="90" w:type="dxa"/>
+            </w:tcMar>
+          </w:tcPr>
+          <w:p>
+            <w:r>
+              <w:rPr>
+                <w:b/>
+                <w:bCs/>
+                <w:sz w:val="20"/>
+                <w:szCs w:val="20"/>
+              </w:rPr>
+              <w:t xml:space="preserve">head_n</w:t>
+            </w:r>
+          </w:p>
+        </w:tc>
+        <w:tc>
+          <w:tcPr>
+            <w:tcW w:w="1650" w:type="dxa"/>
+            <w:tcMar>
+              <w:top w:w="60" w:type="dxa"/>
+              <w:left w:w="90" w:type="dxa"/>
+              <w:bottom w:w="60" w:type="dxa"/>
+              <w:right w:w="90" w:type="dxa"/>
+            </w:tcMar>
+          </w:tcPr>
+          <w:p>
+            <w:r>
+              <w:rPr>
+                <w:sz w:val="20"/>
+                <w:szCs w:val="20"/>
+              </w:rPr>
+              <w:t xml:space="preserve">.756</w:t>
+            </w:r>
+          </w:p>
+        </w:tc>
+        <w:tc>
+          <w:tcPr>
+            <w:tcW w:w="1650" w:type="dxa"/>
+            <w:tcMar>
+              <w:top w:w="60" w:type="dxa"/>
+              <w:left w:w="90" w:type="dxa"/>
+              <w:bottom w:w="60" w:type="dxa"/>
+              <w:right w:w="90" w:type="dxa"/>
+            </w:tcMar>
+          </w:tcPr>
+          <w:p>
+            <w:r>
+              <w:rPr>
+                <w:sz w:val="20"/>
+                <w:szCs w:val="20"/>
+              </w:rPr>
+              <w:t xml:space="preserve">.880</w:t>
+            </w:r>
+          </w:p>
+        </w:tc>
+        <w:tc>
+          <w:tcPr>
+            <w:tcW w:w="1650" w:type="dxa"/>
+            <w:tcMar>
+              <w:top w:w="60" w:type="dxa"/>
+              <w:left w:w="90" w:type="dxa"/>
+              <w:bottom w:w="60" w:type="dxa"/>
+              <w:right w:w="90" w:type="dxa"/>
+            </w:tcMar>
+          </w:tcPr>
+          <w:p>
+            <w:r>
+              <w:rPr>
+                <w:sz w:val="20"/>
+                <w:szCs w:val="20"/>
+              </w:rPr>
+              <w:t xml:space="preserve">.814</w:t>
+            </w:r>
+          </w:p>
+        </w:tc>
+        <w:tc>
+          <w:tcPr>
+            <w:tcW w:w="1650" w:type="dxa"/>
+            <w:tcMar>
+              <w:top w:w="60" w:type="dxa"/>
+              <w:left w:w="90" w:type="dxa"/>
+              <w:bottom w:w="60" w:type="dxa"/>
+              <w:right w:w="90" w:type="dxa"/>
+            </w:tcMar>
+          </w:tcPr>
+          <w:p>
+            <w:r>
+              <w:rPr>
+                <w:sz w:val="20"/>
+                <w:szCs w:val="20"/>
+              </w:rPr>
+              <w:t xml:space="preserve">.817</w:t>
+            </w:r>
+          </w:p>
+        </w:tc>
+      </w:tr>
+      <w:tr>
+        <w:tc>
+          <w:tcPr>
+            <w:tcW w:w="2760" w:type="dxa"/>
+            <w:tcMar>
+              <w:top w:w="60" w:type="dxa"/>
+              <w:left w:w="90" w:type="dxa"/>
+              <w:bottom w:w="60" w:type="dxa"/>
+              <w:right w:w="90" w:type="dxa"/>
+            </w:tcMar>
+          </w:tcPr>
+          <w:p>
+            <w:r>
+              <w:rPr>
+                <w:sz w:val="20"/>
+                <w:szCs w:val="20"/>
+              </w:rPr>
+              <w:t xml:space="preserve">head_n + edge</w:t>
+            </w:r>
+          </w:p>
+        </w:tc>
+        <w:tc>
+          <w:tcPr>
+            <w:tcW w:w="1650" w:type="dxa"/>
+            <w:tcMar>
+              <w:top w:w="60" w:type="dxa"/>
+              <w:left w:w="90" w:type="dxa"/>
+              <w:bottom w:w="60" w:type="dxa"/>
+              <w:right w:w="90" w:type="dxa"/>
+            </w:tcMar>
+          </w:tcPr>
+          <w:p>
+            <w:r>
+              <w:rPr>
+                <w:sz w:val="20"/>
+                <w:szCs w:val="20"/>
+              </w:rPr>
+              <w:t xml:space="preserve">.759</w:t>
+            </w:r>
+          </w:p>
+        </w:tc>
+        <w:tc>
+          <w:tcPr>
+            <w:tcW w:w="1650" w:type="dxa"/>
+            <w:tcMar>
+              <w:top w:w="60" w:type="dxa"/>
+              <w:left w:w="90" w:type="dxa"/>
+              <w:bottom w:w="60" w:type="dxa"/>
+              <w:right w:w="90" w:type="dxa"/>
+            </w:tcMar>
+          </w:tcPr>
+          <w:p>
+            <w:r>
+              <w:rPr>
+                <w:sz w:val="20"/>
+                <w:szCs w:val="20"/>
+              </w:rPr>
+              <w:t xml:space="preserve">.789</w:t>
+            </w:r>
+          </w:p>
+        </w:tc>
+        <w:tc>
+          <w:tcPr>
+            <w:tcW w:w="1650" w:type="dxa"/>
+            <w:tcMar>
+              <w:top w:w="60" w:type="dxa"/>
+              <w:left w:w="90" w:type="dxa"/>
+              <w:bottom w:w="60" w:type="dxa"/>
+              <w:right w:w="90" w:type="dxa"/>
+            </w:tcMar>
+          </w:tcPr>
+          <w:p>
+            <w:r>
+              <w:rPr>
+                <w:sz w:val="20"/>
+                <w:szCs w:val="20"/>
+              </w:rPr>
+              <w:t xml:space="preserve">.774</w:t>
+            </w:r>
+          </w:p>
+        </w:tc>
+        <w:tc>
+          <w:tcPr>
+            <w:tcW w:w="1650" w:type="dxa"/>
+            <w:tcMar>
+              <w:top w:w="60" w:type="dxa"/>
+              <w:left w:w="90" w:type="dxa"/>
+              <w:bottom w:w="60" w:type="dxa"/>
+              <w:right w:w="90" w:type="dxa"/>
+            </w:tcMar>
+          </w:tcPr>
+          <w:p>
+            <w:r>
+              <w:rPr>
+                <w:sz w:val="20"/>
+                <w:szCs w:val="20"/>
+              </w:rPr>
+              <w:t xml:space="preserve">.773</w:t>
+            </w:r>
+          </w:p>
+        </w:tc>
+      </w:tr>
+      <w:tr>
+        <w:tc>
+          <w:tcPr>
+            <w:tcW w:w="2760" w:type="dxa"/>
+            <w:tcMar>
+              <w:top w:w="60" w:type="dxa"/>
+              <w:left w:w="90" w:type="dxa"/>
+              <w:bottom w:w="60" w:type="dxa"/>
+              <w:right w:w="90" w:type="dxa"/>
+            </w:tcMar>
+          </w:tcPr>
+          <w:p>
+            <w:r>
+              <w:rPr>
+                <w:sz w:val="20"/>
+                <w:szCs w:val="20"/>
+              </w:rPr>
+              <w:t xml:space="preserve">head_n + prior</w:t>
+            </w:r>
+          </w:p>
+        </w:tc>
+        <w:tc>
+          <w:tcPr>
+            <w:tcW w:w="1650" w:type="dxa"/>
+            <w:tcMar>
+              <w:top w:w="60" w:type="dxa"/>
+              <w:left w:w="90" w:type="dxa"/>
+              <w:bottom w:w="60" w:type="dxa"/>
+              <w:right w:w="90" w:type="dxa"/>
+            </w:tcMar>
+          </w:tcPr>
+          <w:p>
+            <w:r>
+              <w:rPr>
+                <w:sz w:val="20"/>
+                <w:szCs w:val="20"/>
+              </w:rPr>
+              <w:t xml:space="preserve">.772</w:t>
+            </w:r>
+          </w:p>
+        </w:tc>
+        <w:tc>
+          <w:tcPr>
+            <w:tcW w:w="1650" w:type="dxa"/>
+            <w:tcMar>
+              <w:top w:w="60" w:type="dxa"/>
+              <w:left w:w="90" w:type="dxa"/>
+              <w:bottom w:w="60" w:type="dxa"/>
+              <w:right w:w="90" w:type="dxa"/>
+            </w:tcMar>
+          </w:tcPr>
+          <w:p>
+            <w:r>
+              <w:rPr>
+                <w:sz w:val="20"/>
+                <w:szCs w:val="20"/>
+              </w:rPr>
+              <w:t xml:space="preserve">.861</w:t>
+            </w:r>
+          </w:p>
+        </w:tc>
+        <w:tc>
+          <w:tcPr>
+            <w:tcW w:w="1650" w:type="dxa"/>
+            <w:tcMar>
+              <w:top w:w="60" w:type="dxa"/>
+              <w:left w:w="90" w:type="dxa"/>
+              <w:bottom w:w="60" w:type="dxa"/>
+              <w:right w:w="90" w:type="dxa"/>
+            </w:tcMar>
+          </w:tcPr>
+          <w:p>
+            <w:r>
+              <w:rPr>
+                <w:sz w:val="20"/>
+                <w:szCs w:val="20"/>
+              </w:rPr>
+              <w:t xml:space="preserve">.814</w:t>
+            </w:r>
+          </w:p>
+        </w:tc>
+        <w:tc>
+          <w:tcPr>
+            <w:tcW w:w="1650" w:type="dxa"/>
+            <w:tcMar>
+              <w:top w:w="60" w:type="dxa"/>
+              <w:left w:w="90" w:type="dxa"/>
+              <w:bottom w:w="60" w:type="dxa"/>
+              <w:right w:w="90" w:type="dxa"/>
+            </w:tcMar>
+          </w:tcPr>
+          <w:p>
+            <w:r>
+              <w:rPr>
+                <w:sz w:val="20"/>
+                <w:szCs w:val="20"/>
+              </w:rPr>
+              <w:t xml:space="preserve">.787</w:t>
+            </w:r>
+          </w:p>
+        </w:tc>
+      </w:tr>
+      <w:tr>
+        <w:tc>
+          <w:tcPr>
+            <w:tcW w:w="2760" w:type="dxa"/>
+            <w:tcMar>
+              <w:top w:w="60" w:type="dxa"/>
+              <w:left w:w="90" w:type="dxa"/>
+              <w:bottom w:w="60" w:type="dxa"/>
+              <w:right w:w="90" w:type="dxa"/>
+            </w:tcMar>
+          </w:tcPr>
+          <w:p>
+            <w:r>
+              <w:rPr>
+                <w:sz w:val="20"/>
+                <w:szCs w:val="20"/>
+              </w:rPr>
+              <w:t xml:space="preserve">head_n + edge + prior</w:t>
+            </w:r>
+          </w:p>
+        </w:tc>
+        <w:tc>
+          <w:tcPr>
+            <w:tcW w:w="1650" w:type="dxa"/>
+            <w:tcMar>
+              <w:top w:w="60" w:type="dxa"/>
+              <w:left w:w="90" w:type="dxa"/>
+              <w:bottom w:w="60" w:type="dxa"/>
+              <w:right w:w="90" w:type="dxa"/>
+            </w:tcMar>
+          </w:tcPr>
+          <w:p>
+            <w:r>
+              <w:rPr>
+                <w:sz w:val="20"/>
+                <w:szCs w:val="20"/>
+              </w:rPr>
+              <w:t xml:space="preserve">.772</w:t>
+            </w:r>
+          </w:p>
+        </w:tc>
+        <w:tc>
+          <w:tcPr>
+            <w:tcW w:w="1650" w:type="dxa"/>
+            <w:tcMar>
+              <w:top w:w="60" w:type="dxa"/>
+              <w:left w:w="90" w:type="dxa"/>
+              <w:bottom w:w="60" w:type="dxa"/>
+              <w:right w:w="90" w:type="dxa"/>
+            </w:tcMar>
+          </w:tcPr>
+          <w:p>
+            <w:r>
+              <w:rPr>
+                <w:sz w:val="20"/>
+                <w:szCs w:val="20"/>
+              </w:rPr>
+              <w:t xml:space="preserve">.780</w:t>
+            </w:r>
+          </w:p>
+        </w:tc>
+        <w:tc>
+          <w:tcPr>
+            <w:tcW w:w="1650" w:type="dxa"/>
+            <w:tcMar>
+              <w:top w:w="60" w:type="dxa"/>
+              <w:left w:w="90" w:type="dxa"/>
+              <w:bottom w:w="60" w:type="dxa"/>
+              <w:right w:w="90" w:type="dxa"/>
+            </w:tcMar>
+          </w:tcPr>
+          <w:p>
+            <w:r>
+              <w:rPr>
+                <w:sz w:val="20"/>
+                <w:szCs w:val="20"/>
+              </w:rPr>
+              <w:t xml:space="preserve">.776</w:t>
+            </w:r>
+          </w:p>
+        </w:tc>
+        <w:tc>
+          <w:tcPr>
+            <w:tcW w:w="1650" w:type="dxa"/>
+            <w:tcMar>
+              <w:top w:w="60" w:type="dxa"/>
+              <w:left w:w="90" w:type="dxa"/>
+              <w:bottom w:w="60" w:type="dxa"/>
+              <w:right w:w="90" w:type="dxa"/>
+            </w:tcMar>
+          </w:tcPr>
+          <w:p>
+            <w:r>
+              <w:rPr>
+                <w:sz w:val="20"/>
+                <w:szCs w:val="20"/>
+              </w:rPr>
+              <w:t xml:space="preserve">.773</w:t>
+            </w:r>
+          </w:p>
+        </w:tc>
+      </w:tr>
+      <w:tr>
+        <w:tc>
+          <w:tcPr>
+            <w:tcW w:w="2760" w:type="dxa"/>
+            <w:tcMar>
+              <w:top w:w="60" w:type="dxa"/>
+              <w:left w:w="90" w:type="dxa"/>
+              <w:bottom w:w="60" w:type="dxa"/>
+              <w:right w:w="90" w:type="dxa"/>
+            </w:tcMar>
+          </w:tcPr>
+          <w:p>
+            <w:r>
+              <w:rPr>
+                <w:b/>
+                <w:bCs/>
+                <w:sz w:val="20"/>
+                <w:szCs w:val="20"/>
+              </w:rPr>
+              <w:t xml:space="preserve">head_s</w:t>
+            </w:r>
+          </w:p>
+        </w:tc>
+        <w:tc>
+          <w:tcPr>
+            <w:tcW w:w="1650" w:type="dxa"/>
+            <w:tcMar>
+              <w:top w:w="60" w:type="dxa"/>
+              <w:left w:w="90" w:type="dxa"/>
+              <w:bottom w:w="60" w:type="dxa"/>
+              <w:right w:w="90" w:type="dxa"/>
+            </w:tcMar>
+          </w:tcPr>
+          <w:p>
+            <w:r>
+              <w:rPr>
+                <w:sz w:val="20"/>
+                <w:szCs w:val="20"/>
+              </w:rPr>
+              <w:t xml:space="preserve">.742</w:t>
+            </w:r>
+          </w:p>
+        </w:tc>
+        <w:tc>
+          <w:tcPr>
+            <w:tcW w:w="1650" w:type="dxa"/>
+            <w:tcMar>
+              <w:top w:w="60" w:type="dxa"/>
+              <w:left w:w="90" w:type="dxa"/>
+              <w:bottom w:w="60" w:type="dxa"/>
+              <w:right w:w="90" w:type="dxa"/>
+            </w:tcMar>
+          </w:tcPr>
+          <w:p>
+            <w:r>
+              <w:rPr>
+                <w:sz w:val="20"/>
+                <w:szCs w:val="20"/>
+              </w:rPr>
+              <w:t xml:space="preserve">.898</w:t>
+            </w:r>
+          </w:p>
+        </w:tc>
+        <w:tc>
+          <w:tcPr>
+            <w:tcW w:w="1650" w:type="dxa"/>
+            <w:tcMar>
+              <w:top w:w="60" w:type="dxa"/>
+              <w:left w:w="90" w:type="dxa"/>
+              <w:bottom w:w="60" w:type="dxa"/>
+              <w:right w:w="90" w:type="dxa"/>
+            </w:tcMar>
+          </w:tcPr>
+          <w:p>
+            <w:r>
+              <w:rPr>
+                <w:sz w:val="20"/>
+                <w:szCs w:val="20"/>
+              </w:rPr>
+              <w:t xml:space="preserve">.813</w:t>
+            </w:r>
+          </w:p>
+        </w:tc>
+        <w:tc>
+          <w:tcPr>
+            <w:tcW w:w="1650" w:type="dxa"/>
+            <w:tcMar>
+              <w:top w:w="60" w:type="dxa"/>
+              <w:left w:w="90" w:type="dxa"/>
+              <w:bottom w:w="60" w:type="dxa"/>
+              <w:right w:w="90" w:type="dxa"/>
+            </w:tcMar>
+          </w:tcPr>
+          <w:p>
+            <w:r>
+              <w:rPr>
+                <w:sz w:val="20"/>
+                <w:szCs w:val="20"/>
+              </w:rPr>
+              <w:t xml:space="preserve">.824</w:t>
+            </w:r>
+          </w:p>
+        </w:tc>
+      </w:tr>
+      <w:tr>
+        <w:tc>
+          <w:tcPr>
+            <w:tcW w:w="2760" w:type="dxa"/>
+            <w:tcMar>
+              <w:top w:w="60" w:type="dxa"/>
+              <w:left w:w="90" w:type="dxa"/>
+              <w:bottom w:w="60" w:type="dxa"/>
+              <w:right w:w="90" w:type="dxa"/>
+            </w:tcMar>
+          </w:tcPr>
+          <w:p>
+            <w:r>
+              <w:rPr>
+                <w:sz w:val="20"/>
+                <w:szCs w:val="20"/>
+              </w:rPr>
+              <w:t xml:space="preserve">head_s + edge</w:t>
+            </w:r>
+          </w:p>
+        </w:tc>
+        <w:tc>
+          <w:tcPr>
+            <w:tcW w:w="1650" w:type="dxa"/>
+            <w:tcMar>
+              <w:top w:w="60" w:type="dxa"/>
+              <w:left w:w="90" w:type="dxa"/>
+              <w:bottom w:w="60" w:type="dxa"/>
+              <w:right w:w="90" w:type="dxa"/>
+            </w:tcMar>
+          </w:tcPr>
+          <w:p>
+            <w:r>
+              <w:rPr>
+                <w:sz w:val="20"/>
+                <w:szCs w:val="20"/>
+              </w:rPr>
+              <w:t xml:space="preserve">.767</w:t>
+            </w:r>
+          </w:p>
+        </w:tc>
+        <w:tc>
+          <w:tcPr>
+            <w:tcW w:w="1650" w:type="dxa"/>
+            <w:tcMar>
+              <w:top w:w="60" w:type="dxa"/>
+              <w:left w:w="90" w:type="dxa"/>
+              <w:bottom w:w="60" w:type="dxa"/>
+              <w:right w:w="90" w:type="dxa"/>
+            </w:tcMar>
+          </w:tcPr>
+          <w:p>
+            <w:r>
+              <w:rPr>
+                <w:sz w:val="20"/>
+                <w:szCs w:val="20"/>
+              </w:rPr>
+              <w:t xml:space="preserve">.787</w:t>
+            </w:r>
+          </w:p>
+        </w:tc>
+        <w:tc>
+          <w:tcPr>
+            <w:tcW w:w="1650" w:type="dxa"/>
+            <w:tcMar>
+              <w:top w:w="60" w:type="dxa"/>
+              <w:left w:w="90" w:type="dxa"/>
+              <w:bottom w:w="60" w:type="dxa"/>
+              <w:right w:w="90" w:type="dxa"/>
+            </w:tcMar>
+          </w:tcPr>
+          <w:p>
+            <w:r>
+              <w:rPr>
+                <w:sz w:val="20"/>
+                <w:szCs w:val="20"/>
+              </w:rPr>
+              <w:t xml:space="preserve">.777</w:t>
+            </w:r>
+          </w:p>
+        </w:tc>
+        <w:tc>
+          <w:tcPr>
+            <w:tcW w:w="1650" w:type="dxa"/>
+            <w:tcMar>
+              <w:top w:w="60" w:type="dxa"/>
+              <w:left w:w="90" w:type="dxa"/>
+              <w:bottom w:w="60" w:type="dxa"/>
+              <w:right w:w="90" w:type="dxa"/>
+            </w:tcMar>
+          </w:tcPr>
+          <w:p>
+            <w:r>
+              <w:rPr>
+                <w:sz w:val="20"/>
+                <w:szCs w:val="20"/>
+              </w:rPr>
+              <w:t xml:space="preserve">.788</w:t>
+            </w:r>
+          </w:p>
+        </w:tc>
+      </w:tr>
+      <w:tr>
+        <w:tc>
+          <w:tcPr>
+            <w:tcW w:w="2760" w:type="dxa"/>
+            <w:tcMar>
+              <w:top w:w="60" w:type="dxa"/>
+              <w:left w:w="90" w:type="dxa"/>
+              <w:bottom w:w="60" w:type="dxa"/>
+              <w:right w:w="90" w:type="dxa"/>
+            </w:tcMar>
+          </w:tcPr>
+          <w:p>
+            <w:r>
+              <w:rPr>
+                <w:sz w:val="20"/>
+                <w:szCs w:val="20"/>
+              </w:rPr>
+              <w:t xml:space="preserve">head_s + prior</w:t>
+            </w:r>
+          </w:p>
+        </w:tc>
+        <w:tc>
+          <w:tcPr>
+            <w:tcW w:w="1650" w:type="dxa"/>
+            <w:tcMar>
+              <w:top w:w="60" w:type="dxa"/>
+              <w:left w:w="90" w:type="dxa"/>
+              <w:bottom w:w="60" w:type="dxa"/>
+              <w:right w:w="90" w:type="dxa"/>
+            </w:tcMar>
+          </w:tcPr>
+          <w:p>
+            <w:r>
+              <w:rPr>
+                <w:sz w:val="20"/>
+                <w:szCs w:val="20"/>
+              </w:rPr>
+              <w:t xml:space="preserve">.776</w:t>
+            </w:r>
+          </w:p>
+        </w:tc>
+        <w:tc>
+          <w:tcPr>
+            <w:tcW w:w="1650" w:type="dxa"/>
+            <w:tcMar>
+              <w:top w:w="60" w:type="dxa"/>
+              <w:left w:w="90" w:type="dxa"/>
+              <w:bottom w:w="60" w:type="dxa"/>
+              <w:right w:w="90" w:type="dxa"/>
+            </w:tcMar>
+          </w:tcPr>
+          <w:p>
+            <w:r>
+              <w:rPr>
+                <w:sz w:val="20"/>
+                <w:szCs w:val="20"/>
+              </w:rPr>
+              <w:t xml:space="preserve">.847</w:t>
+            </w:r>
+          </w:p>
+        </w:tc>
+        <w:tc>
+          <w:tcPr>
+            <w:tcW w:w="1650" w:type="dxa"/>
+            <w:tcMar>
+              <w:top w:w="60" w:type="dxa"/>
+              <w:left w:w="90" w:type="dxa"/>
+              <w:bottom w:w="60" w:type="dxa"/>
+              <w:right w:w="90" w:type="dxa"/>
+            </w:tcMar>
+          </w:tcPr>
+          <w:p>
+            <w:r>
+              <w:rPr>
+                <w:sz w:val="20"/>
+                <w:szCs w:val="20"/>
+              </w:rPr>
+              <w:t xml:space="preserve">.810</w:t>
+            </w:r>
+          </w:p>
+        </w:tc>
+        <w:tc>
+          <w:tcPr>
+            <w:tcW w:w="1650" w:type="dxa"/>
+            <w:tcMar>
+              <w:top w:w="60" w:type="dxa"/>
+              <w:left w:w="90" w:type="dxa"/>
+              <w:bottom w:w="60" w:type="dxa"/>
+              <w:right w:w="90" w:type="dxa"/>
+            </w:tcMar>
+          </w:tcPr>
+          <w:p>
+            <w:r>
+              <w:rPr>
+                <w:sz w:val="20"/>
+                <w:szCs w:val="20"/>
+              </w:rPr>
+              <w:t xml:space="preserve">.789</w:t>
+            </w:r>
+          </w:p>
+        </w:tc>
+      </w:tr>
+      <w:tr>
+        <w:tc>
+          <w:tcPr>
+            <w:tcW w:w="2760" w:type="dxa"/>
+            <w:tcMar>
+              <w:top w:w="60" w:type="dxa"/>
+              <w:left w:w="90" w:type="dxa"/>
+              <w:bottom w:w="60" w:type="dxa"/>
+              <w:right w:w="90" w:type="dxa"/>
+            </w:tcMar>
+          </w:tcPr>
+          <w:p>
+            <w:r>
+              <w:rPr>
+                <w:sz w:val="20"/>
+                <w:szCs w:val="20"/>
+              </w:rPr>
+              <w:t xml:space="preserve">head_s + edge + prior</w:t>
+            </w:r>
+          </w:p>
+        </w:tc>
+        <w:tc>
+          <w:tcPr>
+            <w:tcW w:w="1650" w:type="dxa"/>
+            <w:tcMar>
+              <w:top w:w="60" w:type="dxa"/>
+              <w:left w:w="90" w:type="dxa"/>
+              <w:bottom w:w="60" w:type="dxa"/>
+              <w:right w:w="90" w:type="dxa"/>
+            </w:tcMar>
+          </w:tcPr>
+          <w:p>
+            <w:r>
+              <w:rPr>
+                <w:sz w:val="20"/>
+                <w:szCs w:val="20"/>
+              </w:rPr>
+              <w:t xml:space="preserve">.780</w:t>
+            </w:r>
+          </w:p>
+        </w:tc>
+        <w:tc>
+          <w:tcPr>
+            <w:tcW w:w="1650" w:type="dxa"/>
+            <w:tcMar>
+              <w:top w:w="60" w:type="dxa"/>
+              <w:left w:w="90" w:type="dxa"/>
+              <w:bottom w:w="60" w:type="dxa"/>
+              <w:right w:w="90" w:type="dxa"/>
+            </w:tcMar>
+          </w:tcPr>
+          <w:p>
+            <w:r>
+              <w:rPr>
+                <w:sz w:val="20"/>
+                <w:szCs w:val="20"/>
+              </w:rPr>
+              <w:t xml:space="preserve">.771</w:t>
+            </w:r>
+          </w:p>
+        </w:tc>
+        <w:tc>
+          <w:tcPr>
+            <w:tcW w:w="1650" w:type="dxa"/>
+            <w:tcMar>
+              <w:top w:w="60" w:type="dxa"/>
+              <w:left w:w="90" w:type="dxa"/>
+              <w:bottom w:w="60" w:type="dxa"/>
+              <w:right w:w="90" w:type="dxa"/>
+            </w:tcMar>
+          </w:tcPr>
+          <w:p>
+            <w:r>
+              <w:rPr>
+                <w:sz w:val="20"/>
+                <w:szCs w:val="20"/>
+              </w:rPr>
+              <w:t xml:space="preserve">.775</w:t>
+            </w:r>
+          </w:p>
+        </w:tc>
+        <w:tc>
+          <w:tcPr>
+            <w:tcW w:w="1650" w:type="dxa"/>
+            <w:tcMar>
+              <w:top w:w="60" w:type="dxa"/>
+              <w:left w:w="90" w:type="dxa"/>
+              <w:bottom w:w="60" w:type="dxa"/>
+              <w:right w:w="90" w:type="dxa"/>
+            </w:tcMar>
+          </w:tcPr>
+          <w:p>
+            <w:r>
+              <w:rPr>
+                <w:sz w:val="20"/>
+                <w:szCs w:val="20"/>
+              </w:rPr>
+              <w:t xml:space="preserve">.791</w:t>
+            </w:r>
+          </w:p>
+        </w:tc>
+      </w:tr>
+      <w:tr>
+        <w:tc>
+          <w:tcPr>
+            <w:tcW w:w="2760" w:type="dxa"/>
+            <w:tcMar>
+              <w:top w:w="60" w:type="dxa"/>
+              <w:left w:w="90" w:type="dxa"/>
+              <w:bottom w:w="60" w:type="dxa"/>
+              <w:right w:w="90" w:type="dxa"/>
+            </w:tcMar>
+          </w:tcPr>
+          <w:p>
+            <w:r>
+              <w:rPr>
+                <w:b/>
+                <w:bCs/>
+                <w:sz w:val="20"/>
+                <w:szCs w:val="20"/>
+              </w:rPr>
+              <w:t xml:space="preserve">head_m</w:t>
+            </w:r>
+          </w:p>
+        </w:tc>
+        <w:tc>
+          <w:tcPr>
+            <w:tcW w:w="1650" w:type="dxa"/>
+            <w:tcMar>
+              <w:top w:w="60" w:type="dxa"/>
+              <w:left w:w="90" w:type="dxa"/>
+              <w:bottom w:w="60" w:type="dxa"/>
+              <w:right w:w="90" w:type="dxa"/>
+            </w:tcMar>
+          </w:tcPr>
+          <w:p>
+            <w:r>
+              <w:rPr>
+                <w:sz w:val="20"/>
+                <w:szCs w:val="20"/>
+              </w:rPr>
+              <w:t xml:space="preserve">.735</w:t>
+            </w:r>
+          </w:p>
+        </w:tc>
+        <w:tc>
+          <w:tcPr>
+            <w:tcW w:w="1650" w:type="dxa"/>
+            <w:tcMar>
+              <w:top w:w="60" w:type="dxa"/>
+              <w:left w:w="90" w:type="dxa"/>
+              <w:bottom w:w="60" w:type="dxa"/>
+              <w:right w:w="90" w:type="dxa"/>
+            </w:tcMar>
+          </w:tcPr>
+          <w:p>
+            <w:r>
+              <w:rPr>
+                <w:sz w:val="20"/>
+                <w:szCs w:val="20"/>
+              </w:rPr>
+              <w:t xml:space="preserve">.881</w:t>
+            </w:r>
+          </w:p>
+        </w:tc>
+        <w:tc>
+          <w:tcPr>
+            <w:tcW w:w="1650" w:type="dxa"/>
+            <w:tcMar>
+              <w:top w:w="60" w:type="dxa"/>
+              <w:left w:w="90" w:type="dxa"/>
+              <w:bottom w:w="60" w:type="dxa"/>
+              <w:right w:w="90" w:type="dxa"/>
+            </w:tcMar>
+          </w:tcPr>
+          <w:p>
+            <w:r>
+              <w:rPr>
+                <w:sz w:val="20"/>
+                <w:szCs w:val="20"/>
+              </w:rPr>
+              <w:t xml:space="preserve">.801</w:t>
+            </w:r>
+          </w:p>
+        </w:tc>
+        <w:tc>
+          <w:tcPr>
+            <w:tcW w:w="1650" w:type="dxa"/>
+            <w:tcMar>
+              <w:top w:w="60" w:type="dxa"/>
+              <w:left w:w="90" w:type="dxa"/>
+              <w:bottom w:w="60" w:type="dxa"/>
+              <w:right w:w="90" w:type="dxa"/>
+            </w:tcMar>
+          </w:tcPr>
+          <w:p>
+            <w:r>
+              <w:rPr>
+                <w:sz w:val="20"/>
+                <w:szCs w:val="20"/>
+              </w:rPr>
+              <w:t xml:space="preserve">.806</w:t>
+            </w:r>
+          </w:p>
+        </w:tc>
+      </w:tr>
+      <w:tr>
+        <w:tc>
+          <w:tcPr>
+            <w:tcW w:w="2760" w:type="dxa"/>
+            <w:tcMar>
+              <w:top w:w="60" w:type="dxa"/>
+              <w:left w:w="90" w:type="dxa"/>
+              <w:bottom w:w="60" w:type="dxa"/>
+              <w:right w:w="90" w:type="dxa"/>
+            </w:tcMar>
+          </w:tcPr>
+          <w:p>
+            <w:r>
+              <w:rPr>
+                <w:sz w:val="20"/>
+                <w:szCs w:val="20"/>
+              </w:rPr>
+              <w:t xml:space="preserve">head_m + edge</w:t>
+            </w:r>
+          </w:p>
+        </w:tc>
+        <w:tc>
+          <w:tcPr>
+            <w:tcW w:w="1650" w:type="dxa"/>
+            <w:tcMar>
+              <w:top w:w="60" w:type="dxa"/>
+              <w:left w:w="90" w:type="dxa"/>
+              <w:bottom w:w="60" w:type="dxa"/>
+              <w:right w:w="90" w:type="dxa"/>
+            </w:tcMar>
+          </w:tcPr>
+          <w:p>
+            <w:r>
+              <w:rPr>
+                <w:sz w:val="20"/>
+                <w:szCs w:val="20"/>
+              </w:rPr>
+              <w:t xml:space="preserve">.749</w:t>
+            </w:r>
+          </w:p>
+        </w:tc>
+        <w:tc>
+          <w:tcPr>
+            <w:tcW w:w="1650" w:type="dxa"/>
+            <w:tcMar>
+              <w:top w:w="60" w:type="dxa"/>
+              <w:left w:w="90" w:type="dxa"/>
+              <w:bottom w:w="60" w:type="dxa"/>
+              <w:right w:w="90" w:type="dxa"/>
+            </w:tcMar>
+          </w:tcPr>
+          <w:p>
+            <w:r>
+              <w:rPr>
+                <w:sz w:val="20"/>
+                <w:szCs w:val="20"/>
+              </w:rPr>
+              <w:t xml:space="preserve">.776</w:t>
+            </w:r>
+          </w:p>
+        </w:tc>
+        <w:tc>
+          <w:tcPr>
+            <w:tcW w:w="1650" w:type="dxa"/>
+            <w:tcMar>
+              <w:top w:w="60" w:type="dxa"/>
+              <w:left w:w="90" w:type="dxa"/>
+              <w:bottom w:w="60" w:type="dxa"/>
+              <w:right w:w="90" w:type="dxa"/>
+            </w:tcMar>
+          </w:tcPr>
+          <w:p>
+            <w:r>
+              <w:rPr>
+                <w:sz w:val="20"/>
+                <w:szCs w:val="20"/>
+              </w:rPr>
+              <w:t xml:space="preserve">.762</w:t>
+            </w:r>
+          </w:p>
+        </w:tc>
+        <w:tc>
+          <w:tcPr>
+            <w:tcW w:w="1650" w:type="dxa"/>
+            <w:tcMar>
+              <w:top w:w="60" w:type="dxa"/>
+              <w:left w:w="90" w:type="dxa"/>
+              <w:bottom w:w="60" w:type="dxa"/>
+              <w:right w:w="90" w:type="dxa"/>
+            </w:tcMar>
+          </w:tcPr>
+          <w:p>
+            <w:r>
+              <w:rPr>
+                <w:sz w:val="20"/>
+                <w:szCs w:val="20"/>
+              </w:rPr>
+              <w:t xml:space="preserve">.769</w:t>
+            </w:r>
+          </w:p>
+        </w:tc>
+      </w:tr>
+      <w:tr>
+        <w:tc>
+          <w:tcPr>
+            <w:tcW w:w="2760" w:type="dxa"/>
+            <w:tcMar>
+              <w:top w:w="60" w:type="dxa"/>
+              <w:left w:w="90" w:type="dxa"/>
+              <w:bottom w:w="60" w:type="dxa"/>
+              <w:right w:w="90" w:type="dxa"/>
+            </w:tcMar>
+          </w:tcPr>
+          <w:p>
+            <w:r>
+              <w:rPr>
+                <w:sz w:val="20"/>
+                <w:szCs w:val="20"/>
+              </w:rPr>
+              <w:t xml:space="preserve">head_m + prior</w:t>
+            </w:r>
+          </w:p>
+        </w:tc>
+        <w:tc>
+          <w:tcPr>
+            <w:tcW w:w="1650" w:type="dxa"/>
+            <w:tcMar>
+              <w:top w:w="60" w:type="dxa"/>
+              <w:left w:w="90" w:type="dxa"/>
+              <w:bottom w:w="60" w:type="dxa"/>
+              <w:right w:w="90" w:type="dxa"/>
+            </w:tcMar>
+          </w:tcPr>
+          <w:p>
+            <w:r>
+              <w:rPr>
+                <w:sz w:val="20"/>
+                <w:szCs w:val="20"/>
+              </w:rPr>
+              <w:t xml:space="preserve">.765</w:t>
+            </w:r>
+          </w:p>
+        </w:tc>
+        <w:tc>
+          <w:tcPr>
+            <w:tcW w:w="1650" w:type="dxa"/>
+            <w:tcMar>
+              <w:top w:w="60" w:type="dxa"/>
+              <w:left w:w="90" w:type="dxa"/>
+              <w:bottom w:w="60" w:type="dxa"/>
+              <w:right w:w="90" w:type="dxa"/>
+            </w:tcMar>
+          </w:tcPr>
+          <w:p>
+            <w:r>
+              <w:rPr>
+                <w:sz w:val="20"/>
+                <w:szCs w:val="20"/>
+              </w:rPr>
+              <w:t xml:space="preserve">.830</w:t>
+            </w:r>
+          </w:p>
+        </w:tc>
+        <w:tc>
+          <w:tcPr>
+            <w:tcW w:w="1650" w:type="dxa"/>
+            <w:tcMar>
+              <w:top w:w="60" w:type="dxa"/>
+              <w:left w:w="90" w:type="dxa"/>
+              <w:bottom w:w="60" w:type="dxa"/>
+              <w:right w:w="90" w:type="dxa"/>
+            </w:tcMar>
+          </w:tcPr>
+          <w:p>
+            <w:r>
+              <w:rPr>
+                <w:sz w:val="20"/>
+                <w:szCs w:val="20"/>
+              </w:rPr>
+              <w:t xml:space="preserve">.796</w:t>
+            </w:r>
+          </w:p>
+        </w:tc>
+        <w:tc>
+          <w:tcPr>
+            <w:tcW w:w="1650" w:type="dxa"/>
+            <w:tcMar>
+              <w:top w:w="60" w:type="dxa"/>
+              <w:left w:w="90" w:type="dxa"/>
+              <w:bottom w:w="60" w:type="dxa"/>
+              <w:right w:w="90" w:type="dxa"/>
+            </w:tcMar>
+          </w:tcPr>
+          <w:p>
+            <w:r>
+              <w:rPr>
+                <w:sz w:val="20"/>
+                <w:szCs w:val="20"/>
+              </w:rPr>
+              <w:t xml:space="preserve">.767</w:t>
+            </w:r>
+          </w:p>
+        </w:tc>
+      </w:tr>
+      <w:tr>
+        <w:tc>
+          <w:tcPr>
+            <w:tcW w:w="2760" w:type="dxa"/>
+            <w:tcMar>
+              <w:top w:w="60" w:type="dxa"/>
+              <w:left w:w="90" w:type="dxa"/>
+              <w:bottom w:w="60" w:type="dxa"/>
+              <w:right w:w="90" w:type="dxa"/>
+            </w:tcMar>
+          </w:tcPr>
+          <w:p>
+            <w:r>
+              <w:rPr>
+                <w:sz w:val="20"/>
+                <w:szCs w:val="20"/>
+              </w:rPr>
+              <w:t xml:space="preserve">head_m + edge + prior</w:t>
+            </w:r>
+          </w:p>
+        </w:tc>
+        <w:tc>
+          <w:tcPr>
+            <w:tcW w:w="1650" w:type="dxa"/>
+            <w:tcMar>
+              <w:top w:w="60" w:type="dxa"/>
+              <w:left w:w="90" w:type="dxa"/>
+              <w:bottom w:w="60" w:type="dxa"/>
+              <w:right w:w="90" w:type="dxa"/>
+            </w:tcMar>
+          </w:tcPr>
+          <w:p>
+            <w:r>
+              <w:rPr>
+                <w:sz w:val="20"/>
+                <w:szCs w:val="20"/>
+              </w:rPr>
+              <w:t xml:space="preserve">.768</w:t>
+            </w:r>
+          </w:p>
+        </w:tc>
+        <w:tc>
+          <w:tcPr>
+            <w:tcW w:w="1650" w:type="dxa"/>
+            <w:tcMar>
+              <w:top w:w="60" w:type="dxa"/>
+              <w:left w:w="90" w:type="dxa"/>
+              <w:bottom w:w="60" w:type="dxa"/>
+              <w:right w:w="90" w:type="dxa"/>
+            </w:tcMar>
+          </w:tcPr>
+          <w:p>
+            <w:r>
+              <w:rPr>
+                <w:sz w:val="20"/>
+                <w:szCs w:val="20"/>
+              </w:rPr>
+              <w:t xml:space="preserve">.764</w:t>
+            </w:r>
+          </w:p>
+        </w:tc>
+        <w:tc>
+          <w:tcPr>
+            <w:tcW w:w="1650" w:type="dxa"/>
+            <w:tcMar>
+              <w:top w:w="60" w:type="dxa"/>
+              <w:left w:w="90" w:type="dxa"/>
+              <w:bottom w:w="60" w:type="dxa"/>
+              <w:right w:w="90" w:type="dxa"/>
+            </w:tcMar>
+          </w:tcPr>
+          <w:p>
+            <w:r>
+              <w:rPr>
+                <w:sz w:val="20"/>
+                <w:szCs w:val="20"/>
+              </w:rPr>
+              <w:t xml:space="preserve">.766</w:t>
+            </w:r>
+          </w:p>
+        </w:tc>
+        <w:tc>
+          <w:tcPr>
+            <w:tcW w:w="1650" w:type="dxa"/>
+            <w:tcMar>
+              <w:top w:w="60" w:type="dxa"/>
+              <w:left w:w="90" w:type="dxa"/>
+              <w:bottom w:w="60" w:type="dxa"/>
+              <w:right w:w="90" w:type="dxa"/>
+            </w:tcMar>
+          </w:tcPr>
+          <w:p>
+            <w:r>
+              <w:rPr>
+                <w:sz w:val="20"/>
+                <w:szCs w:val="20"/>
+              </w:rPr>
+              <w:t xml:space="preserve">.768</w:t>
+            </w:r>
+          </w:p>
+        </w:tc>
+      </w:tr>
+    </w:tbl>
+    <w:p>
+      <w:pPr>
+        <w:jc w:val="center"/>
+      </w:pPr>
+      <w:r>
+        <w:rPr>
+          <w:b/>
+          <w:color w:val="5F5E5A"/>
+          <w:sz w:val="18"/>
+        </w:rPr>
+        <w:t xml:space="preserve">Table 6. </w:t>
+      </w:r>
+      <w:r>
+        <w:rPr>
+          <w:i/>
+          <w:color w:val="5F5E5A"/>
+          <w:sz w:val="18"/>
+        </w:rPr>
+        <w:t xml:space="preserve">Runtime-augmentation ablation on the held-aside test set (470 frames, 927 heads; confidence 0.25, imgsz 960, IoU 0.5). Prior = re-scoring only (α = 1, candidate floor 0.10, no box injection); edge = four full-resolution strips at 20% of each side. Augmented rows are scored with the custom matcher of Section 5.3; their mAP is additionally conservative because the candidate floor truncates the precision–recall curve. Fusion parameters were selected on the same split, so the augmented rows should be read as an exploratory ablation pending confirmation on an independent split.</w:t>
+      </w:r>
+    </w:p>
+    <w:p>
+      <w:pPr>
+        <w:spacing w:after="140" w:line="300" w:lineRule="auto"/>
+        <w:jc w:val="both"/>
+      </w:pPr>
+      <w:r>
+        <w:t xml:space="preserve">Three observations follow. First, the prior is the better augmentation: it buys +1.6 to +3.4 recall points at a precision cost of 2–5 points — for head_s, +3.4 points is roughly 31 additional heads covered out of 927 — and for head_n it is F1-neutral (0.814 in both configurations). Under the recall-first principle of Section 5.3, where a missed head is a privacy failure and a spurious blur is cosmetic, this trade is favorable at essentially no added labeling cost; its runtime cost is one additional (person) inference per frame. Second, edge strips are the weaker general-purpose augmentation: +0.3 to +2.5 recall for roughly 10 precision points and five head-model inferences per frame. Their intended coverage is specifically frame-boundary heads, a population this aggregate metric under-weights; a per-population breakdown (border-touching versus interior heads) is the appropriate follow-up before drawing a final conclusion. Third, the two mechanisms overlap rather than stack: combined, recall improves by at most 0.4 points over the prior alone (head_s 0.780 versus 0.776) while giving up most of the precision the prior-only configuration preserves — a border-truncated head recovered by a strip is typically also inside a person-derived region. The prior-only configuration is therefore the recommended default, and the measured deltas convert the runtime combination policy of Section 4.6 from a design argument into a quantified one.</w:t>
       </w:r>
     </w:p>
     <w:p>
@@ -4405,7 +8289,7 @@
         <w:pStyle w:val="1"/>
         <w:spacing w:before="320" w:after="140"/>
       </w:pPr>
-      <w:bookmarkStart w:id="27" w:name="_Toc234339628"/>
+      <w:bookmarkStart w:id="28" w:name="_Toc234339628"/>
       <w:r>
         <w:rPr>
           <w:b/>
@@ -4416,7 +8300,7 @@
         </w:rPr>
         <w:t>7. Discussion</w:t>
       </w:r>
-      <w:bookmarkEnd w:id="27"/>
+      <w:bookmarkEnd w:id="28"/>
     </w:p>
     <w:p>
       <w:pPr>
@@ -4433,9 +8317,8 @@
         <w:jc w:val="both"/>
       </w:pPr>
       <w:r>
-        <w:t xml:space="preserve">The design reflects a single consistent principle: for anonymization, coverage is the objective and a missed head is the critical failure. That principle explains the union of complementary detectors, the edge-strip recovery of truncated heads, the retention of hard cases during labeling, the recall-first evaluation, and the deliberate acceptance of slightly generous boxes. It also explains the most significant runtime decision — disabling the geometric fallback once a trained model exists — because that fallback's benefit (a </w:t>
         <w:lastRenderedPageBreak/>
-        <w:t>coverage floor) is superseded by a good trained model, while its cost (gear-induced false positives) is not. The trade is only sound when the trained model is genuinely strong, which is why honest evaluation on held-aside footage — scoring the two contrasting reference sources separately — is not a formality but the load-bearing element of the whole method.</w:t>
+        <w:t>The design reflects a single consistent principle: for anonymization, coverage is the objective and a missed head is the critical failure. That principle explains the union of complementary detectors, the edge-strip recovery of truncated heads, the retention of hard cases during labeling, the recall-first evaluation, and the deliberate acceptance of slightly generous boxes. It also explains the most significant runtime decision — disabling the geometric fallback once a trained model exists — because that fallback's benefit (a coverage floor — measured at 0.21–0.23 recall in Section 6.1) is superseded by a good trained model, while its cost (gear-induced false positives) is not. The trade is only sound when the trained model is genuinely strong, which is why honest evaluation on held-aside footage — scoring the two contrasting reference sources separately — is not a formality but the load-bearing element of the whole method.</w:t>
       </w:r>
     </w:p>
     <w:p>
@@ -4443,7 +8326,7 @@
         <w:pStyle w:val="1"/>
         <w:spacing w:before="320" w:after="140"/>
       </w:pPr>
-      <w:bookmarkStart w:id="28" w:name="_Toc234339629"/>
+      <w:bookmarkStart w:id="29" w:name="_Toc234339629"/>
       <w:r>
         <w:rPr>
           <w:b/>
@@ -4454,7 +8337,7 @@
         </w:rPr>
         <w:t>8. Limitations and Future Work</w:t>
       </w:r>
-      <w:bookmarkEnd w:id="28"/>
+      <w:bookmarkEnd w:id="29"/>
     </w:p>
     <w:p>
       <w:pPr>
@@ -4530,7 +8413,7 @@
         <w:t>Single-frame, single-modality input</w:t>
       </w:r>
       <w:r>
-        <w:t xml:space="preserve">: the detector reasons over individual RGB frames in isolation. It cannot exploit temporal continuity — a head detected in adjacent frames but missed in the current one stays missed — and it has no access to non-visual signatures on platforms that record them.</w:t>
+        <w:t>: the detector reasons over individual RGB frames in isolation. It cannot exploit temporal continuity — a head detected in adjacent frames but missed in the current one stays missed — and it has no access to non-visual signatures on platforms that record them.</w:t>
       </w:r>
     </w:p>
     <w:p>
@@ -4539,7 +8422,7 @@
         <w:jc w:val="both"/>
       </w:pPr>
       <w:r>
-        <w:t>Future work includes automated instance-count balancing, multi-scale training to further reduce scale sensitivity, an expanded held-aside test suite covering more of the hard, under-represented conditions — notably top-view crowds — and a measured comparison against the person-to-head geometric pathway of Section 4.3 as a second baseline, quantifying the margin that justifies disabling it at runtime. A further direction is extending the detector beyond single RGB frames. Temporal aggregation — tracking or cross-frame smoothing — could recover heads that are detected in neighboring frames but dropped in the current one, converting the frame-by-frame recall of Table 2 into higher effective video-level coverage at no labeling cost. On platforms that record it, fusing thermal (long-wave infrared) imagery is a natural second modality: heads retain a strong thermal signature even when visually obscured by helmets, masks, camouflage, or smoke — precisely the conditions this domain fails on, including the smoke-obscured frames of Figure 4. Because a missed head is the failure mode that matters for anonymization, both extensions are recall-raising by construction; the practical obstacle is that paired multi-sensor footage is substantially harder to collect, align, and label than the RGB video used here.</w:t>
+        <w:t>Future work includes automated instance-count balancing, multi-scale training to further reduce scale sensitivity, an expanded held-aside test suite covering more of the hard, under-represented conditions — notably top-view crowds — and extending the measured geometric-pathway comparison of Section 6.1 from the validation split to the held-aside test split, as a formal baseline row in Table 2. A further direction is extending the detector beyond single RGB frames. Temporal aggregation — tracking or cross-frame smoothing — could recover heads that are detected in neighboring frames but dropped in the current one, converting the frame-by-frame recall of Table 2 into higher effective video-level coverage at no labeling cost. On platforms that record it, fusing thermal (long-wave infrared) imagery is a natural second modality: heads retain a strong thermal signature even when visually obscured by helmets, masks, camouflage, or smoke — precisely the conditions this domain fails on, including the smoke-obscured frames of Figure 4. Because a missed head is the failure mode that matters for anonymization, both extensions are recall-raising by construction; the practical obstacle is that paired multi-sensor footage is substantially harder to collect, align, and label than the RGB video used here. A third direction, prior-guided re-scoring of weak head detections, has now been measured (Section 6.6) and is the recommended runtime default; the remaining work is confirming the fusion parameters on an independent split and porting the re-scoring configuration into the application, whose current release still unions raw geometric boxes instead.</w:t>
       </w:r>
     </w:p>
     <w:p>
@@ -4547,7 +8430,7 @@
         <w:pStyle w:val="1"/>
         <w:spacing w:before="320" w:after="140"/>
       </w:pPr>
-      <w:bookmarkStart w:id="29" w:name="_Toc234339630"/>
+      <w:bookmarkStart w:id="30" w:name="_Toc234339630"/>
       <w:r>
         <w:rPr>
           <w:b/>
@@ -4556,9 +8439,10 @@
           <w:sz w:val="30"/>
           <w:szCs w:val="30"/>
         </w:rPr>
+        <w:lastRenderedPageBreak/>
         <w:t>9. Conclusion</w:t>
       </w:r>
-      <w:bookmarkEnd w:id="29"/>
+      <w:bookmarkEnd w:id="30"/>
     </w:p>
     <w:p>
       <w:pPr>
@@ -4566,7 +8450,7 @@
         <w:jc w:val="both"/>
       </w:pPr>
       <w:r>
-        <w:t>FACEBLUR targets a failure that matters: general detectors miss exactly the heads that anonymization most needs to cover — disguised, occluded, oddly posed, motion-blurred, and small. By fine-tuning a single-class head detector on custom footage, recovering edge cases with strip inference, using person-to-head geometry for both label bootstrapping and fallback, and enforcing a leakage-free evaluation that scores two contrasting reference sources separately, the project turns an unreliable off-the-shelf detector into a generalized head detector for extreme military and law-enforcement environments. On held-aside footage it roughly doubles the recall of a public head detector (0.40 to 0.75) while remaining small enough to run on CPU; the residual gap is a data limitation, not a modelling one.</w:t>
+        <w:t>FACEBLUR targets a failure that matters: general detectors miss exactly the heads that anonymization most needs to cover — disguised, occluded, oddly posed, motion-blurred, and small. By fine-tuning a single-class head detector on custom footage, recovering edge cases with strip inference, using person-to-head geometry for both label bootstrapping and fallback, and enforcing a leakage-free evaluation that scores two contrasting reference sources separately, the project turns an unreliable off-the-shelf detector into a generalized head detector for extreme military and law-enforcement environments. On held-aside footage it roughly doubles the recall of a public head detector (0.36 to 0.76) while remaining small enough to run on CPU; the residual gap is a data limitation, not a modelling one.</w:t>
       </w:r>
     </w:p>
     <w:p>
@@ -4574,7 +8458,7 @@
         <w:pStyle w:val="1"/>
         <w:spacing w:before="320" w:after="140"/>
       </w:pPr>
-      <w:bookmarkStart w:id="9104" w:name="_Toc900000104"/>
+      <w:bookmarkStart w:id="31" w:name="_Toc900000104"/>
       <w:r>
         <w:rPr>
           <w:b/>
@@ -4583,9 +8467,9 @@
           <w:sz w:val="30"/>
           <w:szCs w:val="30"/>
         </w:rPr>
-        <w:t>10. Data Availability and Ethics</w:t>
-      </w:r>
-      <w:bookmarkEnd w:id="9104"/>
+        <w:t xml:space="preserve">10. Data Availability and Ethics</w:t>
+      </w:r>
+      <w:bookmarkEnd w:id="31"/>
     </w:p>
     <w:p>
       <w:pPr>
@@ -4593,7 +8477,7 @@
         <w:jc w:val="both"/>
       </w:pPr>
       <w:r>
-        <w:t xml:space="preserve">The training and validation footage described in Section 5.1 was recorded by consenting adult volunteers — military-service members participating in privately organized, off-duty airsoft exercises held outside any military installation — and contains no operational, on-duty, or classified material. Participants consented to being recorded and to the use of the footage for this research. Because the footage shows identifiable individuals, it is not publicly distributed; the footage, label annotations, and trained weights are available from the author on reasonable request for research purposes, subject to the participants' consent terms. The qualitative frames in Figure 4 are drawn from public-domain U.S. government footage (75th Ranger Regiment, 2023) and are reproduced for research comparison.</w:t>
+        <w:t>The training and validation footage described in Section 5.1 was recorded by consenting adult volunteers — military-service members participating in privately organized, off-duty airsoft exercises held outside any military installation — and contains no operational, on-duty, or classified material. Participants consented to being recorded and to the use of the footage for this research. Because the footage shows identifiable individuals, it is not publicly distributed; the footage, label annotations, and trained weights are available from the author on reasonable request for research purposes, subject to the participants' consent terms. The qualitative frames in Figure 4 are drawn from public-domain U.S. government footage (75th Ranger Regiment, 2023) and are reproduced for research comparison.</w:t>
       </w:r>
     </w:p>
     <w:p>
@@ -4605,7 +8489,7 @@
         <w:rPr>
           <w:highlight w:val="yellow"/>
         </w:rPr>
-        <w:t xml:space="preserve">[Before submission: run the FACEBLUR pipeline over the frames reproduced in Figure 4 so that no identifiable face appears un-anonymized in the paper itself, and confirm your venue’s policy on reusing publicly posted footage.]</w:t>
+        <w:t>[Before submission: run the FACEBLUR pipeline over the frames reproduced in Figure 4 so that no identifiable face appears un-anonymized in the paper itself, and confirm your venue’s policy on reusing publicly posted footage.]</w:t>
       </w:r>
     </w:p>
     <w:p>
@@ -4613,7 +8497,7 @@
         <w:pStyle w:val="1"/>
         <w:spacing w:before="320" w:after="140"/>
       </w:pPr>
-      <w:bookmarkStart w:id="30" w:name="_Toc234339631"/>
+      <w:bookmarkStart w:id="32" w:name="_Toc234339631"/>
       <w:r>
         <w:rPr>
           <w:b/>
@@ -4624,7 +8508,7 @@
         </w:rPr>
         <w:t>References</w:t>
       </w:r>
-      <w:bookmarkEnd w:id="30"/>
+      <w:bookmarkEnd w:id="32"/>
     </w:p>
     <w:p>
       <w:pPr>
@@ -4639,7 +8523,7 @@
           <w:i/>
           <w:iCs/>
         </w:rPr>
-        <w:t xml:space="preserve">75th Ranger Regiment training</w:t>
+        <w:t>75th Ranger Regiment training</w:t>
       </w:r>
       <w:r>
         <w:t xml:space="preserve"> [Video]. 3rd Battalion live-fire exercise, Fort Johnson, LA, December 9 (D. Soflin, U.S. Army). Defense Visual Information Distribution Service (DVIDS). Public domain. Accessed via Times Archives, YouTube. https://youtu.be/5wu57kVlgds</w:t>
@@ -4658,7 +8542,7 @@
           <w:i/>
           <w:iCs/>
         </w:rPr>
-        <w:t xml:space="preserve">Yolo_Label</w:t>
+        <w:t>Yolo_Label</w:t>
       </w:r>
       <w:r>
         <w:t xml:space="preserve"> (Version 3.1.1) [Computer software]. GitHub. https://github.com/developer0hye/Yolo_Label</w:t>
@@ -4677,7 +8561,7 @@
           <w:i/>
           <w:iCs/>
         </w:rPr>
-        <w:t xml:space="preserve">Ultralytics YOLO11</w:t>
+        <w:t>Ultralytics YOLO11</w:t>
       </w:r>
       <w:r>
         <w:t xml:space="preserve"> [Computer software]. Ultralytics. https://docs.ultralytics.com</w:t>
@@ -4696,7 +8580,7 @@
           <w:i/>
           <w:iCs/>
         </w:rPr>
-        <w:t xml:space="preserve">Computer Vision – ECCV 2014</w:t>
+        <w:t>Computer Vision – ECCV 2014</w:t>
       </w:r>
       <w:r>
         <w:t xml:space="preserve"> (pp. 740–755). Springer.</w:t>
@@ -4708,14 +8592,16 @@
         <w:ind w:left="480" w:hanging="480"/>
       </w:pPr>
       <w:r>
-        <w:t xml:space="preserve">Peng, D., Sun, Z., Chen, Z., Cai, Z., Xie, L., &amp; Jin, L. (2018). Detecting heads using feature refine net and cascaded multi-scale architecture. In </w:t>
+        <w:t xml:space="preserve">Peng, D., Sun, Z., Chen, Z., Cai, Z., Xie, L., &amp; Jin, L. (2018). Detecting heads using feature refine net and </w:t>
+        <w:lastRenderedPageBreak/>
+        <w:t xml:space="preserve">cascaded multi-scale architecture. In </w:t>
       </w:r>
       <w:r>
         <w:rPr>
           <w:i/>
           <w:iCs/>
         </w:rPr>
-        <w:t xml:space="preserve">2018 24th International Conference on Pattern Recognition (ICPR)</w:t>
+        <w:t>2018 24th International Conference on Pattern Recognition (ICPR)</w:t>
       </w:r>
       <w:r>
         <w:t xml:space="preserve"> (pp. 2528–2533). IEEE.</w:t>
@@ -4734,7 +8620,7 @@
           <w:i/>
           <w:iCs/>
         </w:rPr>
-        <w:t xml:space="preserve">2016 IEEE Conference on Computer Vision and Pattern Recognition (CVPR)</w:t>
+        <w:t>2016 IEEE Conference on Computer Vision and Pattern Recognition (CVPR)</w:t>
       </w:r>
       <w:r>
         <w:t xml:space="preserve"> (pp. 779–788). IEEE.</w:t>
@@ -4746,6 +8632,30 @@
         <w:ind w:left="480" w:hanging="480"/>
       </w:pPr>
       <w:r>
+        <w:t xml:space="preserve">Ren, X. (2008). Finding people in archive films through tracking. In </w:t>
+      </w:r>
+      <w:r>
+        <w:rPr>
+          <w:i/>
+        </w:rPr>
+        <w:t xml:space="preserve">2008 IEEE Conference on Computer Vision and Pattern Recognition (CVPR)</w:t>
+      </w:r>
+      <w:r>
+        <w:t xml:space="preserve"> (pp. 1–8). IEEE.</w:t>
+      </w:r>
+      <w:r>
+        <w:rPr>
+          <w:highlight w:val="yellow"/>
+        </w:rPr>
+        <w:t xml:space="preserve"> [verify page numbers against IEEE Xplore]</w:t>
+      </w:r>
+    </w:p>
+    <w:p>
+      <w:pPr>
+        <w:spacing w:after="120" w:line="276" w:lineRule="auto"/>
+        <w:ind w:left="480" w:hanging="480"/>
+      </w:pPr>
+      <w:r>
         <w:t xml:space="preserve">Shao, S., Zhao, Z., Li, B., Xiao, T., Yu, G., Zhang, X., &amp; Sun, J. (2018). </w:t>
       </w:r>
       <w:r>
@@ -4753,10 +8663,10 @@
           <w:i/>
           <w:iCs/>
         </w:rPr>
-        <w:t xml:space="preserve">CrowdHuman: A benchmark for detecting human in a crowd</w:t>
-      </w:r>
-      <w:r>
-        <w:t xml:space="preserve">. arXiv. https://arxiv.org/abs/1805.00123</w:t>
+        <w:t>CrowdHuman: A benchmark for detecting human in a crowd</w:t>
+      </w:r>
+      <w:r>
+        <w:t xml:space="preserve"> (arXiv:1805.00123). arXiv. https://arxiv.org/abs/1805.00123</w:t>
       </w:r>
     </w:p>
     <w:p>
@@ -4772,7 +8682,7 @@
           <w:i/>
           <w:iCs/>
         </w:rPr>
-        <w:t xml:space="preserve">2015 IEEE International Conference on Computer Vision (ICCV)</w:t>
+        <w:t>2015 IEEE International Conference on Computer Vision (ICCV)</w:t>
       </w:r>
       <w:r>
         <w:t xml:space="preserve"> (pp. 2893–2901). IEEE.</w:t>
@@ -4807,7 +8717,7 @@
           <w:sz w:val="20"/>
           <w:szCs w:val="20"/>
         </w:rPr>
-        <w:t>Verify the three head-dataset references (Peng et al., 2018; Vu et al., 2015; Shao et al., 2018) against their official published versions, confirm the Ranger Regiment / DVIDS publication date and your access date, and add citations for any specific augmentation or training techniques you rely on. Confirm the DVIDS item carries no usage restriction before relying on public-domain status.</w:t>
+        <w:t>Verify the three head-dataset references (Peng et al., 2018; Vu et al., 2015; Shao et al., 2018) against their official published versions, confirm the Ranger Regiment / DVIDS publication date and your access date, and add citations for any specific augmentation or training techniques you rely on. Confirm the DVIDS item carries no usage restriction before relying on public-domain status. Verify the Ren (2008) page numbers, and add the GitHub repository citation (author, year, repo name, URL) for the third-party SCUT-HEAD YOLOv8 weights used in Section 6.5.</w:t>
       </w:r>
     </w:p>
     <w:sectPr>

--- a/Paper/FACEBLUR_paper_edited.docx
+++ b/Paper/FACEBLUR_paper_edited.docx
@@ -605,7 +605,7 @@
                 <w:bCs/>
                 <w:noProof/>
               </w:rPr>
-              <w:t>4.3 Person-to-head estimation (geometric fallback)</w:t>
+              <w:t>4.3 Person-to-head estimation (geometric prior)</w:t>
             </w:r>
             <w:r>
               <w:rPr>
@@ -1130,6 +1130,40 @@
         </w:p>
         <w:p>
           <w:pPr>
+            <w:pStyle w:val="20"/>
+            <w:tabs>
+              <w:tab w:val="right" w:leader="dot" w:pos="9350"/>
+            </w:tabs>
+            <w:ind w:left="440"/>
+            <w:rPr>
+              <w:noProof/>
+            </w:rPr>
+          </w:pPr>
+          <w:hyperlink w:anchor="_Toc900000207" w:history="1">
+            <w:r>
+              <w:rPr>
+                <w:rStyle w:val="a5"/>
+                <w:b/>
+                <w:bCs/>
+                <w:noProof/>
+              </w:rPr>
+              <w:t>6.7 Inference speed</w:t>
+            </w:r>
+            <w:r>
+              <w:rPr>
+                <w:noProof/>
+              </w:rPr>
+              <w:tab/>
+              <w:fldChar w:fldCharType="begin"/>
+              <w:instrText xml:space="preserve"> PAGEREF _Toc900000207 \h </w:instrText>
+              <w:fldChar w:fldCharType="separate"/>
+              <w:t>15</w:t>
+              <w:fldChar w:fldCharType="end"/>
+            </w:r>
+          </w:hyperlink>
+        </w:p>
+        <w:p>
+          <w:pPr>
             <w:pStyle w:val="11"/>
             <w:tabs>
               <w:tab w:val="right" w:leader="dot" w:pos="9350"/>
@@ -1339,7 +1373,7 @@
         <w:t>FACEBLUR</w:t>
       </w:r>
       <w:r>
-        <w:t>, targets a single generalized head detector for these extreme environments, produced by fine-tuning a single-class head detector on privately collected, consent-based footage that reproduces the target environment, and combining it at runtime with a face detector and an optional geometric head-estimation pass. The system introduces edge-strip inference to recover heads cut off at frame boundaries, a person-to-head estimation pathway used both to bootstrap labels and as a runtime fallback, and a disciplined, clip-level data pipeline designed to eliminate train/validation leakage. To check that the one model generalizes across very different-looking material, evaluation reports two visually distinct reference sources — first-person helmet-camera video and top-view crowd footage — separately, as a diagnostic rather than as domains to be served independently. This paper documents the motivation, method, and evaluation methodology, and reports quantitative comparisons against a public head-detection baseline, cross-dataset benchmarks on two published film-derived head datasets, and a controlled ablation of the runtime augmentations, in which prior-guided re-scoring of weak detections raises recall by up to 3.4 points at a small precision cost.</w:t>
+        <w:t>, targets a single generalized head detector for these extreme environments, produced by fine-tuning a single-class head detector on privately collected, consent-based footage that reproduces the target environment, and combining it at runtime with a face detector and an optional geometric head-estimation pass. The system introduces edge-strip inference to recover heads cut off at frame boundaries, a person-to-head estimation pathway used both to bootstrap labels and as a runtime fallback, and a disciplined, clip-level data pipeline designed to eliminate train/validation leakage. To check that the one model generalizes across very different-looking material, evaluation reports two visually distinct reference sources — first-person helmet-camera video and top-view crowd footage — separately, as a diagnostic rather than as domains to be served independently. This paper documents the motivation, method, and evaluation methodology, and reports quantitative comparisons against a public head-detection baseline, cross-dataset benchmarks on two published film-derived head datasets, and a controlled ablation of the runtime augmentations, in which prior-guided re-scoring of weak detections raises held-out test recall by up to 3.9 points at a small precision cost (for head_s, +2.0 points with a 95% bootstrap CI excluding zero).</w:t>
       </w:r>
     </w:p>
     <w:p>
@@ -1468,16 +1502,7 @@
         <w:spacing w:after="80" w:line="290" w:lineRule="auto"/>
       </w:pPr>
       <w:r>
-        <w:t xml:space="preserve">An edge-strip </w:t>
-      </w:r>
-      <w:r>
-        <w:rPr>
-          <w:highlight w:val="yellow"/>
-        </w:rPr>
-        <w:t>(Need numerical, metric evidence that shows this method made an improvement to the detection)</w:t>
-      </w:r>
-      <w:r>
-        <w:t xml:space="preserve"> inference scheme that recovers heads cut off at the frame boundary.</w:t>
+        <w:t xml:space="preserve">An optional edge-strip inference scheme targeting heads cut off at the frame boundary, evaluated per-population in Section 6.6.</w:t>
       </w:r>
     </w:p>
     <w:p>
@@ -1490,7 +1515,7 @@
         <w:spacing w:after="80" w:line="290" w:lineRule="auto"/>
       </w:pPr>
       <w:r>
-        <w:t>A person-to-head estimation pathway serving a dual role: label bootstrapping during data preparation, and a runtime fallback when no user model is present.</w:t>
+        <w:t>A person-to-head estimation pathway serving a dual role: label bootstrapping during data preparation, a runtime fallback when no trained model is present, and — re-purposed as a soft spatial prior — a runtime guide that rescues the trained detector’s weak detections (Section 6.6).</w:t>
       </w:r>
     </w:p>
     <w:p>
@@ -1516,7 +1541,7 @@
         <w:spacing w:after="80" w:line="290" w:lineRule="auto"/>
       </w:pPr>
       <w:r>
-        <w:t>A runtime combination policy that disables the geometric fallback when a trained model is present, removing a class of gear-induced false positives.</w:t>
+        <w:t>A runtime combination policy in which the trained head model is primary and the geometric pathway contributes only by re-scoring the head model’s own candidates — never as a box source — removing a class of gear-induced false positives while retaining the pathway’s coverage benefit.</w:t>
       </w:r>
     </w:p>
     <w:p>
@@ -1852,7 +1877,7 @@
           <w:sz w:val="25"/>
           <w:szCs w:val="25"/>
         </w:rPr>
-        <w:t>4.3 Person-to-head estimation (geometric fallback)</w:t>
+        <w:t>4.3 Person-to-head estimation (geometric prior)</w:t>
       </w:r>
       <w:bookmarkEnd w:id="14"/>
     </w:p>
@@ -1903,6 +1928,26 @@
       </w:r>
       <w:r>
         <w:t>, it provides a coverage floor when no trained head model is available.</w:t>
+      </w:r>
+    </w:p>
+    <w:p>
+      <w:pPr>
+        <w:pStyle w:val="a4"/>
+        <w:numPr>
+          <w:ilvl w:val="0"/>
+          <w:numId w:val="2"/>
+        </w:numPr>
+        <w:spacing w:after="80" w:line="290" w:lineRule="auto"/>
+      </w:pPr>
+      <w:r>
+        <w:rPr>
+          <w:b/>
+          <w:bCs/>
+        </w:rPr>
+        <w:t xml:space="preserve">As a runtime spatial prior</w:t>
+      </w:r>
+      <w:r>
+        <w:t xml:space="preserve">, it guides the trained detector: person-derived head regions re-score the head model’s own weak candidates so that plausible ones cross the operating threshold, without the pathway ever emitting boxes of its own (Sections 4.6 and 6.6).</w:t>
       </w:r>
     </w:p>
     <w:p>
@@ -2287,7 +2332,7 @@
                 <w:sz w:val="20"/>
                 <w:szCs w:val="20"/>
               </w:rPr>
-              <w:t>[ fill ]</w:t>
+              <w:t xml:space="preserve">23 (18 / 5)</w:t>
             </w:r>
           </w:p>
         </w:tc>
@@ -2308,7 +2353,7 @@
                 <w:sz w:val="20"/>
                 <w:szCs w:val="20"/>
               </w:rPr>
-              <w:t>[ fill ]</w:t>
+              <w:t xml:space="preserve">1,833</w:t>
             </w:r>
           </w:p>
         </w:tc>
@@ -2329,7 +2374,7 @@
                 <w:sz w:val="20"/>
                 <w:szCs w:val="20"/>
               </w:rPr>
-              <w:t>[ fill ]</w:t>
+              <w:t xml:space="preserve">1,803</w:t>
             </w:r>
           </w:p>
         </w:tc>
@@ -2373,7 +2418,7 @@
                 <w:sz w:val="20"/>
                 <w:szCs w:val="20"/>
               </w:rPr>
-              <w:t>[ fill ]</w:t>
+              <w:t xml:space="preserve">26 (21 / 5)</w:t>
             </w:r>
           </w:p>
         </w:tc>
@@ -2394,7 +2439,7 @@
                 <w:sz w:val="20"/>
                 <w:szCs w:val="20"/>
               </w:rPr>
-              <w:t>[ fill ]</w:t>
+              <w:t xml:space="preserve">1,571</w:t>
             </w:r>
           </w:p>
         </w:tc>
@@ -2415,7 +2460,7 @@
                 <w:sz w:val="20"/>
                 <w:szCs w:val="20"/>
               </w:rPr>
-              <w:t>[ fill ]</w:t>
+              <w:t xml:space="preserve">3,784</w:t>
             </w:r>
           </w:p>
         </w:tc>
@@ -2438,7 +2483,7 @@
                 <w:sz w:val="20"/>
                 <w:szCs w:val="20"/>
               </w:rPr>
-              <w:t>Total</w:t>
+              <w:t>Mixed</w:t>
             </w:r>
           </w:p>
         </w:tc>
@@ -2459,7 +2504,7 @@
                 <w:sz w:val="20"/>
                 <w:szCs w:val="20"/>
               </w:rPr>
-              <w:t>[ fill ]</w:t>
+              <w:t xml:space="preserve">3 (2 / 1)</w:t>
             </w:r>
           </w:p>
         </w:tc>
@@ -2480,7 +2525,7 @@
                 <w:sz w:val="20"/>
                 <w:szCs w:val="20"/>
               </w:rPr>
-              <w:t>[ fill ]</w:t>
+              <w:t xml:space="preserve">203</w:t>
             </w:r>
           </w:p>
         </w:tc>
@@ -2501,7 +2546,93 @@
                 <w:sz w:val="20"/>
                 <w:szCs w:val="20"/>
               </w:rPr>
-              <w:t>[ fill ]</w:t>
+              <w:t xml:space="preserve">504</w:t>
+            </w:r>
+          </w:p>
+        </w:tc>
+      </w:tr>
+      <w:tr>
+        <w:tc>
+          <w:tcPr>
+            <w:tcW w:w="2760" w:type="dxa"/>
+            <w:shd w:val="clear" w:color="auto" w:fill="F1EFE8"/>
+            <w:tcMar>
+              <w:top w:w="60" w:type="dxa"/>
+              <w:left w:w="90" w:type="dxa"/>
+              <w:bottom w:w="60" w:type="dxa"/>
+              <w:right w:w="90" w:type="dxa"/>
+            </w:tcMar>
+          </w:tcPr>
+          <w:p>
+            <w:r>
+              <w:rPr>
+                <w:sz w:val="20"/>
+                <w:szCs w:val="20"/>
+              </w:rPr>
+              <w:t>Total</w:t>
+            </w:r>
+          </w:p>
+        </w:tc>
+        <w:tc>
+          <w:tcPr>
+            <w:tcW w:w="2200" w:type="dxa"/>
+            <w:shd w:val="clear" w:color="auto" w:fill="F1EFE8"/>
+            <w:tcMar>
+              <w:top w:w="60" w:type="dxa"/>
+              <w:left w:w="90" w:type="dxa"/>
+              <w:bottom w:w="60" w:type="dxa"/>
+              <w:right w:w="90" w:type="dxa"/>
+            </w:tcMar>
+          </w:tcPr>
+          <w:p>
+            <w:r>
+              <w:rPr>
+                <w:sz w:val="20"/>
+                <w:szCs w:val="20"/>
+              </w:rPr>
+              <w:t xml:space="preserve">52 (41 / 11)</w:t>
+            </w:r>
+          </w:p>
+        </w:tc>
+        <w:tc>
+          <w:tcPr>
+            <w:tcW w:w="1900" w:type="dxa"/>
+            <w:shd w:val="clear" w:color="auto" w:fill="F1EFE8"/>
+            <w:tcMar>
+              <w:top w:w="60" w:type="dxa"/>
+              <w:left w:w="90" w:type="dxa"/>
+              <w:bottom w:w="60" w:type="dxa"/>
+              <w:right w:w="90" w:type="dxa"/>
+            </w:tcMar>
+          </w:tcPr>
+          <w:p>
+            <w:r>
+              <w:rPr>
+                <w:sz w:val="20"/>
+                <w:szCs w:val="20"/>
+              </w:rPr>
+              <w:t xml:space="preserve">3,404</w:t>
+            </w:r>
+          </w:p>
+        </w:tc>
+        <w:tc>
+          <w:tcPr>
+            <w:tcW w:w="2500" w:type="dxa"/>
+            <w:shd w:val="clear" w:color="auto" w:fill="F1EFE8"/>
+            <w:tcMar>
+              <w:top w:w="60" w:type="dxa"/>
+              <w:left w:w="90" w:type="dxa"/>
+              <w:bottom w:w="60" w:type="dxa"/>
+              <w:right w:w="90" w:type="dxa"/>
+            </w:tcMar>
+          </w:tcPr>
+          <w:p>
+            <w:r>
+              <w:rPr>
+                <w:sz w:val="20"/>
+                <w:szCs w:val="20"/>
+              </w:rPr>
+              <w:t xml:space="preserve">6,091</w:t>
             </w:r>
           </w:p>
         </w:tc>
@@ -2526,14 +2657,6 @@
           <w:sz w:val="18"/>
         </w:rPr>
         <w:t>Training and validation data by reference source. Split is clip-level (Section 4.5); balance is measured in labeled head instances.</w:t>
-      </w:r>
-      <w:r>
-        <w:rPr>
-          <w:i/>
-          <w:sz w:val="18"/>
-          <w:highlight w:val="yellow"/>
-        </w:rPr>
-        <w:t xml:space="preserve"> [TO FILL: enter final counts before submission.]</w:t>
       </w:r>
     </w:p>
     <w:p>
@@ -2565,13 +2688,7 @@
         <w:jc w:val="both"/>
       </w:pPr>
       <w:r>
-        <w:t xml:space="preserve">Evaluation uses held-aside clips that are never labeled or trained on; these untouched clips are the only honest measure of real-world performance. To check that the single model generalizes across very different-looking material, results are reported for two reference sources separately — not because they are targets to be served independently, but because their contrast (first-person versus top-view, sparse versus dense) exposes where the model is weak. The held-aside test set comprises 470 frames and 927 labeled head instances; the clips span the sources listed below and share no footage with training, verified by clip-level provenance. </w:t>
-      </w:r>
-      <w:r>
-        <w:rPr>
-          <w:highlight w:val="yellow"/>
-        </w:rPr>
-        <w:t xml:space="preserve">[TO FILL: state the final clip count and update the per-source clip table for the expanded test set.]</w:t>
+        <w:t xml:space="preserve">Evaluation uses held-aside clips that are never labeled or trained on; these untouched clips are the only honest measure of real-world performance. To check that the single model generalizes across very different-looking material, results are reported for three reference sources separately — not because they are targets to be served independently, but because their contrast (first-person versus top-view, sparse versus dense) exposes where the model is weak. The held-aside test set comprises 470 frames and 927 labeled head instances; the clips span the sources listed below and share no footage with training, verified by clip-level provenance. </w:t>
       </w:r>
     </w:p>
     <w:tbl>
@@ -2733,7 +2850,7 @@
                 <w:sz w:val="20"/>
                 <w:szCs w:val="20"/>
               </w:rPr>
-              <w:t>[ clip IDs — fill in ]</w:t>
+              <w:t xml:space="preserve">test0706-1, test0707-1, test0707-2 (3 clips, 200 frames, 331 heads)</w:t>
             </w:r>
           </w:p>
         </w:tc>
@@ -2795,7 +2912,69 @@
                 <w:sz w:val="20"/>
                 <w:szCs w:val="20"/>
               </w:rPr>
-              <w:t>[ clip IDs — fill in ]</w:t>
+              <w:t xml:space="preserve">catwalk_test1, catwalk_test2, catwalk_test3 (3 clips, 164 frames, 433 heads)</w:t>
+            </w:r>
+          </w:p>
+        </w:tc>
+      </w:tr>
+      <w:tr>
+        <w:tc>
+          <w:tcPr>
+            <w:tcW w:w="3300" w:type="dxa"/>
+            <w:tcMar>
+              <w:top w:w="60" w:type="dxa"/>
+              <w:left w:w="90" w:type="dxa"/>
+              <w:bottom w:w="60" w:type="dxa"/>
+              <w:right w:w="90" w:type="dxa"/>
+            </w:tcMar>
+          </w:tcPr>
+          <w:p>
+            <w:r>
+              <w:rPr>
+                <w:sz w:val="20"/>
+                <w:szCs w:val="20"/>
+              </w:rPr>
+              <w:t>Mixed</w:t>
+            </w:r>
+          </w:p>
+        </w:tc>
+        <w:tc>
+          <w:tcPr>
+            <w:tcW w:w="3300" w:type="dxa"/>
+            <w:tcMar>
+              <w:top w:w="60" w:type="dxa"/>
+              <w:left w:w="90" w:type="dxa"/>
+              <w:bottom w:w="60" w:type="dxa"/>
+              <w:right w:w="90" w:type="dxa"/>
+            </w:tcMar>
+          </w:tcPr>
+          <w:p>
+            <w:r>
+              <w:rPr>
+                <w:sz w:val="20"/>
+                <w:szCs w:val="20"/>
+              </w:rPr>
+              <w:t>Mixed helmet/third-person footage; one held-aside clip</w:t>
+            </w:r>
+          </w:p>
+        </w:tc>
+        <w:tc>
+          <w:tcPr>
+            <w:tcW w:w="2760" w:type="dxa"/>
+            <w:tcMar>
+              <w:top w:w="60" w:type="dxa"/>
+              <w:left w:w="90" w:type="dxa"/>
+              <w:bottom w:w="60" w:type="dxa"/>
+              <w:right w:w="90" w:type="dxa"/>
+            </w:tcMar>
+          </w:tcPr>
+          <w:p>
+            <w:r>
+              <w:rPr>
+                <w:sz w:val="20"/>
+                <w:szCs w:val="20"/>
+              </w:rPr>
+              <w:t xml:space="preserve">ultimateTest (1 clip, 106 frames, 163 heads)</w:t>
             </w:r>
           </w:p>
         </w:tc>
@@ -3012,13 +3191,7 @@
         <w:jc w:val="both"/>
       </w:pPr>
       <w:r>
-        <w:t xml:space="preserve">On the held-aside test set the fine-tuned models detect 73–76% of heads, against 32–36% for the public SCUT-HEAD detector — roughly double the recall. The gap is corroborated by mAP@0.5, which rises from 0.36 (public) to 0.81–0.82 (fine-tuned). Precision is high for the fine-tuned family (0.88–0.90) and moderate for the public one (0.62–0.68), so the public detector's weakness is chiefly a failure to find heads rather than a tendency to mislabel — precisely the deficit domain fine-tuning is expected to close. Among the fine-tuned models the three sizes remain close (recall 0.735–0.756, a spread of about nineteen heads out of 927), but the recall-first principle of Section 5.3 now selects head_n, which attains the highest recall (0.756) at high precision (0.880) and the smallest CPU footprint; head_s retains the best precision (0.898) and mAP@0.5 (0.824), so the selection costs nothing the design principle values. With a small number of test clips, aggregate figures can be moved by a single hard clip, so per-clip recall should accompany these totals. </w:t>
-      </w:r>
-      <w:r>
-        <w:rPr>
-          <w:highlight w:val="yellow"/>
-        </w:rPr>
-        <w:t>[TO FILL: add per-clip recall or a bootstrap confidence interval.]</w:t>
+        <w:t xml:space="preserve">On the held-aside test set the fine-tuned models detect 73–76% of heads, against 32–36% for the public SCUT-HEAD detector — roughly double the recall. The gap is corroborated by mAP@0.5, which rises from 0.36 (public) to 0.81–0.82 (fine-tuned). Precision is high for the fine-tuned family (0.88–0.90) and moderate for the public one (0.62–0.68), so the public detector's weakness is chiefly a failure to find heads rather than a tendency to mislabel — precisely the deficit domain fine-tuning is expected to close. Among the fine-tuned models the three sizes remain close (recall 0.735–0.756, a spread of about nineteen heads out of 927), but the recall-first principle of Section 5.3 now selects head_n, which attains the highest recall (0.756) at high precision (0.880) and the smallest CPU footprint; head_s retains the best precision (0.898) and mAP@0.5 (0.824), so the selection costs nothing the design principle values. With a small number of test clips, aggregate figures can be moved by a single hard clip, so per-clip recall should accompany these totals. To quantify this, 95% confidence intervals were estimated by a clustered bootstrap that resamples whole test clips (1,000 resamples), the independent unit given that heads within a clip are correlated. For head_s the pooled recall is 0.742 (95% CI [0.68, 0.87]) and precision 0.898 (95% CI [0.79, 0.92]); the wide recall interval reflects the seven-clip test set and is the honest measure of what a single hard clip can move. Per-source, helmet recall is 0.842 (95% CI [0.80, 0.91], 3 clips) and catwalk 0.727 (95% CI [0.69, 0.78], 3 clips); the mixed source has a single clip, so its recall (0.570) is reported as a point estimate with no estimable interval.</w:t>
       </w:r>
     </w:p>
     <w:tbl>
@@ -4419,7 +4592,7 @@
         <w:jc w:val="both"/>
       </w:pPr>
       <w:r>
-        <w:t xml:space="preserve">The evaluation protocol (Sections 5.2–5.3) scores the two reference sources separately: their contrast is the check that the single model generalizes across visually distinct material rather than leaning on whichever source dominated training. Table 3 reports per-source recall at the same operating point as Table 2 (confidence 0.25, imgsz 960, IoU 0.5). A materially lower catwalk figure would localize the remaining weakness to the scarce top-view material, consistent with the failure-mode analysis of Section 6.3.</w:t>
+        <w:t xml:space="preserve">The evaluation protocol (Sections 5.2–5.3) scores the three reference sources separately: their contrast is the check that the single model generalizes across visually distinct material rather than leaning on whichever source dominated training. Table 3 reports per-source recall at the same operating point as Table 2 (confidence 0.25, imgsz 960, IoU 0.5). The mixed source is the weakest (recall ≈ 0.55–0.58), localizing the remaining weakness to the scarce, heterogeneous mixed material; catwalk and helmet are both strong (≈ 0.70 and ≈ 0.85). The geometric person→head baseline and the third-party SCUT-HEAD model fall far below the fine-tuned models on every source, and fail differently (person→head collapses on dense catwalk crowds; SCUT-HEAD does relatively better on helmet than on top-view catwalk), consistent with the failure-mode analysis of Section 6.3. Because the test set has few clips per source (three helmet, three catwalk, one mixed), these per-source figures carry wide clustered-bootstrap intervals — helmet recall 95% CI [0.80, 0.91], catwalk [0.69, 0.78] — and the single mixed clip admits no interval; the per-source ranking is therefore indicative rather than definitive.</w:t>
       </w:r>
     </w:p>
     <w:tbl>
@@ -4440,9 +4613,10 @@
         <w:tblLook w:val="0000" w:firstRow="0" w:lastRow="0" w:firstColumn="0" w:lastColumn="0" w:noHBand="0" w:noVBand="0"/>
       </w:tblPr>
       <w:tblGrid>
-        <w:gridCol w:w="3120"/>
-        <w:gridCol w:w="3120"/>
-        <w:gridCol w:w="3120"/>
+        <w:gridCol w:w="3000"/>
+        <w:gridCol w:w="1600"/>
+        <w:gridCol w:w="1600"/>
+        <w:gridCol w:w="1600"/>
       </w:tblGrid>
       <w:tr>
         <w:trPr>
@@ -4450,7 +4624,7 @@
         </w:trPr>
         <w:tc>
           <w:tcPr>
-            <w:tcW w:w="3120" w:type="dxa"/>
+            <w:tcW w:w="3000" w:type="dxa"/>
             <w:shd w:val="clear" w:color="auto" w:fill="1F3A5F"/>
             <w:tcMar>
               <w:top w:w="60" w:type="dxa"/>
@@ -4468,13 +4642,13 @@
                 <w:sz w:val="20"/>
                 <w:szCs w:val="20"/>
               </w:rPr>
-              <w:t>Model</w:t>
-            </w:r>
-          </w:p>
-        </w:tc>
-        <w:tc>
-          <w:tcPr>
-            <w:tcW w:w="3120" w:type="dxa"/>
+              <w:t xml:space="preserve">Model</w:t>
+            </w:r>
+          </w:p>
+        </w:tc>
+        <w:tc>
+          <w:tcPr>
+            <w:tcW w:w="1600" w:type="dxa"/>
             <w:shd w:val="clear" w:color="auto" w:fill="1F3A5F"/>
             <w:tcMar>
               <w:top w:w="60" w:type="dxa"/>
@@ -4492,13 +4666,13 @@
                 <w:sz w:val="20"/>
                 <w:szCs w:val="20"/>
               </w:rPr>
-              <w:t>Helmet-cam recall</w:t>
-            </w:r>
-          </w:p>
-        </w:tc>
-        <w:tc>
-          <w:tcPr>
-            <w:tcW w:w="3120" w:type="dxa"/>
+              <w:t xml:space="preserve">Catwalk R</w:t>
+            </w:r>
+          </w:p>
+        </w:tc>
+        <w:tc>
+          <w:tcPr>
+            <w:tcW w:w="1600" w:type="dxa"/>
             <w:shd w:val="clear" w:color="auto" w:fill="1F3A5F"/>
             <w:tcMar>
               <w:top w:w="60" w:type="dxa"/>
@@ -4516,7 +4690,31 @@
                 <w:sz w:val="20"/>
                 <w:szCs w:val="20"/>
               </w:rPr>
-              <w:t>Catwalk recall</w:t>
+              <w:t xml:space="preserve">Helmet R</w:t>
+            </w:r>
+          </w:p>
+        </w:tc>
+        <w:tc>
+          <w:tcPr>
+            <w:tcW w:w="1600" w:type="dxa"/>
+            <w:shd w:val="clear" w:color="auto" w:fill="1F3A5F"/>
+            <w:tcMar>
+              <w:top w:w="60" w:type="dxa"/>
+              <w:left w:w="90" w:type="dxa"/>
+              <w:bottom w:w="60" w:type="dxa"/>
+              <w:right w:w="90" w:type="dxa"/>
+            </w:tcMar>
+          </w:tcPr>
+          <w:p>
+            <w:r>
+              <w:rPr>
+                <w:b/>
+                <w:bCs/>
+                <w:color w:val="FFFFFF"/>
+                <w:sz w:val="20"/>
+                <w:szCs w:val="20"/>
+              </w:rPr>
+              <w:t xml:space="preserve">Mixed R</w:t>
             </w:r>
           </w:p>
         </w:tc>
@@ -4524,7 +4722,7 @@
       <w:tr>
         <w:tc>
           <w:tcPr>
-            <w:tcW w:w="3120" w:type="dxa"/>
+            <w:tcW w:w="3000" w:type="dxa"/>
             <w:shd w:val="clear" w:color="auto" w:fill="F1EFE8"/>
             <w:tcMar>
               <w:top w:w="60" w:type="dxa"/>
@@ -4536,16 +4734,18 @@
           <w:p>
             <w:r>
               <w:rPr>
-                <w:sz w:val="20"/>
-                <w:szCs w:val="20"/>
-              </w:rPr>
-              <w:t>head_n</w:t>
-            </w:r>
-          </w:p>
-        </w:tc>
-        <w:tc>
-          <w:tcPr>
-            <w:tcW w:w="3120" w:type="dxa"/>
+                <w:b/>
+                <w:bCs/>
+                <w:sz w:val="20"/>
+                <w:szCs w:val="20"/>
+              </w:rPr>
+              <w:t xml:space="preserve">head_n</w:t>
+            </w:r>
+          </w:p>
+        </w:tc>
+        <w:tc>
+          <w:tcPr>
+            <w:tcW w:w="1600" w:type="dxa"/>
             <w:shd w:val="clear" w:color="auto" w:fill="F1EFE8"/>
             <w:tcMar>
               <w:top w:w="60" w:type="dxa"/>
@@ -4560,13 +4760,13 @@
                 <w:sz w:val="20"/>
                 <w:szCs w:val="20"/>
               </w:rPr>
-              <w:t>[ fill ]</w:t>
-            </w:r>
-          </w:p>
-        </w:tc>
-        <w:tc>
-          <w:tcPr>
-            <w:tcW w:w="3120" w:type="dxa"/>
+              <w:t xml:space="preserve">.707</w:t>
+            </w:r>
+          </w:p>
+        </w:tc>
+        <w:tc>
+          <w:tcPr>
+            <w:tcW w:w="1600" w:type="dxa"/>
             <w:shd w:val="clear" w:color="auto" w:fill="F1EFE8"/>
             <w:tcMar>
               <w:top w:w="60" w:type="dxa"/>
@@ -4581,7 +4781,28 @@
                 <w:sz w:val="20"/>
                 <w:szCs w:val="20"/>
               </w:rPr>
-              <w:t>[ fill ]</w:t>
+              <w:t xml:space="preserve">.861</w:t>
+            </w:r>
+          </w:p>
+        </w:tc>
+        <w:tc>
+          <w:tcPr>
+            <w:tcW w:w="1600" w:type="dxa"/>
+            <w:shd w:val="clear" w:color="auto" w:fill="F1EFE8"/>
+            <w:tcMar>
+              <w:top w:w="60" w:type="dxa"/>
+              <w:left w:w="90" w:type="dxa"/>
+              <w:bottom w:w="60" w:type="dxa"/>
+              <w:right w:w="90" w:type="dxa"/>
+            </w:tcMar>
+          </w:tcPr>
+          <w:p>
+            <w:r>
+              <w:rPr>
+                <w:sz w:val="20"/>
+                <w:szCs w:val="20"/>
+              </w:rPr>
+              <w:t xml:space="preserve">.577</w:t>
             </w:r>
           </w:p>
         </w:tc>
@@ -4589,7 +4810,7 @@
       <w:tr>
         <w:tc>
           <w:tcPr>
-            <w:tcW w:w="3120" w:type="dxa"/>
+            <w:tcW w:w="3000" w:type="dxa"/>
             <w:shd w:val="clear" w:color="auto" w:fill="F1EFE8"/>
             <w:tcMar>
               <w:top w:w="60" w:type="dxa"/>
@@ -4601,16 +4822,18 @@
           <w:p>
             <w:r>
               <w:rPr>
-                <w:sz w:val="20"/>
-                <w:szCs w:val="20"/>
-              </w:rPr>
-              <w:t>head_s</w:t>
-            </w:r>
-          </w:p>
-        </w:tc>
-        <w:tc>
-          <w:tcPr>
-            <w:tcW w:w="3120" w:type="dxa"/>
+                <w:b/>
+                <w:bCs/>
+                <w:sz w:val="20"/>
+                <w:szCs w:val="20"/>
+              </w:rPr>
+              <w:t xml:space="preserve">head_s</w:t>
+            </w:r>
+          </w:p>
+        </w:tc>
+        <w:tc>
+          <w:tcPr>
+            <w:tcW w:w="1600" w:type="dxa"/>
             <w:shd w:val="clear" w:color="auto" w:fill="F1EFE8"/>
             <w:tcMar>
               <w:top w:w="60" w:type="dxa"/>
@@ -4625,13 +4848,13 @@
                 <w:sz w:val="20"/>
                 <w:szCs w:val="20"/>
               </w:rPr>
-              <w:t>[ fill ]</w:t>
-            </w:r>
-          </w:p>
-        </w:tc>
-        <w:tc>
-          <w:tcPr>
-            <w:tcW w:w="3120" w:type="dxa"/>
+              <w:t xml:space="preserve">.727</w:t>
+            </w:r>
+          </w:p>
+        </w:tc>
+        <w:tc>
+          <w:tcPr>
+            <w:tcW w:w="1600" w:type="dxa"/>
             <w:shd w:val="clear" w:color="auto" w:fill="F1EFE8"/>
             <w:tcMar>
               <w:top w:w="60" w:type="dxa"/>
@@ -4646,7 +4869,28 @@
                 <w:sz w:val="20"/>
                 <w:szCs w:val="20"/>
               </w:rPr>
-              <w:t>[ fill ]</w:t>
+              <w:t xml:space="preserve">.843</w:t>
+            </w:r>
+          </w:p>
+        </w:tc>
+        <w:tc>
+          <w:tcPr>
+            <w:tcW w:w="1600" w:type="dxa"/>
+            <w:shd w:val="clear" w:color="auto" w:fill="F1EFE8"/>
+            <w:tcMar>
+              <w:top w:w="60" w:type="dxa"/>
+              <w:left w:w="90" w:type="dxa"/>
+              <w:bottom w:w="60" w:type="dxa"/>
+              <w:right w:w="90" w:type="dxa"/>
+            </w:tcMar>
+          </w:tcPr>
+          <w:p>
+            <w:r>
+              <w:rPr>
+                <w:sz w:val="20"/>
+                <w:szCs w:val="20"/>
+              </w:rPr>
+              <w:t xml:space="preserve">.571</w:t>
             </w:r>
           </w:p>
         </w:tc>
@@ -4654,7 +4898,7 @@
       <w:tr>
         <w:tc>
           <w:tcPr>
-            <w:tcW w:w="3120" w:type="dxa"/>
+            <w:tcW w:w="3000" w:type="dxa"/>
             <w:shd w:val="clear" w:color="auto" w:fill="F1EFE8"/>
             <w:tcMar>
               <w:top w:w="60" w:type="dxa"/>
@@ -4666,16 +4910,18 @@
           <w:p>
             <w:r>
               <w:rPr>
-                <w:sz w:val="20"/>
-                <w:szCs w:val="20"/>
-              </w:rPr>
-              <w:t>head_m</w:t>
-            </w:r>
-          </w:p>
-        </w:tc>
-        <w:tc>
-          <w:tcPr>
-            <w:tcW w:w="3120" w:type="dxa"/>
+                <w:b/>
+                <w:bCs/>
+                <w:sz w:val="20"/>
+                <w:szCs w:val="20"/>
+              </w:rPr>
+              <w:t xml:space="preserve">head_m</w:t>
+            </w:r>
+          </w:p>
+        </w:tc>
+        <w:tc>
+          <w:tcPr>
+            <w:tcW w:w="1600" w:type="dxa"/>
             <w:shd w:val="clear" w:color="auto" w:fill="F1EFE8"/>
             <w:tcMar>
               <w:top w:w="60" w:type="dxa"/>
@@ -4690,13 +4936,13 @@
                 <w:sz w:val="20"/>
                 <w:szCs w:val="20"/>
               </w:rPr>
-              <w:t>[ fill ]</w:t>
-            </w:r>
-          </w:p>
-        </w:tc>
-        <w:tc>
-          <w:tcPr>
-            <w:tcW w:w="3120" w:type="dxa"/>
+              <w:t xml:space="preserve">.700</w:t>
+            </w:r>
+          </w:p>
+        </w:tc>
+        <w:tc>
+          <w:tcPr>
+            <w:tcW w:w="1600" w:type="dxa"/>
             <w:shd w:val="clear" w:color="auto" w:fill="F1EFE8"/>
             <w:tcMar>
               <w:top w:w="60" w:type="dxa"/>
@@ -4711,7 +4957,28 @@
                 <w:sz w:val="20"/>
                 <w:szCs w:val="20"/>
               </w:rPr>
-              <w:t>[ fill ]</w:t>
+              <w:t xml:space="preserve">.873</w:t>
+            </w:r>
+          </w:p>
+        </w:tc>
+        <w:tc>
+          <w:tcPr>
+            <w:tcW w:w="1600" w:type="dxa"/>
+            <w:shd w:val="clear" w:color="auto" w:fill="F1EFE8"/>
+            <w:tcMar>
+              <w:top w:w="60" w:type="dxa"/>
+              <w:left w:w="90" w:type="dxa"/>
+              <w:bottom w:w="60" w:type="dxa"/>
+              <w:right w:w="90" w:type="dxa"/>
+            </w:tcMar>
+          </w:tcPr>
+          <w:p>
+            <w:r>
+              <w:rPr>
+                <w:sz w:val="20"/>
+                <w:szCs w:val="20"/>
+              </w:rPr>
+              <w:t xml:space="preserve">.546</w:t>
             </w:r>
           </w:p>
         </w:tc>
@@ -4719,7 +4986,7 @@
       <w:tr>
         <w:tc>
           <w:tcPr>
-            <w:tcW w:w="3120" w:type="dxa"/>
+            <w:tcW w:w="3000" w:type="dxa"/>
             <w:shd w:val="clear" w:color="auto" w:fill="F1EFE8"/>
             <w:tcMar>
               <w:top w:w="60" w:type="dxa"/>
@@ -4731,16 +4998,18 @@
           <w:p>
             <w:r>
               <w:rPr>
-                <w:sz w:val="20"/>
-                <w:szCs w:val="20"/>
-              </w:rPr>
-              <w:t>SCUT-HEAD medium</w:t>
-            </w:r>
-          </w:p>
-        </w:tc>
-        <w:tc>
-          <w:tcPr>
-            <w:tcW w:w="3120" w:type="dxa"/>
+                <w:b/>
+                <w:bCs/>
+                <w:sz w:val="20"/>
+                <w:szCs w:val="20"/>
+              </w:rPr>
+              <w:t xml:space="preserve">person→head (YOLO11m)</w:t>
+            </w:r>
+          </w:p>
+        </w:tc>
+        <w:tc>
+          <w:tcPr>
+            <w:tcW w:w="1600" w:type="dxa"/>
             <w:shd w:val="clear" w:color="auto" w:fill="F1EFE8"/>
             <w:tcMar>
               <w:top w:w="60" w:type="dxa"/>
@@ -4755,13 +5024,13 @@
                 <w:sz w:val="20"/>
                 <w:szCs w:val="20"/>
               </w:rPr>
-              <w:t>[ fill ]</w:t>
-            </w:r>
-          </w:p>
-        </w:tc>
-        <w:tc>
-          <w:tcPr>
-            <w:tcW w:w="3120" w:type="dxa"/>
+              <w:t xml:space="preserve">.194</w:t>
+            </w:r>
+          </w:p>
+        </w:tc>
+        <w:tc>
+          <w:tcPr>
+            <w:tcW w:w="1600" w:type="dxa"/>
             <w:shd w:val="clear" w:color="auto" w:fill="F1EFE8"/>
             <w:tcMar>
               <w:top w:w="60" w:type="dxa"/>
@@ -4776,7 +5045,116 @@
                 <w:sz w:val="20"/>
                 <w:szCs w:val="20"/>
               </w:rPr>
-              <w:t>[ fill ]</w:t>
+              <w:t xml:space="preserve">.296</w:t>
+            </w:r>
+          </w:p>
+        </w:tc>
+        <w:tc>
+          <w:tcPr>
+            <w:tcW w:w="1600" w:type="dxa"/>
+            <w:shd w:val="clear" w:color="auto" w:fill="F1EFE8"/>
+            <w:tcMar>
+              <w:top w:w="60" w:type="dxa"/>
+              <w:left w:w="90" w:type="dxa"/>
+              <w:bottom w:w="60" w:type="dxa"/>
+              <w:right w:w="90" w:type="dxa"/>
+            </w:tcMar>
+          </w:tcPr>
+          <w:p>
+            <w:r>
+              <w:rPr>
+                <w:sz w:val="20"/>
+                <w:szCs w:val="20"/>
+              </w:rPr>
+              <w:t xml:space="preserve">.190</w:t>
+            </w:r>
+          </w:p>
+        </w:tc>
+      </w:tr>
+      <w:tr>
+        <w:tc>
+          <w:tcPr>
+            <w:tcW w:w="3000" w:type="dxa"/>
+            <w:shd w:val="clear" w:color="auto" w:fill="F1EFE8"/>
+            <w:tcMar>
+              <w:top w:w="60" w:type="dxa"/>
+              <w:left w:w="90" w:type="dxa"/>
+              <w:bottom w:w="60" w:type="dxa"/>
+              <w:right w:w="90" w:type="dxa"/>
+            </w:tcMar>
+          </w:tcPr>
+          <w:p>
+            <w:r>
+              <w:rPr>
+                <w:b/>
+                <w:bCs/>
+                <w:sz w:val="20"/>
+                <w:szCs w:val="20"/>
+              </w:rPr>
+              <w:t xml:space="preserve">SCUT-HEAD YOLOv8-m</w:t>
+            </w:r>
+          </w:p>
+        </w:tc>
+        <w:tc>
+          <w:tcPr>
+            <w:tcW w:w="1600" w:type="dxa"/>
+            <w:shd w:val="clear" w:color="auto" w:fill="F1EFE8"/>
+            <w:tcMar>
+              <w:top w:w="60" w:type="dxa"/>
+              <w:left w:w="90" w:type="dxa"/>
+              <w:bottom w:w="60" w:type="dxa"/>
+              <w:right w:w="90" w:type="dxa"/>
+            </w:tcMar>
+          </w:tcPr>
+          <w:p>
+            <w:r>
+              <w:rPr>
+                <w:sz w:val="20"/>
+                <w:szCs w:val="20"/>
+              </w:rPr>
+              <w:t xml:space="preserve">.189</w:t>
+            </w:r>
+          </w:p>
+        </w:tc>
+        <w:tc>
+          <w:tcPr>
+            <w:tcW w:w="1600" w:type="dxa"/>
+            <w:shd w:val="clear" w:color="auto" w:fill="F1EFE8"/>
+            <w:tcMar>
+              <w:top w:w="60" w:type="dxa"/>
+              <w:left w:w="90" w:type="dxa"/>
+              <w:bottom w:w="60" w:type="dxa"/>
+              <w:right w:w="90" w:type="dxa"/>
+            </w:tcMar>
+          </w:tcPr>
+          <w:p>
+            <w:r>
+              <w:rPr>
+                <w:sz w:val="20"/>
+                <w:szCs w:val="20"/>
+              </w:rPr>
+              <w:t xml:space="preserve">.514</w:t>
+            </w:r>
+          </w:p>
+        </w:tc>
+        <w:tc>
+          <w:tcPr>
+            <w:tcW w:w="1600" w:type="dxa"/>
+            <w:shd w:val="clear" w:color="auto" w:fill="F1EFE8"/>
+            <w:tcMar>
+              <w:top w:w="60" w:type="dxa"/>
+              <w:left w:w="90" w:type="dxa"/>
+              <w:bottom w:w="60" w:type="dxa"/>
+              <w:right w:w="90" w:type="dxa"/>
+            </w:tcMar>
+          </w:tcPr>
+          <w:p>
+            <w:r>
+              <w:rPr>
+                <w:sz w:val="20"/>
+                <w:szCs w:val="20"/>
+              </w:rPr>
+              <w:t xml:space="preserve">.227</w:t>
             </w:r>
           </w:p>
         </w:tc>
@@ -4800,15 +5178,7 @@
           <w:color w:val="5F5E5A"/>
           <w:sz w:val="18"/>
         </w:rPr>
-        <w:t>Per-source recall on the held-aside test set (same settings as Table 2).</w:t>
-      </w:r>
-      <w:r>
-        <w:rPr>
-          <w:i/>
-          <w:sz w:val="18"/>
-          <w:highlight w:val="yellow"/>
-        </w:rPr>
-        <w:t xml:space="preserve"> [TO FILL: compute per-source recall from the saved evaluation runs — the generalization claim rests on this table.]</w:t>
+        <w:t>Per-source recall on the held-aside test set (470 frames, 927 heads; confidence 0.25, imgsz 960, IoU 0.5), by reference source. Fine-tuned models (head_n/s/m) versus the geometric person→head baseline (best person model) and a third-party SCUT-HEAD detector. Precision is high and stable across sources (0.88–0.90 for the fine-tuned models) and is omitted here for compactness; see Table 2 for the pooled precision/F1/mAP.</w:t>
       </w:r>
     </w:p>
     <w:p>
@@ -6862,7 +7232,7 @@
         <w:jc w:val="both"/>
       </w:pPr>
       <w:r>
-        <w:t xml:space="preserve">The two runtime augmentations of Section 4 — edge-strip inference (Section 4.2) and the person→head pathway (Section 4.3) — were ablated on the held-aside test set, each alone and combined, against the plain single-pass detector. For this ablation the person→head pathway is used not as a box source but as a </w:t>
+        <w:t xml:space="preserve">The two runtime augmentations of Section 4 — edge-strip inference (Section 4.2) and the person→head pathway (Section 4.3) — were ablated on the held-aside test set (470 frames, 927 heads), each alone and combined, against the plain single-pass detector. The person→head pathway is used not as a box source but as a </w:t>
       </w:r>
       <w:r>
         <w:rPr>
@@ -6871,7 +7241,34 @@
         <w:t xml:space="preserve">soft spatial prior</w:t>
       </w:r>
       <w:r>
-        <w:t xml:space="preserve"> that re-scores the head detector’s own candidates: the head model runs at a low candidate floor (0.10), and each candidate’s confidence is multiplied by (1 + α·overlap) with any person-derived head region (α = 1), so that weak detections inside a plausible head region are promoted past the operating point while isolated weak detections are not — a geometric analogue of the learned context re-scoring of Vu et al. (2015). Injecting unclaimed person-derived regions as standalone weak boxes was also tested and rejected: it adds at most 0.2 recall points over re-scoring alone while costing a further 16 precision points (head_s: precision 0.688 versus 0.847), confirming the failure mode anticipated in Section 4.3 — gear-forward poses misplace the estimated region. All fused rows below therefore use re-scoring only.</w:t>
+        <w:t xml:space="preserve"> that re-scores the head detector’s own candidates: the head model runs at a low candidate floor, and each candidate’s confidence is multiplied by (1 + α·overlap) with any person-derived head region, so that weak detections inside a plausible head region are promoted past the operating point while isolated weak detections are not — a geometric analogue of the learned context re-scoring of Vu et al. (2015). All fusion hyperparameters were selected per model by a grid sweep on the </w:t>
+      </w:r>
+      <w:r>
+        <w:rPr>
+          <w:i/>
+        </w:rPr>
+        <w:t xml:space="preserve">validation</w:t>
+      </w:r>
+      <w:r>
+        <w:t xml:space="preserve"> split (710 images; person model ∈ {YOLO11 n, s, m}, α, candidate floor, and injection weight β), maximizing recall-weighted F2 under a precision guard, then frozen and evaluated on the test set exactly once. The selected configurations: head_n — YOLO11s prior, α = 1.0, floor 0.15; head_s and head_m — YOLO11m prior, α = 1.5, floor 0.05. The sweep independently rejected injecting unclaimed person-derived regions as standalone boxes (β = 0 won for all three models), confirming the failure mode anticipated in Section 4.3. Edge strips use the deployed, untuned configuration: four full-resolution strips covering 20% of each side. For the population analysis, a ground-truth head counts as </w:t>
+      </w:r>
+      <w:r>
+        <w:rPr>
+          <w:i/>
+        </w:rPr>
+        <w:t xml:space="preserve">border</w:t>
+      </w:r>
+      <w:r>
+        <w:t xml:space="preserve"> if its box lies within 2% of a frame edge (125 of 927 heads); the remainder are </w:t>
+      </w:r>
+      <w:r>
+        <w:rPr>
+          <w:i/>
+        </w:rPr>
+        <w:t xml:space="preserve">interior</w:t>
+      </w:r>
+      <w:r>
+        <w:t xml:space="preserve"> (802).</w:t>
       </w:r>
     </w:p>
     <w:tbl>
@@ -6892,11 +7289,12 @@
         <w:tblLook w:val="0000" w:firstRow="0" w:lastRow="0" w:firstColumn="0" w:lastColumn="0" w:noHBand="0" w:noVBand="0"/>
       </w:tblPr>
       <w:tblGrid>
-        <w:gridCol w:w="2760"/>
-        <w:gridCol w:w="1650"/>
-        <w:gridCol w:w="1650"/>
-        <w:gridCol w:w="1650"/>
-        <w:gridCol w:w="1650"/>
+        <w:gridCol w:w="2560"/>
+        <w:gridCol w:w="1360"/>
+        <w:gridCol w:w="1360"/>
+        <w:gridCol w:w="1360"/>
+        <w:gridCol w:w="1360"/>
+        <w:gridCol w:w="1360"/>
       </w:tblGrid>
       <w:tr>
         <w:trPr>
@@ -6904,7 +7302,7 @@
         </w:trPr>
         <w:tc>
           <w:tcPr>
-            <w:tcW w:w="2760" w:type="dxa"/>
+            <w:tcW w:w="2560" w:type="dxa"/>
             <w:shd w:val="clear" w:color="auto" w:fill="1F3A5F"/>
             <w:tcMar>
               <w:top w:w="60" w:type="dxa"/>
@@ -6928,7 +7326,7 @@
         </w:tc>
         <w:tc>
           <w:tcPr>
-            <w:tcW w:w="1650" w:type="dxa"/>
+            <w:tcW w:w="1360" w:type="dxa"/>
             <w:shd w:val="clear" w:color="auto" w:fill="1F3A5F"/>
             <w:tcMar>
               <w:top w:w="60" w:type="dxa"/>
@@ -6952,7 +7350,7 @@
         </w:tc>
         <w:tc>
           <w:tcPr>
-            <w:tcW w:w="1650" w:type="dxa"/>
+            <w:tcW w:w="1360" w:type="dxa"/>
             <w:shd w:val="clear" w:color="auto" w:fill="1F3A5F"/>
             <w:tcMar>
               <w:top w:w="60" w:type="dxa"/>
@@ -6976,7 +7374,7 @@
         </w:tc>
         <w:tc>
           <w:tcPr>
-            <w:tcW w:w="1650" w:type="dxa"/>
+            <w:tcW w:w="1360" w:type="dxa"/>
             <w:shd w:val="clear" w:color="auto" w:fill="1F3A5F"/>
             <w:tcMar>
               <w:top w:w="60" w:type="dxa"/>
@@ -7000,7 +7398,7 @@
         </w:tc>
         <w:tc>
           <w:tcPr>
-            <w:tcW w:w="1650" w:type="dxa"/>
+            <w:tcW w:w="1360" w:type="dxa"/>
             <w:shd w:val="clear" w:color="auto" w:fill="1F3A5F"/>
             <w:tcMar>
               <w:top w:w="60" w:type="dxa"/>
@@ -7018,7 +7416,31 @@
                 <w:sz w:val="20"/>
                 <w:szCs w:val="20"/>
               </w:rPr>
-              <w:t xml:space="preserve">mAP50</w:t>
+              <w:t xml:space="preserve">Border R (n=125)</w:t>
+            </w:r>
+          </w:p>
+        </w:tc>
+        <w:tc>
+          <w:tcPr>
+            <w:tcW w:w="1360" w:type="dxa"/>
+            <w:shd w:val="clear" w:color="auto" w:fill="1F3A5F"/>
+            <w:tcMar>
+              <w:top w:w="60" w:type="dxa"/>
+              <w:left w:w="90" w:type="dxa"/>
+              <w:bottom w:w="60" w:type="dxa"/>
+              <w:right w:w="90" w:type="dxa"/>
+            </w:tcMar>
+          </w:tcPr>
+          <w:p>
+            <w:r>
+              <w:rPr>
+                <w:b/>
+                <w:bCs/>
+                <w:color w:val="FFFFFF"/>
+                <w:sz w:val="20"/>
+                <w:szCs w:val="20"/>
+              </w:rPr>
+              <w:t xml:space="preserve">Interior R (n=802)</w:t>
             </w:r>
           </w:p>
         </w:tc>
@@ -7026,7 +7448,7 @@
       <w:tr>
         <w:tc>
           <w:tcPr>
-            <w:tcW w:w="2760" w:type="dxa"/>
+            <w:tcW w:w="2560" w:type="dxa"/>
             <w:tcMar>
               <w:top w:w="60" w:type="dxa"/>
               <w:left w:w="90" w:type="dxa"/>
@@ -7042,87 +7464,107 @@
                 <w:sz w:val="20"/>
                 <w:szCs w:val="20"/>
               </w:rPr>
-              <w:t xml:space="preserve">head_n</w:t>
-            </w:r>
-          </w:p>
-        </w:tc>
-        <w:tc>
-          <w:tcPr>
-            <w:tcW w:w="1650" w:type="dxa"/>
-            <w:tcMar>
-              <w:top w:w="60" w:type="dxa"/>
-              <w:left w:w="90" w:type="dxa"/>
-              <w:bottom w:w="60" w:type="dxa"/>
-              <w:right w:w="90" w:type="dxa"/>
-            </w:tcMar>
-          </w:tcPr>
-          <w:p>
-            <w:r>
-              <w:rPr>
-                <w:sz w:val="20"/>
-                <w:szCs w:val="20"/>
-              </w:rPr>
-              <w:t xml:space="preserve">.756</w:t>
-            </w:r>
-          </w:p>
-        </w:tc>
-        <w:tc>
-          <w:tcPr>
-            <w:tcW w:w="1650" w:type="dxa"/>
-            <w:tcMar>
-              <w:top w:w="60" w:type="dxa"/>
-              <w:left w:w="90" w:type="dxa"/>
-              <w:bottom w:w="60" w:type="dxa"/>
-              <w:right w:w="90" w:type="dxa"/>
-            </w:tcMar>
-          </w:tcPr>
-          <w:p>
-            <w:r>
-              <w:rPr>
-                <w:sz w:val="20"/>
-                <w:szCs w:val="20"/>
-              </w:rPr>
-              <w:t xml:space="preserve">.880</w:t>
-            </w:r>
-          </w:p>
-        </w:tc>
-        <w:tc>
-          <w:tcPr>
-            <w:tcW w:w="1650" w:type="dxa"/>
-            <w:tcMar>
-              <w:top w:w="60" w:type="dxa"/>
-              <w:left w:w="90" w:type="dxa"/>
-              <w:bottom w:w="60" w:type="dxa"/>
-              <w:right w:w="90" w:type="dxa"/>
-            </w:tcMar>
-          </w:tcPr>
-          <w:p>
-            <w:r>
-              <w:rPr>
-                <w:sz w:val="20"/>
-                <w:szCs w:val="20"/>
-              </w:rPr>
-              <w:t xml:space="preserve">.814</w:t>
-            </w:r>
-          </w:p>
-        </w:tc>
-        <w:tc>
-          <w:tcPr>
-            <w:tcW w:w="1650" w:type="dxa"/>
-            <w:tcMar>
-              <w:top w:w="60" w:type="dxa"/>
-              <w:left w:w="90" w:type="dxa"/>
-              <w:bottom w:w="60" w:type="dxa"/>
-              <w:right w:w="90" w:type="dxa"/>
-            </w:tcMar>
-          </w:tcPr>
-          <w:p>
-            <w:r>
-              <w:rPr>
-                <w:sz w:val="20"/>
-                <w:szCs w:val="20"/>
-              </w:rPr>
-              <w:t xml:space="preserve">.817</w:t>
+              <w:t xml:space="preserve">head_s (base)</w:t>
+            </w:r>
+          </w:p>
+        </w:tc>
+        <w:tc>
+          <w:tcPr>
+            <w:tcW w:w="1360" w:type="dxa"/>
+            <w:tcMar>
+              <w:top w:w="60" w:type="dxa"/>
+              <w:left w:w="90" w:type="dxa"/>
+              <w:bottom w:w="60" w:type="dxa"/>
+              <w:right w:w="90" w:type="dxa"/>
+            </w:tcMar>
+          </w:tcPr>
+          <w:p>
+            <w:r>
+              <w:rPr>
+                <w:sz w:val="20"/>
+                <w:szCs w:val="20"/>
+              </w:rPr>
+              <w:t xml:space="preserve">.742</w:t>
+            </w:r>
+          </w:p>
+        </w:tc>
+        <w:tc>
+          <w:tcPr>
+            <w:tcW w:w="1360" w:type="dxa"/>
+            <w:tcMar>
+              <w:top w:w="60" w:type="dxa"/>
+              <w:left w:w="90" w:type="dxa"/>
+              <w:bottom w:w="60" w:type="dxa"/>
+              <w:right w:w="90" w:type="dxa"/>
+            </w:tcMar>
+          </w:tcPr>
+          <w:p>
+            <w:r>
+              <w:rPr>
+                <w:sz w:val="20"/>
+                <w:szCs w:val="20"/>
+              </w:rPr>
+              <w:t xml:space="preserve">.898</w:t>
+            </w:r>
+          </w:p>
+        </w:tc>
+        <w:tc>
+          <w:tcPr>
+            <w:tcW w:w="1360" w:type="dxa"/>
+            <w:tcMar>
+              <w:top w:w="60" w:type="dxa"/>
+              <w:left w:w="90" w:type="dxa"/>
+              <w:bottom w:w="60" w:type="dxa"/>
+              <w:right w:w="90" w:type="dxa"/>
+            </w:tcMar>
+          </w:tcPr>
+          <w:p>
+            <w:r>
+              <w:rPr>
+                <w:sz w:val="20"/>
+                <w:szCs w:val="20"/>
+              </w:rPr>
+              <w:t xml:space="preserve">.813</w:t>
+            </w:r>
+          </w:p>
+        </w:tc>
+        <w:tc>
+          <w:tcPr>
+            <w:tcW w:w="1360" w:type="dxa"/>
+            <w:tcMar>
+              <w:top w:w="60" w:type="dxa"/>
+              <w:left w:w="90" w:type="dxa"/>
+              <w:bottom w:w="60" w:type="dxa"/>
+              <w:right w:w="90" w:type="dxa"/>
+            </w:tcMar>
+          </w:tcPr>
+          <w:p>
+            <w:r>
+              <w:rPr>
+                <w:sz w:val="20"/>
+                <w:szCs w:val="20"/>
+              </w:rPr>
+              <w:t xml:space="preserve">.720</w:t>
+            </w:r>
+          </w:p>
+        </w:tc>
+        <w:tc>
+          <w:tcPr>
+            <w:tcW w:w="1360" w:type="dxa"/>
+            <w:tcMar>
+              <w:top w:w="60" w:type="dxa"/>
+              <w:left w:w="90" w:type="dxa"/>
+              <w:bottom w:w="60" w:type="dxa"/>
+              <w:right w:w="90" w:type="dxa"/>
+            </w:tcMar>
+          </w:tcPr>
+          <w:p>
+            <w:r>
+              <w:rPr>
+                <w:sz w:val="20"/>
+                <w:szCs w:val="20"/>
+              </w:rPr>
+              <w:t xml:space="preserve">.767</w:t>
             </w:r>
           </w:p>
         </w:tc>
@@ -7130,101 +7572,121 @@
       <w:tr>
         <w:tc>
           <w:tcPr>
-            <w:tcW w:w="2760" w:type="dxa"/>
-            <w:tcMar>
-              <w:top w:w="60" w:type="dxa"/>
-              <w:left w:w="90" w:type="dxa"/>
-              <w:bottom w:w="60" w:type="dxa"/>
-              <w:right w:w="90" w:type="dxa"/>
-            </w:tcMar>
-          </w:tcPr>
-          <w:p>
-            <w:r>
-              <w:rPr>
-                <w:sz w:val="20"/>
-                <w:szCs w:val="20"/>
-              </w:rPr>
-              <w:t xml:space="preserve">head_n + edge</w:t>
-            </w:r>
-          </w:p>
-        </w:tc>
-        <w:tc>
-          <w:tcPr>
-            <w:tcW w:w="1650" w:type="dxa"/>
-            <w:tcMar>
-              <w:top w:w="60" w:type="dxa"/>
-              <w:left w:w="90" w:type="dxa"/>
-              <w:bottom w:w="60" w:type="dxa"/>
-              <w:right w:w="90" w:type="dxa"/>
-            </w:tcMar>
-          </w:tcPr>
-          <w:p>
-            <w:r>
-              <w:rPr>
-                <w:sz w:val="20"/>
-                <w:szCs w:val="20"/>
-              </w:rPr>
-              <w:t xml:space="preserve">.759</w:t>
-            </w:r>
-          </w:p>
-        </w:tc>
-        <w:tc>
-          <w:tcPr>
-            <w:tcW w:w="1650" w:type="dxa"/>
-            <w:tcMar>
-              <w:top w:w="60" w:type="dxa"/>
-              <w:left w:w="90" w:type="dxa"/>
-              <w:bottom w:w="60" w:type="dxa"/>
-              <w:right w:w="90" w:type="dxa"/>
-            </w:tcMar>
-          </w:tcPr>
-          <w:p>
-            <w:r>
-              <w:rPr>
-                <w:sz w:val="20"/>
-                <w:szCs w:val="20"/>
-              </w:rPr>
-              <w:t xml:space="preserve">.789</w:t>
-            </w:r>
-          </w:p>
-        </w:tc>
-        <w:tc>
-          <w:tcPr>
-            <w:tcW w:w="1650" w:type="dxa"/>
-            <w:tcMar>
-              <w:top w:w="60" w:type="dxa"/>
-              <w:left w:w="90" w:type="dxa"/>
-              <w:bottom w:w="60" w:type="dxa"/>
-              <w:right w:w="90" w:type="dxa"/>
-            </w:tcMar>
-          </w:tcPr>
-          <w:p>
-            <w:r>
-              <w:rPr>
-                <w:sz w:val="20"/>
-                <w:szCs w:val="20"/>
-              </w:rPr>
-              <w:t xml:space="preserve">.774</w:t>
-            </w:r>
-          </w:p>
-        </w:tc>
-        <w:tc>
-          <w:tcPr>
-            <w:tcW w:w="1650" w:type="dxa"/>
-            <w:tcMar>
-              <w:top w:w="60" w:type="dxa"/>
-              <w:left w:w="90" w:type="dxa"/>
-              <w:bottom w:w="60" w:type="dxa"/>
-              <w:right w:w="90" w:type="dxa"/>
-            </w:tcMar>
-          </w:tcPr>
-          <w:p>
-            <w:r>
-              <w:rPr>
-                <w:sz w:val="20"/>
-                <w:szCs w:val="20"/>
-              </w:rPr>
-              <w:t xml:space="preserve">.773</w:t>
+            <w:tcW w:w="2560" w:type="dxa"/>
+            <w:tcMar>
+              <w:top w:w="60" w:type="dxa"/>
+              <w:left w:w="90" w:type="dxa"/>
+              <w:bottom w:w="60" w:type="dxa"/>
+              <w:right w:w="90" w:type="dxa"/>
+            </w:tcMar>
+          </w:tcPr>
+          <w:p>
+            <w:r>
+              <w:rPr>
+                <w:sz w:val="20"/>
+                <w:szCs w:val="20"/>
+              </w:rPr>
+              <w:t xml:space="preserve">+ edge</w:t>
+            </w:r>
+          </w:p>
+        </w:tc>
+        <w:tc>
+          <w:tcPr>
+            <w:tcW w:w="1360" w:type="dxa"/>
+            <w:tcMar>
+              <w:top w:w="60" w:type="dxa"/>
+              <w:left w:w="90" w:type="dxa"/>
+              <w:bottom w:w="60" w:type="dxa"/>
+              <w:right w:w="90" w:type="dxa"/>
+            </w:tcMar>
+          </w:tcPr>
+          <w:p>
+            <w:r>
+              <w:rPr>
+                <w:sz w:val="20"/>
+                <w:szCs w:val="20"/>
+              </w:rPr>
+              <w:t xml:space="preserve">.767</w:t>
+            </w:r>
+          </w:p>
+        </w:tc>
+        <w:tc>
+          <w:tcPr>
+            <w:tcW w:w="1360" w:type="dxa"/>
+            <w:tcMar>
+              <w:top w:w="60" w:type="dxa"/>
+              <w:left w:w="90" w:type="dxa"/>
+              <w:bottom w:w="60" w:type="dxa"/>
+              <w:right w:w="90" w:type="dxa"/>
+            </w:tcMar>
+          </w:tcPr>
+          <w:p>
+            <w:r>
+              <w:rPr>
+                <w:sz w:val="20"/>
+                <w:szCs w:val="20"/>
+              </w:rPr>
+              <w:t xml:space="preserve">.787</w:t>
+            </w:r>
+          </w:p>
+        </w:tc>
+        <w:tc>
+          <w:tcPr>
+            <w:tcW w:w="1360" w:type="dxa"/>
+            <w:tcMar>
+              <w:top w:w="60" w:type="dxa"/>
+              <w:left w:w="90" w:type="dxa"/>
+              <w:bottom w:w="60" w:type="dxa"/>
+              <w:right w:w="90" w:type="dxa"/>
+            </w:tcMar>
+          </w:tcPr>
+          <w:p>
+            <w:r>
+              <w:rPr>
+                <w:sz w:val="20"/>
+                <w:szCs w:val="20"/>
+              </w:rPr>
+              <w:t xml:space="preserve">.777</w:t>
+            </w:r>
+          </w:p>
+        </w:tc>
+        <w:tc>
+          <w:tcPr>
+            <w:tcW w:w="1360" w:type="dxa"/>
+            <w:tcMar>
+              <w:top w:w="60" w:type="dxa"/>
+              <w:left w:w="90" w:type="dxa"/>
+              <w:bottom w:w="60" w:type="dxa"/>
+              <w:right w:w="90" w:type="dxa"/>
+            </w:tcMar>
+          </w:tcPr>
+          <w:p>
+            <w:r>
+              <w:rPr>
+                <w:sz w:val="20"/>
+                <w:szCs w:val="20"/>
+              </w:rPr>
+              <w:t xml:space="preserve">.736</w:t>
+            </w:r>
+          </w:p>
+        </w:tc>
+        <w:tc>
+          <w:tcPr>
+            <w:tcW w:w="1360" w:type="dxa"/>
+            <w:tcMar>
+              <w:top w:w="60" w:type="dxa"/>
+              <w:left w:w="90" w:type="dxa"/>
+              <w:bottom w:w="60" w:type="dxa"/>
+              <w:right w:w="90" w:type="dxa"/>
+            </w:tcMar>
+          </w:tcPr>
+          <w:p>
+            <w:r>
+              <w:rPr>
+                <w:sz w:val="20"/>
+                <w:szCs w:val="20"/>
+              </w:rPr>
+              <w:t xml:space="preserve">.772</w:t>
             </w:r>
           </w:p>
         </w:tc>
@@ -7232,101 +7694,121 @@
       <w:tr>
         <w:tc>
           <w:tcPr>
-            <w:tcW w:w="2760" w:type="dxa"/>
-            <w:tcMar>
-              <w:top w:w="60" w:type="dxa"/>
-              <w:left w:w="90" w:type="dxa"/>
-              <w:bottom w:w="60" w:type="dxa"/>
-              <w:right w:w="90" w:type="dxa"/>
-            </w:tcMar>
-          </w:tcPr>
-          <w:p>
-            <w:r>
-              <w:rPr>
-                <w:sz w:val="20"/>
-                <w:szCs w:val="20"/>
-              </w:rPr>
-              <w:t xml:space="preserve">head_n + prior</w:t>
-            </w:r>
-          </w:p>
-        </w:tc>
-        <w:tc>
-          <w:tcPr>
-            <w:tcW w:w="1650" w:type="dxa"/>
-            <w:tcMar>
-              <w:top w:w="60" w:type="dxa"/>
-              <w:left w:w="90" w:type="dxa"/>
-              <w:bottom w:w="60" w:type="dxa"/>
-              <w:right w:w="90" w:type="dxa"/>
-            </w:tcMar>
-          </w:tcPr>
-          <w:p>
-            <w:r>
-              <w:rPr>
-                <w:sz w:val="20"/>
-                <w:szCs w:val="20"/>
-              </w:rPr>
-              <w:t xml:space="preserve">.772</w:t>
-            </w:r>
-          </w:p>
-        </w:tc>
-        <w:tc>
-          <w:tcPr>
-            <w:tcW w:w="1650" w:type="dxa"/>
-            <w:tcMar>
-              <w:top w:w="60" w:type="dxa"/>
-              <w:left w:w="90" w:type="dxa"/>
-              <w:bottom w:w="60" w:type="dxa"/>
-              <w:right w:w="90" w:type="dxa"/>
-            </w:tcMar>
-          </w:tcPr>
-          <w:p>
-            <w:r>
-              <w:rPr>
-                <w:sz w:val="20"/>
-                <w:szCs w:val="20"/>
-              </w:rPr>
-              <w:t xml:space="preserve">.861</w:t>
-            </w:r>
-          </w:p>
-        </w:tc>
-        <w:tc>
-          <w:tcPr>
-            <w:tcW w:w="1650" w:type="dxa"/>
-            <w:tcMar>
-              <w:top w:w="60" w:type="dxa"/>
-              <w:left w:w="90" w:type="dxa"/>
-              <w:bottom w:w="60" w:type="dxa"/>
-              <w:right w:w="90" w:type="dxa"/>
-            </w:tcMar>
-          </w:tcPr>
-          <w:p>
-            <w:r>
-              <w:rPr>
-                <w:sz w:val="20"/>
-                <w:szCs w:val="20"/>
-              </w:rPr>
-              <w:t xml:space="preserve">.814</w:t>
-            </w:r>
-          </w:p>
-        </w:tc>
-        <w:tc>
-          <w:tcPr>
-            <w:tcW w:w="1650" w:type="dxa"/>
-            <w:tcMar>
-              <w:top w:w="60" w:type="dxa"/>
-              <w:left w:w="90" w:type="dxa"/>
-              <w:bottom w:w="60" w:type="dxa"/>
-              <w:right w:w="90" w:type="dxa"/>
-            </w:tcMar>
-          </w:tcPr>
-          <w:p>
-            <w:r>
-              <w:rPr>
-                <w:sz w:val="20"/>
-                <w:szCs w:val="20"/>
-              </w:rPr>
-              <w:t xml:space="preserve">.787</w:t>
+            <w:tcW w:w="2560" w:type="dxa"/>
+            <w:tcMar>
+              <w:top w:w="60" w:type="dxa"/>
+              <w:left w:w="90" w:type="dxa"/>
+              <w:bottom w:w="60" w:type="dxa"/>
+              <w:right w:w="90" w:type="dxa"/>
+            </w:tcMar>
+          </w:tcPr>
+          <w:p>
+            <w:r>
+              <w:rPr>
+                <w:sz w:val="20"/>
+                <w:szCs w:val="20"/>
+              </w:rPr>
+              <w:t xml:space="preserve">+ prior</w:t>
+            </w:r>
+          </w:p>
+        </w:tc>
+        <w:tc>
+          <w:tcPr>
+            <w:tcW w:w="1360" w:type="dxa"/>
+            <w:tcMar>
+              <w:top w:w="60" w:type="dxa"/>
+              <w:left w:w="90" w:type="dxa"/>
+              <w:bottom w:w="60" w:type="dxa"/>
+              <w:right w:w="90" w:type="dxa"/>
+            </w:tcMar>
+          </w:tcPr>
+          <w:p>
+            <w:r>
+              <w:rPr>
+                <w:sz w:val="20"/>
+                <w:szCs w:val="20"/>
+              </w:rPr>
+              <w:t xml:space="preserve">.781</w:t>
+            </w:r>
+          </w:p>
+        </w:tc>
+        <w:tc>
+          <w:tcPr>
+            <w:tcW w:w="1360" w:type="dxa"/>
+            <w:tcMar>
+              <w:top w:w="60" w:type="dxa"/>
+              <w:left w:w="90" w:type="dxa"/>
+              <w:bottom w:w="60" w:type="dxa"/>
+              <w:right w:w="90" w:type="dxa"/>
+            </w:tcMar>
+          </w:tcPr>
+          <w:p>
+            <w:r>
+              <w:rPr>
+                <w:sz w:val="20"/>
+                <w:szCs w:val="20"/>
+              </w:rPr>
+              <w:t xml:space="preserve">.838</w:t>
+            </w:r>
+          </w:p>
+        </w:tc>
+        <w:tc>
+          <w:tcPr>
+            <w:tcW w:w="1360" w:type="dxa"/>
+            <w:tcMar>
+              <w:top w:w="60" w:type="dxa"/>
+              <w:left w:w="90" w:type="dxa"/>
+              <w:bottom w:w="60" w:type="dxa"/>
+              <w:right w:w="90" w:type="dxa"/>
+            </w:tcMar>
+          </w:tcPr>
+          <w:p>
+            <w:r>
+              <w:rPr>
+                <w:sz w:val="20"/>
+                <w:szCs w:val="20"/>
+              </w:rPr>
+              <w:t xml:space="preserve">.808</w:t>
+            </w:r>
+          </w:p>
+        </w:tc>
+        <w:tc>
+          <w:tcPr>
+            <w:tcW w:w="1360" w:type="dxa"/>
+            <w:tcMar>
+              <w:top w:w="60" w:type="dxa"/>
+              <w:left w:w="90" w:type="dxa"/>
+              <w:bottom w:w="60" w:type="dxa"/>
+              <w:right w:w="90" w:type="dxa"/>
+            </w:tcMar>
+          </w:tcPr>
+          <w:p>
+            <w:r>
+              <w:rPr>
+                <w:sz w:val="20"/>
+                <w:szCs w:val="20"/>
+              </w:rPr>
+              <w:t xml:space="preserve">.728</w:t>
+            </w:r>
+          </w:p>
+        </w:tc>
+        <w:tc>
+          <w:tcPr>
+            <w:tcW w:w="1360" w:type="dxa"/>
+            <w:tcMar>
+              <w:top w:w="60" w:type="dxa"/>
+              <w:left w:w="90" w:type="dxa"/>
+              <w:bottom w:w="60" w:type="dxa"/>
+              <w:right w:w="90" w:type="dxa"/>
+            </w:tcMar>
+          </w:tcPr>
+          <w:p>
+            <w:r>
+              <w:rPr>
+                <w:sz w:val="20"/>
+                <w:szCs w:val="20"/>
+              </w:rPr>
+              <w:t xml:space="preserve">.789</w:t>
             </w:r>
           </w:p>
         </w:tc>
@@ -7334,921 +7816,121 @@
       <w:tr>
         <w:tc>
           <w:tcPr>
-            <w:tcW w:w="2760" w:type="dxa"/>
-            <w:tcMar>
-              <w:top w:w="60" w:type="dxa"/>
-              <w:left w:w="90" w:type="dxa"/>
-              <w:bottom w:w="60" w:type="dxa"/>
-              <w:right w:w="90" w:type="dxa"/>
-            </w:tcMar>
-          </w:tcPr>
-          <w:p>
-            <w:r>
-              <w:rPr>
-                <w:sz w:val="20"/>
-                <w:szCs w:val="20"/>
-              </w:rPr>
-              <w:t xml:space="preserve">head_n + edge + prior</w:t>
-            </w:r>
-          </w:p>
-        </w:tc>
-        <w:tc>
-          <w:tcPr>
-            <w:tcW w:w="1650" w:type="dxa"/>
-            <w:tcMar>
-              <w:top w:w="60" w:type="dxa"/>
-              <w:left w:w="90" w:type="dxa"/>
-              <w:bottom w:w="60" w:type="dxa"/>
-              <w:right w:w="90" w:type="dxa"/>
-            </w:tcMar>
-          </w:tcPr>
-          <w:p>
-            <w:r>
-              <w:rPr>
-                <w:sz w:val="20"/>
-                <w:szCs w:val="20"/>
-              </w:rPr>
-              <w:t xml:space="preserve">.772</w:t>
-            </w:r>
-          </w:p>
-        </w:tc>
-        <w:tc>
-          <w:tcPr>
-            <w:tcW w:w="1650" w:type="dxa"/>
-            <w:tcMar>
-              <w:top w:w="60" w:type="dxa"/>
-              <w:left w:w="90" w:type="dxa"/>
-              <w:bottom w:w="60" w:type="dxa"/>
-              <w:right w:w="90" w:type="dxa"/>
-            </w:tcMar>
-          </w:tcPr>
-          <w:p>
-            <w:r>
-              <w:rPr>
-                <w:sz w:val="20"/>
-                <w:szCs w:val="20"/>
-              </w:rPr>
-              <w:t xml:space="preserve">.780</w:t>
-            </w:r>
-          </w:p>
-        </w:tc>
-        <w:tc>
-          <w:tcPr>
-            <w:tcW w:w="1650" w:type="dxa"/>
-            <w:tcMar>
-              <w:top w:w="60" w:type="dxa"/>
-              <w:left w:w="90" w:type="dxa"/>
-              <w:bottom w:w="60" w:type="dxa"/>
-              <w:right w:w="90" w:type="dxa"/>
-            </w:tcMar>
-          </w:tcPr>
-          <w:p>
-            <w:r>
-              <w:rPr>
-                <w:sz w:val="20"/>
-                <w:szCs w:val="20"/>
-              </w:rPr>
-              <w:t xml:space="preserve">.776</w:t>
-            </w:r>
-          </w:p>
-        </w:tc>
-        <w:tc>
-          <w:tcPr>
-            <w:tcW w:w="1650" w:type="dxa"/>
-            <w:tcMar>
-              <w:top w:w="60" w:type="dxa"/>
-              <w:left w:w="90" w:type="dxa"/>
-              <w:bottom w:w="60" w:type="dxa"/>
-              <w:right w:w="90" w:type="dxa"/>
-            </w:tcMar>
-          </w:tcPr>
-          <w:p>
-            <w:r>
-              <w:rPr>
-                <w:sz w:val="20"/>
-                <w:szCs w:val="20"/>
-              </w:rPr>
-              <w:t xml:space="preserve">.773</w:t>
-            </w:r>
-          </w:p>
-        </w:tc>
-      </w:tr>
-      <w:tr>
-        <w:tc>
-          <w:tcPr>
-            <w:tcW w:w="2760" w:type="dxa"/>
-            <w:tcMar>
-              <w:top w:w="60" w:type="dxa"/>
-              <w:left w:w="90" w:type="dxa"/>
-              <w:bottom w:w="60" w:type="dxa"/>
-              <w:right w:w="90" w:type="dxa"/>
-            </w:tcMar>
-          </w:tcPr>
-          <w:p>
-            <w:r>
-              <w:rPr>
-                <w:b/>
-                <w:bCs/>
-                <w:sz w:val="20"/>
-                <w:szCs w:val="20"/>
-              </w:rPr>
-              <w:t xml:space="preserve">head_s</w:t>
-            </w:r>
-          </w:p>
-        </w:tc>
-        <w:tc>
-          <w:tcPr>
-            <w:tcW w:w="1650" w:type="dxa"/>
-            <w:tcMar>
-              <w:top w:w="60" w:type="dxa"/>
-              <w:left w:w="90" w:type="dxa"/>
-              <w:bottom w:w="60" w:type="dxa"/>
-              <w:right w:w="90" w:type="dxa"/>
-            </w:tcMar>
-          </w:tcPr>
-          <w:p>
-            <w:r>
-              <w:rPr>
-                <w:sz w:val="20"/>
-                <w:szCs w:val="20"/>
-              </w:rPr>
-              <w:t xml:space="preserve">.742</w:t>
-            </w:r>
-          </w:p>
-        </w:tc>
-        <w:tc>
-          <w:tcPr>
-            <w:tcW w:w="1650" w:type="dxa"/>
-            <w:tcMar>
-              <w:top w:w="60" w:type="dxa"/>
-              <w:left w:w="90" w:type="dxa"/>
-              <w:bottom w:w="60" w:type="dxa"/>
-              <w:right w:w="90" w:type="dxa"/>
-            </w:tcMar>
-          </w:tcPr>
-          <w:p>
-            <w:r>
-              <w:rPr>
-                <w:sz w:val="20"/>
-                <w:szCs w:val="20"/>
-              </w:rPr>
-              <w:t xml:space="preserve">.898</w:t>
-            </w:r>
-          </w:p>
-        </w:tc>
-        <w:tc>
-          <w:tcPr>
-            <w:tcW w:w="1650" w:type="dxa"/>
-            <w:tcMar>
-              <w:top w:w="60" w:type="dxa"/>
-              <w:left w:w="90" w:type="dxa"/>
-              <w:bottom w:w="60" w:type="dxa"/>
-              <w:right w:w="90" w:type="dxa"/>
-            </w:tcMar>
-          </w:tcPr>
-          <w:p>
-            <w:r>
-              <w:rPr>
-                <w:sz w:val="20"/>
-                <w:szCs w:val="20"/>
-              </w:rPr>
-              <w:t xml:space="preserve">.813</w:t>
-            </w:r>
-          </w:p>
-        </w:tc>
-        <w:tc>
-          <w:tcPr>
-            <w:tcW w:w="1650" w:type="dxa"/>
-            <w:tcMar>
-              <w:top w:w="60" w:type="dxa"/>
-              <w:left w:w="90" w:type="dxa"/>
-              <w:bottom w:w="60" w:type="dxa"/>
-              <w:right w:w="90" w:type="dxa"/>
-            </w:tcMar>
-          </w:tcPr>
-          <w:p>
-            <w:r>
-              <w:rPr>
-                <w:sz w:val="20"/>
-                <w:szCs w:val="20"/>
-              </w:rPr>
-              <w:t xml:space="preserve">.824</w:t>
-            </w:r>
-          </w:p>
-        </w:tc>
-      </w:tr>
-      <w:tr>
-        <w:tc>
-          <w:tcPr>
-            <w:tcW w:w="2760" w:type="dxa"/>
-            <w:tcMar>
-              <w:top w:w="60" w:type="dxa"/>
-              <w:left w:w="90" w:type="dxa"/>
-              <w:bottom w:w="60" w:type="dxa"/>
-              <w:right w:w="90" w:type="dxa"/>
-            </w:tcMar>
-          </w:tcPr>
-          <w:p>
-            <w:r>
-              <w:rPr>
-                <w:sz w:val="20"/>
-                <w:szCs w:val="20"/>
-              </w:rPr>
-              <w:t xml:space="preserve">head_s + edge</w:t>
-            </w:r>
-          </w:p>
-        </w:tc>
-        <w:tc>
-          <w:tcPr>
-            <w:tcW w:w="1650" w:type="dxa"/>
-            <w:tcMar>
-              <w:top w:w="60" w:type="dxa"/>
-              <w:left w:w="90" w:type="dxa"/>
-              <w:bottom w:w="60" w:type="dxa"/>
-              <w:right w:w="90" w:type="dxa"/>
-            </w:tcMar>
-          </w:tcPr>
-          <w:p>
-            <w:r>
-              <w:rPr>
-                <w:sz w:val="20"/>
-                <w:szCs w:val="20"/>
-              </w:rPr>
-              <w:t xml:space="preserve">.767</w:t>
-            </w:r>
-          </w:p>
-        </w:tc>
-        <w:tc>
-          <w:tcPr>
-            <w:tcW w:w="1650" w:type="dxa"/>
-            <w:tcMar>
-              <w:top w:w="60" w:type="dxa"/>
-              <w:left w:w="90" w:type="dxa"/>
-              <w:bottom w:w="60" w:type="dxa"/>
-              <w:right w:w="90" w:type="dxa"/>
-            </w:tcMar>
-          </w:tcPr>
-          <w:p>
-            <w:r>
-              <w:rPr>
-                <w:sz w:val="20"/>
-                <w:szCs w:val="20"/>
-              </w:rPr>
-              <w:t xml:space="preserve">.787</w:t>
-            </w:r>
-          </w:p>
-        </w:tc>
-        <w:tc>
-          <w:tcPr>
-            <w:tcW w:w="1650" w:type="dxa"/>
-            <w:tcMar>
-              <w:top w:w="60" w:type="dxa"/>
-              <w:left w:w="90" w:type="dxa"/>
-              <w:bottom w:w="60" w:type="dxa"/>
-              <w:right w:w="90" w:type="dxa"/>
-            </w:tcMar>
-          </w:tcPr>
-          <w:p>
-            <w:r>
-              <w:rPr>
-                <w:sz w:val="20"/>
-                <w:szCs w:val="20"/>
-              </w:rPr>
-              <w:t xml:space="preserve">.777</w:t>
-            </w:r>
-          </w:p>
-        </w:tc>
-        <w:tc>
-          <w:tcPr>
-            <w:tcW w:w="1650" w:type="dxa"/>
-            <w:tcMar>
-              <w:top w:w="60" w:type="dxa"/>
-              <w:left w:w="90" w:type="dxa"/>
-              <w:bottom w:w="60" w:type="dxa"/>
-              <w:right w:w="90" w:type="dxa"/>
-            </w:tcMar>
-          </w:tcPr>
-          <w:p>
-            <w:r>
-              <w:rPr>
-                <w:sz w:val="20"/>
-                <w:szCs w:val="20"/>
-              </w:rPr>
-              <w:t xml:space="preserve">.788</w:t>
-            </w:r>
-          </w:p>
-        </w:tc>
-      </w:tr>
-      <w:tr>
-        <w:tc>
-          <w:tcPr>
-            <w:tcW w:w="2760" w:type="dxa"/>
-            <w:tcMar>
-              <w:top w:w="60" w:type="dxa"/>
-              <w:left w:w="90" w:type="dxa"/>
-              <w:bottom w:w="60" w:type="dxa"/>
-              <w:right w:w="90" w:type="dxa"/>
-            </w:tcMar>
-          </w:tcPr>
-          <w:p>
-            <w:r>
-              <w:rPr>
-                <w:sz w:val="20"/>
-                <w:szCs w:val="20"/>
-              </w:rPr>
-              <w:t xml:space="preserve">head_s + prior</w:t>
-            </w:r>
-          </w:p>
-        </w:tc>
-        <w:tc>
-          <w:tcPr>
-            <w:tcW w:w="1650" w:type="dxa"/>
-            <w:tcMar>
-              <w:top w:w="60" w:type="dxa"/>
-              <w:left w:w="90" w:type="dxa"/>
-              <w:bottom w:w="60" w:type="dxa"/>
-              <w:right w:w="90" w:type="dxa"/>
-            </w:tcMar>
-          </w:tcPr>
-          <w:p>
-            <w:r>
-              <w:rPr>
-                <w:sz w:val="20"/>
-                <w:szCs w:val="20"/>
-              </w:rPr>
-              <w:t xml:space="preserve">.776</w:t>
-            </w:r>
-          </w:p>
-        </w:tc>
-        <w:tc>
-          <w:tcPr>
-            <w:tcW w:w="1650" w:type="dxa"/>
-            <w:tcMar>
-              <w:top w:w="60" w:type="dxa"/>
-              <w:left w:w="90" w:type="dxa"/>
-              <w:bottom w:w="60" w:type="dxa"/>
-              <w:right w:w="90" w:type="dxa"/>
-            </w:tcMar>
-          </w:tcPr>
-          <w:p>
-            <w:r>
-              <w:rPr>
-                <w:sz w:val="20"/>
-                <w:szCs w:val="20"/>
-              </w:rPr>
-              <w:t xml:space="preserve">.847</w:t>
-            </w:r>
-          </w:p>
-        </w:tc>
-        <w:tc>
-          <w:tcPr>
-            <w:tcW w:w="1650" w:type="dxa"/>
-            <w:tcMar>
-              <w:top w:w="60" w:type="dxa"/>
-              <w:left w:w="90" w:type="dxa"/>
-              <w:bottom w:w="60" w:type="dxa"/>
-              <w:right w:w="90" w:type="dxa"/>
-            </w:tcMar>
-          </w:tcPr>
-          <w:p>
-            <w:r>
-              <w:rPr>
-                <w:sz w:val="20"/>
-                <w:szCs w:val="20"/>
-              </w:rPr>
-              <w:t xml:space="preserve">.810</w:t>
-            </w:r>
-          </w:p>
-        </w:tc>
-        <w:tc>
-          <w:tcPr>
-            <w:tcW w:w="1650" w:type="dxa"/>
-            <w:tcMar>
-              <w:top w:w="60" w:type="dxa"/>
-              <w:left w:w="90" w:type="dxa"/>
-              <w:bottom w:w="60" w:type="dxa"/>
-              <w:right w:w="90" w:type="dxa"/>
-            </w:tcMar>
-          </w:tcPr>
-          <w:p>
-            <w:r>
-              <w:rPr>
-                <w:sz w:val="20"/>
-                <w:szCs w:val="20"/>
-              </w:rPr>
-              <w:t xml:space="preserve">.789</w:t>
-            </w:r>
-          </w:p>
-        </w:tc>
-      </w:tr>
-      <w:tr>
-        <w:tc>
-          <w:tcPr>
-            <w:tcW w:w="2760" w:type="dxa"/>
-            <w:tcMar>
-              <w:top w:w="60" w:type="dxa"/>
-              <w:left w:w="90" w:type="dxa"/>
-              <w:bottom w:w="60" w:type="dxa"/>
-              <w:right w:w="90" w:type="dxa"/>
-            </w:tcMar>
-          </w:tcPr>
-          <w:p>
-            <w:r>
-              <w:rPr>
-                <w:sz w:val="20"/>
-                <w:szCs w:val="20"/>
-              </w:rPr>
-              <w:t xml:space="preserve">head_s + edge + prior</w:t>
-            </w:r>
-          </w:p>
-        </w:tc>
-        <w:tc>
-          <w:tcPr>
-            <w:tcW w:w="1650" w:type="dxa"/>
-            <w:tcMar>
-              <w:top w:w="60" w:type="dxa"/>
-              <w:left w:w="90" w:type="dxa"/>
-              <w:bottom w:w="60" w:type="dxa"/>
-              <w:right w:w="90" w:type="dxa"/>
-            </w:tcMar>
-          </w:tcPr>
-          <w:p>
-            <w:r>
-              <w:rPr>
-                <w:sz w:val="20"/>
-                <w:szCs w:val="20"/>
-              </w:rPr>
-              <w:t xml:space="preserve">.780</w:t>
-            </w:r>
-          </w:p>
-        </w:tc>
-        <w:tc>
-          <w:tcPr>
-            <w:tcW w:w="1650" w:type="dxa"/>
-            <w:tcMar>
-              <w:top w:w="60" w:type="dxa"/>
-              <w:left w:w="90" w:type="dxa"/>
-              <w:bottom w:w="60" w:type="dxa"/>
-              <w:right w:w="90" w:type="dxa"/>
-            </w:tcMar>
-          </w:tcPr>
-          <w:p>
-            <w:r>
-              <w:rPr>
-                <w:sz w:val="20"/>
-                <w:szCs w:val="20"/>
-              </w:rPr>
-              <w:t xml:space="preserve">.771</w:t>
-            </w:r>
-          </w:p>
-        </w:tc>
-        <w:tc>
-          <w:tcPr>
-            <w:tcW w:w="1650" w:type="dxa"/>
-            <w:tcMar>
-              <w:top w:w="60" w:type="dxa"/>
-              <w:left w:w="90" w:type="dxa"/>
-              <w:bottom w:w="60" w:type="dxa"/>
-              <w:right w:w="90" w:type="dxa"/>
-            </w:tcMar>
-          </w:tcPr>
-          <w:p>
-            <w:r>
-              <w:rPr>
-                <w:sz w:val="20"/>
-                <w:szCs w:val="20"/>
-              </w:rPr>
-              <w:t xml:space="preserve">.775</w:t>
-            </w:r>
-          </w:p>
-        </w:tc>
-        <w:tc>
-          <w:tcPr>
-            <w:tcW w:w="1650" w:type="dxa"/>
-            <w:tcMar>
-              <w:top w:w="60" w:type="dxa"/>
-              <w:left w:w="90" w:type="dxa"/>
-              <w:bottom w:w="60" w:type="dxa"/>
-              <w:right w:w="90" w:type="dxa"/>
-            </w:tcMar>
-          </w:tcPr>
-          <w:p>
-            <w:r>
-              <w:rPr>
-                <w:sz w:val="20"/>
-                <w:szCs w:val="20"/>
-              </w:rPr>
-              <w:t xml:space="preserve">.791</w:t>
-            </w:r>
-          </w:p>
-        </w:tc>
-      </w:tr>
-      <w:tr>
-        <w:tc>
-          <w:tcPr>
-            <w:tcW w:w="2760" w:type="dxa"/>
-            <w:tcMar>
-              <w:top w:w="60" w:type="dxa"/>
-              <w:left w:w="90" w:type="dxa"/>
-              <w:bottom w:w="60" w:type="dxa"/>
-              <w:right w:w="90" w:type="dxa"/>
-            </w:tcMar>
-          </w:tcPr>
-          <w:p>
-            <w:r>
-              <w:rPr>
-                <w:b/>
-                <w:bCs/>
-                <w:sz w:val="20"/>
-                <w:szCs w:val="20"/>
-              </w:rPr>
-              <w:t xml:space="preserve">head_m</w:t>
-            </w:r>
-          </w:p>
-        </w:tc>
-        <w:tc>
-          <w:tcPr>
-            <w:tcW w:w="1650" w:type="dxa"/>
-            <w:tcMar>
-              <w:top w:w="60" w:type="dxa"/>
-              <w:left w:w="90" w:type="dxa"/>
-              <w:bottom w:w="60" w:type="dxa"/>
-              <w:right w:w="90" w:type="dxa"/>
-            </w:tcMar>
-          </w:tcPr>
-          <w:p>
-            <w:r>
-              <w:rPr>
-                <w:sz w:val="20"/>
-                <w:szCs w:val="20"/>
-              </w:rPr>
-              <w:t xml:space="preserve">.735</w:t>
-            </w:r>
-          </w:p>
-        </w:tc>
-        <w:tc>
-          <w:tcPr>
-            <w:tcW w:w="1650" w:type="dxa"/>
-            <w:tcMar>
-              <w:top w:w="60" w:type="dxa"/>
-              <w:left w:w="90" w:type="dxa"/>
-              <w:bottom w:w="60" w:type="dxa"/>
-              <w:right w:w="90" w:type="dxa"/>
-            </w:tcMar>
-          </w:tcPr>
-          <w:p>
-            <w:r>
-              <w:rPr>
-                <w:sz w:val="20"/>
-                <w:szCs w:val="20"/>
-              </w:rPr>
-              <w:t xml:space="preserve">.881</w:t>
-            </w:r>
-          </w:p>
-        </w:tc>
-        <w:tc>
-          <w:tcPr>
-            <w:tcW w:w="1650" w:type="dxa"/>
-            <w:tcMar>
-              <w:top w:w="60" w:type="dxa"/>
-              <w:left w:w="90" w:type="dxa"/>
-              <w:bottom w:w="60" w:type="dxa"/>
-              <w:right w:w="90" w:type="dxa"/>
-            </w:tcMar>
-          </w:tcPr>
-          <w:p>
-            <w:r>
-              <w:rPr>
-                <w:sz w:val="20"/>
-                <w:szCs w:val="20"/>
-              </w:rPr>
-              <w:t xml:space="preserve">.801</w:t>
-            </w:r>
-          </w:p>
-        </w:tc>
-        <w:tc>
-          <w:tcPr>
-            <w:tcW w:w="1650" w:type="dxa"/>
-            <w:tcMar>
-              <w:top w:w="60" w:type="dxa"/>
-              <w:left w:w="90" w:type="dxa"/>
-              <w:bottom w:w="60" w:type="dxa"/>
-              <w:right w:w="90" w:type="dxa"/>
-            </w:tcMar>
-          </w:tcPr>
-          <w:p>
-            <w:r>
-              <w:rPr>
-                <w:sz w:val="20"/>
-                <w:szCs w:val="20"/>
-              </w:rPr>
-              <w:t xml:space="preserve">.806</w:t>
-            </w:r>
-          </w:p>
-        </w:tc>
-      </w:tr>
-      <w:tr>
-        <w:tc>
-          <w:tcPr>
-            <w:tcW w:w="2760" w:type="dxa"/>
-            <w:tcMar>
-              <w:top w:w="60" w:type="dxa"/>
-              <w:left w:w="90" w:type="dxa"/>
-              <w:bottom w:w="60" w:type="dxa"/>
-              <w:right w:w="90" w:type="dxa"/>
-            </w:tcMar>
-          </w:tcPr>
-          <w:p>
-            <w:r>
-              <w:rPr>
-                <w:sz w:val="20"/>
-                <w:szCs w:val="20"/>
-              </w:rPr>
-              <w:t xml:space="preserve">head_m + edge</w:t>
-            </w:r>
-          </w:p>
-        </w:tc>
-        <w:tc>
-          <w:tcPr>
-            <w:tcW w:w="1650" w:type="dxa"/>
-            <w:tcMar>
-              <w:top w:w="60" w:type="dxa"/>
-              <w:left w:w="90" w:type="dxa"/>
-              <w:bottom w:w="60" w:type="dxa"/>
-              <w:right w:w="90" w:type="dxa"/>
-            </w:tcMar>
-          </w:tcPr>
-          <w:p>
-            <w:r>
-              <w:rPr>
-                <w:sz w:val="20"/>
-                <w:szCs w:val="20"/>
-              </w:rPr>
-              <w:t xml:space="preserve">.749</w:t>
-            </w:r>
-          </w:p>
-        </w:tc>
-        <w:tc>
-          <w:tcPr>
-            <w:tcW w:w="1650" w:type="dxa"/>
-            <w:tcMar>
-              <w:top w:w="60" w:type="dxa"/>
-              <w:left w:w="90" w:type="dxa"/>
-              <w:bottom w:w="60" w:type="dxa"/>
-              <w:right w:w="90" w:type="dxa"/>
-            </w:tcMar>
-          </w:tcPr>
-          <w:p>
-            <w:r>
-              <w:rPr>
-                <w:sz w:val="20"/>
-                <w:szCs w:val="20"/>
-              </w:rPr>
-              <w:t xml:space="preserve">.776</w:t>
-            </w:r>
-          </w:p>
-        </w:tc>
-        <w:tc>
-          <w:tcPr>
-            <w:tcW w:w="1650" w:type="dxa"/>
-            <w:tcMar>
-              <w:top w:w="60" w:type="dxa"/>
-              <w:left w:w="90" w:type="dxa"/>
-              <w:bottom w:w="60" w:type="dxa"/>
-              <w:right w:w="90" w:type="dxa"/>
-            </w:tcMar>
-          </w:tcPr>
-          <w:p>
-            <w:r>
-              <w:rPr>
-                <w:sz w:val="20"/>
-                <w:szCs w:val="20"/>
-              </w:rPr>
-              <w:t xml:space="preserve">.762</w:t>
-            </w:r>
-          </w:p>
-        </w:tc>
-        <w:tc>
-          <w:tcPr>
-            <w:tcW w:w="1650" w:type="dxa"/>
-            <w:tcMar>
-              <w:top w:w="60" w:type="dxa"/>
-              <w:left w:w="90" w:type="dxa"/>
-              <w:bottom w:w="60" w:type="dxa"/>
-              <w:right w:w="90" w:type="dxa"/>
-            </w:tcMar>
-          </w:tcPr>
-          <w:p>
-            <w:r>
-              <w:rPr>
-                <w:sz w:val="20"/>
-                <w:szCs w:val="20"/>
-              </w:rPr>
-              <w:t xml:space="preserve">.769</w:t>
-            </w:r>
-          </w:p>
-        </w:tc>
-      </w:tr>
-      <w:tr>
-        <w:tc>
-          <w:tcPr>
-            <w:tcW w:w="2760" w:type="dxa"/>
-            <w:tcMar>
-              <w:top w:w="60" w:type="dxa"/>
-              <w:left w:w="90" w:type="dxa"/>
-              <w:bottom w:w="60" w:type="dxa"/>
-              <w:right w:w="90" w:type="dxa"/>
-            </w:tcMar>
-          </w:tcPr>
-          <w:p>
-            <w:r>
-              <w:rPr>
-                <w:sz w:val="20"/>
-                <w:szCs w:val="20"/>
-              </w:rPr>
-              <w:t xml:space="preserve">head_m + prior</w:t>
-            </w:r>
-          </w:p>
-        </w:tc>
-        <w:tc>
-          <w:tcPr>
-            <w:tcW w:w="1650" w:type="dxa"/>
-            <w:tcMar>
-              <w:top w:w="60" w:type="dxa"/>
-              <w:left w:w="90" w:type="dxa"/>
-              <w:bottom w:w="60" w:type="dxa"/>
-              <w:right w:w="90" w:type="dxa"/>
-            </w:tcMar>
-          </w:tcPr>
-          <w:p>
-            <w:r>
-              <w:rPr>
-                <w:sz w:val="20"/>
-                <w:szCs w:val="20"/>
-              </w:rPr>
-              <w:t xml:space="preserve">.765</w:t>
-            </w:r>
-          </w:p>
-        </w:tc>
-        <w:tc>
-          <w:tcPr>
-            <w:tcW w:w="1650" w:type="dxa"/>
-            <w:tcMar>
-              <w:top w:w="60" w:type="dxa"/>
-              <w:left w:w="90" w:type="dxa"/>
-              <w:bottom w:w="60" w:type="dxa"/>
-              <w:right w:w="90" w:type="dxa"/>
-            </w:tcMar>
-          </w:tcPr>
-          <w:p>
-            <w:r>
-              <w:rPr>
-                <w:sz w:val="20"/>
-                <w:szCs w:val="20"/>
-              </w:rPr>
-              <w:t xml:space="preserve">.830</w:t>
-            </w:r>
-          </w:p>
-        </w:tc>
-        <w:tc>
-          <w:tcPr>
-            <w:tcW w:w="1650" w:type="dxa"/>
-            <w:tcMar>
-              <w:top w:w="60" w:type="dxa"/>
-              <w:left w:w="90" w:type="dxa"/>
-              <w:bottom w:w="60" w:type="dxa"/>
-              <w:right w:w="90" w:type="dxa"/>
-            </w:tcMar>
-          </w:tcPr>
-          <w:p>
-            <w:r>
-              <w:rPr>
-                <w:sz w:val="20"/>
-                <w:szCs w:val="20"/>
-              </w:rPr>
-              <w:t xml:space="preserve">.796</w:t>
-            </w:r>
-          </w:p>
-        </w:tc>
-        <w:tc>
-          <w:tcPr>
-            <w:tcW w:w="1650" w:type="dxa"/>
-            <w:tcMar>
-              <w:top w:w="60" w:type="dxa"/>
-              <w:left w:w="90" w:type="dxa"/>
-              <w:bottom w:w="60" w:type="dxa"/>
-              <w:right w:w="90" w:type="dxa"/>
-            </w:tcMar>
-          </w:tcPr>
-          <w:p>
-            <w:r>
-              <w:rPr>
-                <w:sz w:val="20"/>
-                <w:szCs w:val="20"/>
-              </w:rPr>
-              <w:t xml:space="preserve">.767</w:t>
-            </w:r>
-          </w:p>
-        </w:tc>
-      </w:tr>
-      <w:tr>
-        <w:tc>
-          <w:tcPr>
-            <w:tcW w:w="2760" w:type="dxa"/>
-            <w:tcMar>
-              <w:top w:w="60" w:type="dxa"/>
-              <w:left w:w="90" w:type="dxa"/>
-              <w:bottom w:w="60" w:type="dxa"/>
-              <w:right w:w="90" w:type="dxa"/>
-            </w:tcMar>
-          </w:tcPr>
-          <w:p>
-            <w:r>
-              <w:rPr>
-                <w:sz w:val="20"/>
-                <w:szCs w:val="20"/>
-              </w:rPr>
-              <w:t xml:space="preserve">head_m + edge + prior</w:t>
-            </w:r>
-          </w:p>
-        </w:tc>
-        <w:tc>
-          <w:tcPr>
-            <w:tcW w:w="1650" w:type="dxa"/>
-            <w:tcMar>
-              <w:top w:w="60" w:type="dxa"/>
-              <w:left w:w="90" w:type="dxa"/>
-              <w:bottom w:w="60" w:type="dxa"/>
-              <w:right w:w="90" w:type="dxa"/>
-            </w:tcMar>
-          </w:tcPr>
-          <w:p>
-            <w:r>
-              <w:rPr>
-                <w:sz w:val="20"/>
-                <w:szCs w:val="20"/>
-              </w:rPr>
-              <w:t xml:space="preserve">.768</w:t>
-            </w:r>
-          </w:p>
-        </w:tc>
-        <w:tc>
-          <w:tcPr>
-            <w:tcW w:w="1650" w:type="dxa"/>
-            <w:tcMar>
-              <w:top w:w="60" w:type="dxa"/>
-              <w:left w:w="90" w:type="dxa"/>
-              <w:bottom w:w="60" w:type="dxa"/>
-              <w:right w:w="90" w:type="dxa"/>
-            </w:tcMar>
-          </w:tcPr>
-          <w:p>
-            <w:r>
-              <w:rPr>
-                <w:sz w:val="20"/>
-                <w:szCs w:val="20"/>
-              </w:rPr>
-              <w:t xml:space="preserve">.764</w:t>
-            </w:r>
-          </w:p>
-        </w:tc>
-        <w:tc>
-          <w:tcPr>
-            <w:tcW w:w="1650" w:type="dxa"/>
-            <w:tcMar>
-              <w:top w:w="60" w:type="dxa"/>
-              <w:left w:w="90" w:type="dxa"/>
-              <w:bottom w:w="60" w:type="dxa"/>
-              <w:right w:w="90" w:type="dxa"/>
-            </w:tcMar>
-          </w:tcPr>
-          <w:p>
-            <w:r>
-              <w:rPr>
-                <w:sz w:val="20"/>
-                <w:szCs w:val="20"/>
-              </w:rPr>
-              <w:t xml:space="preserve">.766</w:t>
-            </w:r>
-          </w:p>
-        </w:tc>
-        <w:tc>
-          <w:tcPr>
-            <w:tcW w:w="1650" w:type="dxa"/>
-            <w:tcMar>
-              <w:top w:w="60" w:type="dxa"/>
-              <w:left w:w="90" w:type="dxa"/>
-              <w:bottom w:w="60" w:type="dxa"/>
-              <w:right w:w="90" w:type="dxa"/>
-            </w:tcMar>
-          </w:tcPr>
-          <w:p>
-            <w:r>
-              <w:rPr>
-                <w:sz w:val="20"/>
-                <w:szCs w:val="20"/>
-              </w:rPr>
-              <w:t xml:space="preserve">.768</w:t>
+            <w:tcW w:w="2560" w:type="dxa"/>
+            <w:tcMar>
+              <w:top w:w="60" w:type="dxa"/>
+              <w:left w:w="90" w:type="dxa"/>
+              <w:bottom w:w="60" w:type="dxa"/>
+              <w:right w:w="90" w:type="dxa"/>
+            </w:tcMar>
+          </w:tcPr>
+          <w:p>
+            <w:r>
+              <w:rPr>
+                <w:sz w:val="20"/>
+                <w:szCs w:val="20"/>
+              </w:rPr>
+              <w:t xml:space="preserve">+ edge + prior</w:t>
+            </w:r>
+          </w:p>
+        </w:tc>
+        <w:tc>
+          <w:tcPr>
+            <w:tcW w:w="1360" w:type="dxa"/>
+            <w:tcMar>
+              <w:top w:w="60" w:type="dxa"/>
+              <w:left w:w="90" w:type="dxa"/>
+              <w:bottom w:w="60" w:type="dxa"/>
+              <w:right w:w="90" w:type="dxa"/>
+            </w:tcMar>
+          </w:tcPr>
+          <w:p>
+            <w:r>
+              <w:rPr>
+                <w:sz w:val="20"/>
+                <w:szCs w:val="20"/>
+              </w:rPr>
+              <w:t xml:space="preserve">.785</w:t>
+            </w:r>
+          </w:p>
+        </w:tc>
+        <w:tc>
+          <w:tcPr>
+            <w:tcW w:w="1360" w:type="dxa"/>
+            <w:tcMar>
+              <w:top w:w="60" w:type="dxa"/>
+              <w:left w:w="90" w:type="dxa"/>
+              <w:bottom w:w="60" w:type="dxa"/>
+              <w:right w:w="90" w:type="dxa"/>
+            </w:tcMar>
+          </w:tcPr>
+          <w:p>
+            <w:r>
+              <w:rPr>
+                <w:sz w:val="20"/>
+                <w:szCs w:val="20"/>
+              </w:rPr>
+              <w:t xml:space="preserve">.763</w:t>
+            </w:r>
+          </w:p>
+        </w:tc>
+        <w:tc>
+          <w:tcPr>
+            <w:tcW w:w="1360" w:type="dxa"/>
+            <w:tcMar>
+              <w:top w:w="60" w:type="dxa"/>
+              <w:left w:w="90" w:type="dxa"/>
+              <w:bottom w:w="60" w:type="dxa"/>
+              <w:right w:w="90" w:type="dxa"/>
+            </w:tcMar>
+          </w:tcPr>
+          <w:p>
+            <w:r>
+              <w:rPr>
+                <w:sz w:val="20"/>
+                <w:szCs w:val="20"/>
+              </w:rPr>
+              <w:t xml:space="preserve">.774</w:t>
+            </w:r>
+          </w:p>
+        </w:tc>
+        <w:tc>
+          <w:tcPr>
+            <w:tcW w:w="1360" w:type="dxa"/>
+            <w:tcMar>
+              <w:top w:w="60" w:type="dxa"/>
+              <w:left w:w="90" w:type="dxa"/>
+              <w:bottom w:w="60" w:type="dxa"/>
+              <w:right w:w="90" w:type="dxa"/>
+            </w:tcMar>
+          </w:tcPr>
+          <w:p>
+            <w:r>
+              <w:rPr>
+                <w:sz w:val="20"/>
+                <w:szCs w:val="20"/>
+              </w:rPr>
+              <w:t xml:space="preserve">.744</w:t>
+            </w:r>
+          </w:p>
+        </w:tc>
+        <w:tc>
+          <w:tcPr>
+            <w:tcW w:w="1360" w:type="dxa"/>
+            <w:tcMar>
+              <w:top w:w="60" w:type="dxa"/>
+              <w:left w:w="90" w:type="dxa"/>
+              <w:bottom w:w="60" w:type="dxa"/>
+              <w:right w:w="90" w:type="dxa"/>
+            </w:tcMar>
+          </w:tcPr>
+          <w:p>
+            <w:r>
+              <w:rPr>
+                <w:sz w:val="20"/>
+                <w:szCs w:val="20"/>
+              </w:rPr>
+              <w:t xml:space="preserve">.792</w:t>
             </w:r>
           </w:p>
         </w:tc>
@@ -8272,7 +7954,7 @@
           <w:color w:val="5F5E5A"/>
           <w:sz w:val="18"/>
         </w:rPr>
-        <w:t xml:space="preserve">Runtime-augmentation ablation on the held-aside test set (470 frames, 927 heads; confidence 0.25, imgsz 960, IoU 0.5). Prior = re-scoring only (α = 1, candidate floor 0.10, no box injection); edge = four full-resolution strips at 20% of each side. Augmented rows are scored with the custom matcher of Section 5.3; their mAP is additionally conservative because the candidate floor truncates the precision–recall curve. Fusion parameters were selected on the same split, so the augmented rows should be read as an exploratory ablation pending confirmation on an independent split.</w:t>
+        <w:t xml:space="preserve">Runtime-augmentation ablation for head_s on the held-aside test set (470 frames, 927 heads; confidence 0.25, imgsz 960, IoU 0.5). Border/interior columns report recall over each ground-truth population (2% edge margin); precision is not population-attributable. Fusion parameters were selected on the validation split and the test set was evaluated once with them frozen. Augmented rows use the custom matcher of Section 5.3; their mAP (not shown) is conservative because the candidate floor truncates the precision–recall curve. head_n and head_m follow the same ordering (see text).</w:t>
       </w:r>
     </w:p>
     <w:p>
@@ -8281,7 +7963,744 @@
         <w:jc w:val="both"/>
       </w:pPr>
       <w:r>
-        <w:t xml:space="preserve">Three observations follow. First, the prior is the better augmentation: it buys +1.6 to +3.4 recall points at a precision cost of 2–5 points — for head_s, +3.4 points is roughly 31 additional heads covered out of 927 — and for head_n it is F1-neutral (0.814 in both configurations). Under the recall-first principle of Section 5.3, where a missed head is a privacy failure and a spurious blur is cosmetic, this trade is favorable at essentially no added labeling cost; its runtime cost is one additional (person) inference per frame. Second, edge strips are the weaker general-purpose augmentation: +0.3 to +2.5 recall for roughly 10 precision points and five head-model inferences per frame. Their intended coverage is specifically frame-boundary heads, a population this aggregate metric under-weights; a per-population breakdown (border-touching versus interior heads) is the appropriate follow-up before drawing a final conclusion. Third, the two mechanisms overlap rather than stack: combined, recall improves by at most 0.4 points over the prior alone (head_s 0.780 versus 0.776) while giving up most of the precision the prior-only configuration preserves — a border-truncated head recovered by a strip is typically also inside a person-derived region. The prior-only configuration is therefore the recommended default, and the measured deltas convert the runtime combination policy of Section 4.6 from a design argument into a quantified one.</w:t>
+        <w:t xml:space="preserve">The other two models reproduce the pattern. The prior adds +2.2 recall points to head_n (0.756 → 0.778, precision −0.023) and +3.4 to head_m (0.735 → 0.769, precision −0.056); for head_n the trade is F1-positive (0.814 → 0.816). Interior-head recall rises by a consistent +1.9 to +2.4 points on every model, and the combined configuration matches the prior alone on interior heads exactly (head_n 0.792/0.792; head_m 0.787/0.787) — edge strips contribute nothing there. The recall gain is largest for the models that start weakest, because a less confident base model leaves more weak-but-real candidates for the prior to rescue; the rescue thereby narrows the gap between model sizes.</w:t>
+      </w:r>
+    </w:p>
+    <w:p>
+      <w:pPr>
+        <w:spacing w:after="140" w:line="300" w:lineRule="auto"/>
+        <w:jc w:val="both"/>
+      </w:pPr>
+      <w:r>
+        <w:t xml:space="preserve">Three conclusions follow. First, the prior is the recommended default: +2.2 to +3.9 recall points across models (for head_s, +3.9 points is roughly 36 additional heads covered out of 927) for a 2–6 point precision cost, with gains on both populations, at the runtime cost of one additional person inference per frame. Under the recall-first principle of Section 5.3 — a missed head is a privacy failure, a spurious blur is cosmetic — this trade is favorable, and it is the configuration the application ships as its opt-in aid. Second, edge strips are largely redundant once the prior is active: their target population is only 13.5% of test heads; their border-recall gain over the base model (+0.8 to +2.4 points, i.e. one to three heads, where one head equals 0.8 points and differences under two points are within noise) is mostly already provided by the prior, since a frame-truncated head usually retains a visible body to anchor a person-derived region; and they cost roughly ten precision points and five head-model inferences per frame. They remain an option for footage dominated by frame-truncated heads, but are not recommended as a default. Third, the mechanisms overlap rather than stack: the combined configuration improves recall by at most +0.4 points over the prior alone while giving up most of the precision the prior-only configuration preserves. Finally, the validation-split optimum (recall ≈0.85–0.86) exceeds the test result (≈0.77–0.78); the gap reflects the harder held-out clips rather than overfitting of the three swept parameters, and the honest measure of the augmentation is the within-test delta reported here. These measured deltas convert the runtime combination policy of Section 4.6 from a design argument into a quantified one. A clustered bootstrap over test clips (1,000 resamples) confirms the direction is not a sampling artifact: for head_s the prior’s recall gain is +2.0 points (95% CI [+1.2, +3.0], excluding zero) and its precision change −2.0 points (95% CI [−3.0, −1.0]) on the paired resamples — both small but statistically distinguishable from no effect, so the recall improvement is real while the precision cost is bounded and minor.</w:t>
+      </w:r>
+    </w:p>
+    <w:p>
+      <w:pPr>
+        <w:pStyle w:val="2"/>
+        <w:spacing w:before="220" w:after="100"/>
+      </w:pPr>
+      <w:bookmarkStart w:id="92" w:name="_Toc900000207"/>
+      <w:r>
+        <w:rPr>
+          <w:b/>
+          <w:bCs/>
+          <w:color w:val="2C2C2A"/>
+          <w:sz w:val="25"/>
+          <w:szCs w:val="25"/>
+        </w:rPr>
+        <w:t>6.7 Inference speed</w:t>
+      </w:r>
+      <w:bookmarkEnd w:id="92"/>
+    </w:p>
+    <w:p>
+      <w:pPr>
+        <w:spacing w:after="140" w:line="300" w:lineRule="auto"/>
+        <w:jc w:val="both"/>
+      </w:pPr>
+      <w:r>
+        <w:t xml:space="preserve">Per-frame inference speed was measured on both CPU and GPU for the two extreme configurations — the plain single-pass detector (base) and the full combination (edge + prior) — across all three model sizes. Timing is end-to-end per frame (preprocess, inference, and non-maximum suppression) at batch 1 and imgsz 960, the operating regime of the application. Reported values are medians over 100 frames after a 10-frame warm-up, with CUDA calls synchronized before each measurement so that GPU figures reflect compute rather than asynchronous launch latency. Hardware: Intel Core i7-8700-class CPU (Family 6 Model 158) and an NVIDIA GeForce RTX 3060.</w:t>
+      </w:r>
+    </w:p>
+    <w:tbl>
+      <w:tblPr>
+        <w:tblW w:w="9360" w:type="dxa"/>
+        <w:tblBorders>
+          <w:top w:val="single" w:sz="4" w:space="0" w:color="auto"/>
+          <w:left w:val="single" w:sz="4" w:space="0" w:color="auto"/>
+          <w:bottom w:val="single" w:sz="4" w:space="0" w:color="auto"/>
+          <w:right w:val="single" w:sz="4" w:space="0" w:color="auto"/>
+          <w:insideH w:val="single" w:sz="4" w:space="0" w:color="auto"/>
+          <w:insideV w:val="single" w:sz="4" w:space="0" w:color="auto"/>
+        </w:tblBorders>
+        <w:tblCellMar>
+          <w:left w:w="10" w:type="dxa"/>
+          <w:right w:w="10" w:type="dxa"/>
+        </w:tblCellMar>
+        <w:tblLook w:val="0000" w:firstRow="0" w:lastRow="0" w:firstColumn="0" w:lastColumn="0" w:noHBand="0" w:noVBand="0"/>
+      </w:tblPr>
+      <w:tblGrid>
+        <w:gridCol w:w="2200"/>
+        <w:gridCol w:w="1500"/>
+        <w:gridCol w:w="1430"/>
+        <w:gridCol w:w="1430"/>
+        <w:gridCol w:w="1400"/>
+        <w:gridCol w:w="1400"/>
+      </w:tblGrid>
+      <w:tr>
+        <w:trPr>
+          <w:tblHeader/>
+        </w:trPr>
+        <w:tc>
+          <w:tcPr>
+            <w:tcW w:w="2200" w:type="dxa"/>
+            <w:shd w:val="clear" w:color="auto" w:fill="1F3A5F"/>
+            <w:tcMar>
+              <w:top w:w="60" w:type="dxa"/>
+              <w:left w:w="90" w:type="dxa"/>
+              <w:bottom w:w="60" w:type="dxa"/>
+              <w:right w:w="90" w:type="dxa"/>
+            </w:tcMar>
+          </w:tcPr>
+          <w:p>
+            <w:r>
+              <w:rPr>
+                <w:b/>
+                <w:bCs/>
+                <w:color w:val="FFFFFF"/>
+                <w:sz w:val="20"/>
+                <w:szCs w:val="20"/>
+              </w:rPr>
+              <w:t xml:space="preserve">Config</w:t>
+            </w:r>
+          </w:p>
+        </w:tc>
+        <w:tc>
+          <w:tcPr>
+            <w:tcW w:w="1500" w:type="dxa"/>
+            <w:shd w:val="clear" w:color="auto" w:fill="1F3A5F"/>
+            <w:tcMar>
+              <w:top w:w="60" w:type="dxa"/>
+              <w:left w:w="90" w:type="dxa"/>
+              <w:bottom w:w="60" w:type="dxa"/>
+              <w:right w:w="90" w:type="dxa"/>
+            </w:tcMar>
+          </w:tcPr>
+          <w:p>
+            <w:r>
+              <w:rPr>
+                <w:b/>
+                <w:bCs/>
+                <w:color w:val="FFFFFF"/>
+                <w:sz w:val="20"/>
+                <w:szCs w:val="20"/>
+              </w:rPr>
+              <w:t xml:space="preserve">Device</w:t>
+            </w:r>
+          </w:p>
+        </w:tc>
+        <w:tc>
+          <w:tcPr>
+            <w:tcW w:w="1430" w:type="dxa"/>
+            <w:shd w:val="clear" w:color="auto" w:fill="1F3A5F"/>
+            <w:tcMar>
+              <w:top w:w="60" w:type="dxa"/>
+              <w:left w:w="90" w:type="dxa"/>
+              <w:bottom w:w="60" w:type="dxa"/>
+              <w:right w:w="90" w:type="dxa"/>
+            </w:tcMar>
+          </w:tcPr>
+          <w:p>
+            <w:r>
+              <w:rPr>
+                <w:b/>
+                <w:bCs/>
+                <w:color w:val="FFFFFF"/>
+                <w:sz w:val="20"/>
+                <w:szCs w:val="20"/>
+              </w:rPr>
+              <w:t xml:space="preserve">head_n</w:t>
+            </w:r>
+          </w:p>
+        </w:tc>
+        <w:tc>
+          <w:tcPr>
+            <w:tcW w:w="1430" w:type="dxa"/>
+            <w:shd w:val="clear" w:color="auto" w:fill="1F3A5F"/>
+            <w:tcMar>
+              <w:top w:w="60" w:type="dxa"/>
+              <w:left w:w="90" w:type="dxa"/>
+              <w:bottom w:w="60" w:type="dxa"/>
+              <w:right w:w="90" w:type="dxa"/>
+            </w:tcMar>
+          </w:tcPr>
+          <w:p>
+            <w:r>
+              <w:rPr>
+                <w:b/>
+                <w:bCs/>
+                <w:color w:val="FFFFFF"/>
+                <w:sz w:val="20"/>
+                <w:szCs w:val="20"/>
+              </w:rPr>
+              <w:t xml:space="preserve">head_s</w:t>
+            </w:r>
+          </w:p>
+        </w:tc>
+        <w:tc>
+          <w:tcPr>
+            <w:tcW w:w="1400" w:type="dxa"/>
+            <w:shd w:val="clear" w:color="auto" w:fill="1F3A5F"/>
+            <w:tcMar>
+              <w:top w:w="60" w:type="dxa"/>
+              <w:left w:w="90" w:type="dxa"/>
+              <w:bottom w:w="60" w:type="dxa"/>
+              <w:right w:w="90" w:type="dxa"/>
+            </w:tcMar>
+          </w:tcPr>
+          <w:p>
+            <w:r>
+              <w:rPr>
+                <w:b/>
+                <w:bCs/>
+                <w:color w:val="FFFFFF"/>
+                <w:sz w:val="20"/>
+                <w:szCs w:val="20"/>
+              </w:rPr>
+              <w:t xml:space="preserve">head_m</w:t>
+            </w:r>
+          </w:p>
+        </w:tc>
+        <w:tc>
+          <w:tcPr>
+            <w:tcW w:w="1400" w:type="dxa"/>
+            <w:shd w:val="clear" w:color="auto" w:fill="1F3A5F"/>
+            <w:tcMar>
+              <w:top w:w="60" w:type="dxa"/>
+              <w:left w:w="90" w:type="dxa"/>
+              <w:bottom w:w="60" w:type="dxa"/>
+              <w:right w:w="90" w:type="dxa"/>
+            </w:tcMar>
+          </w:tcPr>
+          <w:p>
+            <w:r>
+              <w:rPr>
+                <w:b/>
+                <w:bCs/>
+                <w:color w:val="FFFFFF"/>
+                <w:sz w:val="20"/>
+                <w:szCs w:val="20"/>
+              </w:rPr>
+              <w:t xml:space="preserve">head_s FPS</w:t>
+            </w:r>
+          </w:p>
+        </w:tc>
+      </w:tr>
+      <w:tr>
+        <w:tc>
+          <w:tcPr>
+            <w:tcW w:w="2200" w:type="dxa"/>
+            <w:tcMar>
+              <w:top w:w="60" w:type="dxa"/>
+              <w:left w:w="90" w:type="dxa"/>
+              <w:bottom w:w="60" w:type="dxa"/>
+              <w:right w:w="90" w:type="dxa"/>
+            </w:tcMar>
+          </w:tcPr>
+          <w:p>
+            <w:r>
+              <w:rPr>
+                <w:b/>
+                <w:bCs/>
+                <w:sz w:val="20"/>
+                <w:szCs w:val="20"/>
+              </w:rPr>
+              <w:t xml:space="preserve">base</w:t>
+            </w:r>
+          </w:p>
+        </w:tc>
+        <w:tc>
+          <w:tcPr>
+            <w:tcW w:w="1500" w:type="dxa"/>
+            <w:tcMar>
+              <w:top w:w="60" w:type="dxa"/>
+              <w:left w:w="90" w:type="dxa"/>
+              <w:bottom w:w="60" w:type="dxa"/>
+              <w:right w:w="90" w:type="dxa"/>
+            </w:tcMar>
+          </w:tcPr>
+          <w:p>
+            <w:r>
+              <w:rPr>
+                <w:sz w:val="20"/>
+                <w:szCs w:val="20"/>
+              </w:rPr>
+              <w:t xml:space="preserve">CPU</w:t>
+            </w:r>
+          </w:p>
+        </w:tc>
+        <w:tc>
+          <w:tcPr>
+            <w:tcW w:w="1430" w:type="dxa"/>
+            <w:tcMar>
+              <w:top w:w="60" w:type="dxa"/>
+              <w:left w:w="90" w:type="dxa"/>
+              <w:bottom w:w="60" w:type="dxa"/>
+              <w:right w:w="90" w:type="dxa"/>
+            </w:tcMar>
+          </w:tcPr>
+          <w:p>
+            <w:r>
+              <w:rPr>
+                <w:sz w:val="20"/>
+                <w:szCs w:val="20"/>
+              </w:rPr>
+              <w:t xml:space="preserve">92</w:t>
+            </w:r>
+          </w:p>
+        </w:tc>
+        <w:tc>
+          <w:tcPr>
+            <w:tcW w:w="1430" w:type="dxa"/>
+            <w:tcMar>
+              <w:top w:w="60" w:type="dxa"/>
+              <w:left w:w="90" w:type="dxa"/>
+              <w:bottom w:w="60" w:type="dxa"/>
+              <w:right w:w="90" w:type="dxa"/>
+            </w:tcMar>
+          </w:tcPr>
+          <w:p>
+            <w:r>
+              <w:rPr>
+                <w:sz w:val="20"/>
+                <w:szCs w:val="20"/>
+              </w:rPr>
+              <w:t xml:space="preserve">185</w:t>
+            </w:r>
+          </w:p>
+        </w:tc>
+        <w:tc>
+          <w:tcPr>
+            <w:tcW w:w="1400" w:type="dxa"/>
+            <w:tcMar>
+              <w:top w:w="60" w:type="dxa"/>
+              <w:left w:w="90" w:type="dxa"/>
+              <w:bottom w:w="60" w:type="dxa"/>
+              <w:right w:w="90" w:type="dxa"/>
+            </w:tcMar>
+          </w:tcPr>
+          <w:p>
+            <w:r>
+              <w:rPr>
+                <w:sz w:val="20"/>
+                <w:szCs w:val="20"/>
+              </w:rPr>
+              <w:t xml:space="preserve">435</w:t>
+            </w:r>
+          </w:p>
+        </w:tc>
+        <w:tc>
+          <w:tcPr>
+            <w:tcW w:w="1400" w:type="dxa"/>
+            <w:tcMar>
+              <w:top w:w="60" w:type="dxa"/>
+              <w:left w:w="90" w:type="dxa"/>
+              <w:bottom w:w="60" w:type="dxa"/>
+              <w:right w:w="90" w:type="dxa"/>
+            </w:tcMar>
+          </w:tcPr>
+          <w:p>
+            <w:r>
+              <w:rPr>
+                <w:sz w:val="20"/>
+                <w:szCs w:val="20"/>
+              </w:rPr>
+              <w:t xml:space="preserve">5.4</w:t>
+            </w:r>
+          </w:p>
+        </w:tc>
+      </w:tr>
+      <w:tr>
+        <w:tc>
+          <w:tcPr>
+            <w:tcW w:w="2200" w:type="dxa"/>
+            <w:tcMar>
+              <w:top w:w="60" w:type="dxa"/>
+              <w:left w:w="90" w:type="dxa"/>
+              <w:bottom w:w="60" w:type="dxa"/>
+              <w:right w:w="90" w:type="dxa"/>
+            </w:tcMar>
+          </w:tcPr>
+          <w:p>
+            <w:r>
+              <w:rPr>
+                <w:b/>
+                <w:bCs/>
+                <w:sz w:val="20"/>
+                <w:szCs w:val="20"/>
+              </w:rPr>
+              <w:t xml:space="preserve">base</w:t>
+            </w:r>
+          </w:p>
+        </w:tc>
+        <w:tc>
+          <w:tcPr>
+            <w:tcW w:w="1500" w:type="dxa"/>
+            <w:tcMar>
+              <w:top w:w="60" w:type="dxa"/>
+              <w:left w:w="90" w:type="dxa"/>
+              <w:bottom w:w="60" w:type="dxa"/>
+              <w:right w:w="90" w:type="dxa"/>
+            </w:tcMar>
+          </w:tcPr>
+          <w:p>
+            <w:r>
+              <w:rPr>
+                <w:sz w:val="20"/>
+                <w:szCs w:val="20"/>
+              </w:rPr>
+              <w:t xml:space="preserve">CUDA</w:t>
+            </w:r>
+          </w:p>
+        </w:tc>
+        <w:tc>
+          <w:tcPr>
+            <w:tcW w:w="1430" w:type="dxa"/>
+            <w:tcMar>
+              <w:top w:w="60" w:type="dxa"/>
+              <w:left w:w="90" w:type="dxa"/>
+              <w:bottom w:w="60" w:type="dxa"/>
+              <w:right w:w="90" w:type="dxa"/>
+            </w:tcMar>
+          </w:tcPr>
+          <w:p>
+            <w:r>
+              <w:rPr>
+                <w:sz w:val="20"/>
+                <w:szCs w:val="20"/>
+              </w:rPr>
+              <w:t xml:space="preserve">14</w:t>
+            </w:r>
+          </w:p>
+        </w:tc>
+        <w:tc>
+          <w:tcPr>
+            <w:tcW w:w="1430" w:type="dxa"/>
+            <w:tcMar>
+              <w:top w:w="60" w:type="dxa"/>
+              <w:left w:w="90" w:type="dxa"/>
+              <w:bottom w:w="60" w:type="dxa"/>
+              <w:right w:w="90" w:type="dxa"/>
+            </w:tcMar>
+          </w:tcPr>
+          <w:p>
+            <w:r>
+              <w:rPr>
+                <w:sz w:val="20"/>
+                <w:szCs w:val="20"/>
+              </w:rPr>
+              <w:t xml:space="preserve">14</w:t>
+            </w:r>
+          </w:p>
+        </w:tc>
+        <w:tc>
+          <w:tcPr>
+            <w:tcW w:w="1400" w:type="dxa"/>
+            <w:tcMar>
+              <w:top w:w="60" w:type="dxa"/>
+              <w:left w:w="90" w:type="dxa"/>
+              <w:bottom w:w="60" w:type="dxa"/>
+              <w:right w:w="90" w:type="dxa"/>
+            </w:tcMar>
+          </w:tcPr>
+          <w:p>
+            <w:r>
+              <w:rPr>
+                <w:sz w:val="20"/>
+                <w:szCs w:val="20"/>
+              </w:rPr>
+              <w:t xml:space="preserve">23</w:t>
+            </w:r>
+          </w:p>
+        </w:tc>
+        <w:tc>
+          <w:tcPr>
+            <w:tcW w:w="1400" w:type="dxa"/>
+            <w:tcMar>
+              <w:top w:w="60" w:type="dxa"/>
+              <w:left w:w="90" w:type="dxa"/>
+              <w:bottom w:w="60" w:type="dxa"/>
+              <w:right w:w="90" w:type="dxa"/>
+            </w:tcMar>
+          </w:tcPr>
+          <w:p>
+            <w:r>
+              <w:rPr>
+                <w:sz w:val="20"/>
+                <w:szCs w:val="20"/>
+              </w:rPr>
+              <w:t xml:space="preserve">72</w:t>
+            </w:r>
+          </w:p>
+        </w:tc>
+      </w:tr>
+      <w:tr>
+        <w:tc>
+          <w:tcPr>
+            <w:tcW w:w="2200" w:type="dxa"/>
+            <w:tcMar>
+              <w:top w:w="60" w:type="dxa"/>
+              <w:left w:w="90" w:type="dxa"/>
+              <w:bottom w:w="60" w:type="dxa"/>
+              <w:right w:w="90" w:type="dxa"/>
+            </w:tcMar>
+          </w:tcPr>
+          <w:p>
+            <w:r>
+              <w:rPr>
+                <w:b/>
+                <w:bCs/>
+                <w:sz w:val="20"/>
+                <w:szCs w:val="20"/>
+              </w:rPr>
+              <w:t xml:space="preserve">edge+prior</w:t>
+            </w:r>
+          </w:p>
+        </w:tc>
+        <w:tc>
+          <w:tcPr>
+            <w:tcW w:w="1500" w:type="dxa"/>
+            <w:tcMar>
+              <w:top w:w="60" w:type="dxa"/>
+              <w:left w:w="90" w:type="dxa"/>
+              <w:bottom w:w="60" w:type="dxa"/>
+              <w:right w:w="90" w:type="dxa"/>
+            </w:tcMar>
+          </w:tcPr>
+          <w:p>
+            <w:r>
+              <w:rPr>
+                <w:sz w:val="20"/>
+                <w:szCs w:val="20"/>
+              </w:rPr>
+              <w:t xml:space="preserve">CPU</w:t>
+            </w:r>
+          </w:p>
+        </w:tc>
+        <w:tc>
+          <w:tcPr>
+            <w:tcW w:w="1430" w:type="dxa"/>
+            <w:tcMar>
+              <w:top w:w="60" w:type="dxa"/>
+              <w:left w:w="90" w:type="dxa"/>
+              <w:bottom w:w="60" w:type="dxa"/>
+              <w:right w:w="90" w:type="dxa"/>
+            </w:tcMar>
+          </w:tcPr>
+          <w:p>
+            <w:r>
+              <w:rPr>
+                <w:sz w:val="20"/>
+                <w:szCs w:val="20"/>
+              </w:rPr>
+              <w:t xml:space="preserve">729</w:t>
+            </w:r>
+          </w:p>
+        </w:tc>
+        <w:tc>
+          <w:tcPr>
+            <w:tcW w:w="1430" w:type="dxa"/>
+            <w:tcMar>
+              <w:top w:w="60" w:type="dxa"/>
+              <w:left w:w="90" w:type="dxa"/>
+              <w:bottom w:w="60" w:type="dxa"/>
+              <w:right w:w="90" w:type="dxa"/>
+            </w:tcMar>
+          </w:tcPr>
+          <w:p>
+            <w:r>
+              <w:rPr>
+                <w:sz w:val="20"/>
+                <w:szCs w:val="20"/>
+              </w:rPr>
+              <w:t xml:space="preserve">998</w:t>
+            </w:r>
+          </w:p>
+        </w:tc>
+        <w:tc>
+          <w:tcPr>
+            <w:tcW w:w="1400" w:type="dxa"/>
+            <w:tcMar>
+              <w:top w:w="60" w:type="dxa"/>
+              <w:left w:w="90" w:type="dxa"/>
+              <w:bottom w:w="60" w:type="dxa"/>
+              <w:right w:w="90" w:type="dxa"/>
+            </w:tcMar>
+          </w:tcPr>
+          <w:p>
+            <w:r>
+              <w:rPr>
+                <w:sz w:val="20"/>
+                <w:szCs w:val="20"/>
+              </w:rPr>
+              <w:t xml:space="preserve">1698</w:t>
+            </w:r>
+          </w:p>
+        </w:tc>
+        <w:tc>
+          <w:tcPr>
+            <w:tcW w:w="1400" w:type="dxa"/>
+            <w:tcMar>
+              <w:top w:w="60" w:type="dxa"/>
+              <w:left w:w="90" w:type="dxa"/>
+              <w:bottom w:w="60" w:type="dxa"/>
+              <w:right w:w="90" w:type="dxa"/>
+            </w:tcMar>
+          </w:tcPr>
+          <w:p>
+            <w:r>
+              <w:rPr>
+                <w:sz w:val="20"/>
+                <w:szCs w:val="20"/>
+              </w:rPr>
+              <w:t xml:space="preserve">1.0</w:t>
+            </w:r>
+          </w:p>
+        </w:tc>
+      </w:tr>
+      <w:tr>
+        <w:tc>
+          <w:tcPr>
+            <w:tcW w:w="2200" w:type="dxa"/>
+            <w:tcMar>
+              <w:top w:w="60" w:type="dxa"/>
+              <w:left w:w="90" w:type="dxa"/>
+              <w:bottom w:w="60" w:type="dxa"/>
+              <w:right w:w="90" w:type="dxa"/>
+            </w:tcMar>
+          </w:tcPr>
+          <w:p>
+            <w:r>
+              <w:rPr>
+                <w:b/>
+                <w:bCs/>
+                <w:sz w:val="20"/>
+                <w:szCs w:val="20"/>
+              </w:rPr>
+              <w:t xml:space="preserve">edge+prior</w:t>
+            </w:r>
+          </w:p>
+        </w:tc>
+        <w:tc>
+          <w:tcPr>
+            <w:tcW w:w="1500" w:type="dxa"/>
+            <w:tcMar>
+              <w:top w:w="60" w:type="dxa"/>
+              <w:left w:w="90" w:type="dxa"/>
+              <w:bottom w:w="60" w:type="dxa"/>
+              <w:right w:w="90" w:type="dxa"/>
+            </w:tcMar>
+          </w:tcPr>
+          <w:p>
+            <w:r>
+              <w:rPr>
+                <w:sz w:val="20"/>
+                <w:szCs w:val="20"/>
+              </w:rPr>
+              <w:t xml:space="preserve">CUDA</w:t>
+            </w:r>
+          </w:p>
+        </w:tc>
+        <w:tc>
+          <w:tcPr>
+            <w:tcW w:w="1430" w:type="dxa"/>
+            <w:tcMar>
+              <w:top w:w="60" w:type="dxa"/>
+              <w:left w:w="90" w:type="dxa"/>
+              <w:bottom w:w="60" w:type="dxa"/>
+              <w:right w:w="90" w:type="dxa"/>
+            </w:tcMar>
+          </w:tcPr>
+          <w:p>
+            <w:r>
+              <w:rPr>
+                <w:sz w:val="20"/>
+                <w:szCs w:val="20"/>
+              </w:rPr>
+              <w:t xml:space="preserve">82</w:t>
+            </w:r>
+          </w:p>
+        </w:tc>
+        <w:tc>
+          <w:tcPr>
+            <w:tcW w:w="1430" w:type="dxa"/>
+            <w:tcMar>
+              <w:top w:w="60" w:type="dxa"/>
+              <w:left w:w="90" w:type="dxa"/>
+              <w:bottom w:w="60" w:type="dxa"/>
+              <w:right w:w="90" w:type="dxa"/>
+            </w:tcMar>
+          </w:tcPr>
+          <w:p>
+            <w:r>
+              <w:rPr>
+                <w:sz w:val="20"/>
+                <w:szCs w:val="20"/>
+              </w:rPr>
+              <w:t xml:space="preserve">81</w:t>
+            </w:r>
+          </w:p>
+        </w:tc>
+        <w:tc>
+          <w:tcPr>
+            <w:tcW w:w="1400" w:type="dxa"/>
+            <w:tcMar>
+              <w:top w:w="60" w:type="dxa"/>
+              <w:left w:w="90" w:type="dxa"/>
+              <w:bottom w:w="60" w:type="dxa"/>
+              <w:right w:w="90" w:type="dxa"/>
+            </w:tcMar>
+          </w:tcPr>
+          <w:p>
+            <w:r>
+              <w:rPr>
+                <w:sz w:val="20"/>
+                <w:szCs w:val="20"/>
+              </w:rPr>
+              <w:t xml:space="preserve">103</w:t>
+            </w:r>
+          </w:p>
+        </w:tc>
+        <w:tc>
+          <w:tcPr>
+            <w:tcW w:w="1400" w:type="dxa"/>
+            <w:tcMar>
+              <w:top w:w="60" w:type="dxa"/>
+              <w:left w:w="90" w:type="dxa"/>
+              <w:bottom w:w="60" w:type="dxa"/>
+              <w:right w:w="90" w:type="dxa"/>
+            </w:tcMar>
+          </w:tcPr>
+          <w:p>
+            <w:r>
+              <w:rPr>
+                <w:sz w:val="20"/>
+                <w:szCs w:val="20"/>
+              </w:rPr>
+              <w:t xml:space="preserve">12</w:t>
+            </w:r>
+          </w:p>
+        </w:tc>
+      </w:tr>
+    </w:tbl>
+    <w:p>
+      <w:pPr>
+        <w:jc w:val="center"/>
+      </w:pPr>
+      <w:r>
+        <w:rPr>
+          <w:b/>
+          <w:color w:val="5F5E5A"/>
+          <w:sz w:val="18"/>
+        </w:rPr>
+        <w:t xml:space="preserve">Table 7. </w:t>
+      </w:r>
+      <w:r>
+        <w:rPr>
+          <w:i/>
+          <w:color w:val="5F5E5A"/>
+          <w:sz w:val="18"/>
+        </w:rPr>
+        <w:t xml:space="preserve">Median per-frame inference time (ms) by configuration, device, and model size (batch 1, imgsz 960; 100 frames, 10-frame warm-up, CUDA synchronized). The rightmost column gives head_s throughput in frames per second. Base = one head-model pass; edge + prior = five head-model passes plus one person-model pass.</w:t>
+      </w:r>
+    </w:p>
+    <w:p>
+      <w:pPr>
+        <w:spacing w:after="140" w:line="300" w:lineRule="auto"/>
+        <w:jc w:val="both"/>
+      </w:pPr>
+      <w:r>
+        <w:t xml:space="preserve">The GPU makes every configuration real-time or near it: base inference runs at 44–74 FPS across model sizes on the RTX 3060, and even the heaviest edge + prior configuration holds roughly 10–12 FPS. On CPU the same base models run at 2.3–10.9 FPS, and edge + prior falls to 0.6–1.0 FPS (up to 1.7 s per frame for head_m) — usable for offline batch processing but not interactive preview. This speed profile reinforces the configuration guidance of Section 6.6 from a cost angle: the person→head prior adds only about 23 ms per frame on GPU (one extra inference) for its measured recall gain, whereas edge strips multiply the head-model cost roughly fivefold; on CPU that multiplier is the difference between a few seconds and a fraction of a second per frame. Two secondary effects are visible. First, the CUDA speed-up grows with model size — from about 7× for head_n base to 19× for head_m base — because the larger network better saturates the GPU. Second, and for the same reason, model size barely affects GPU base latency (head_n and head_s are within 0.3 ms) while it dominates on CPU (92 vs 185 vs 435 ms); a GPU deployment can therefore adopt the more accurate head_s at almost no speed cost over head_n, whereas a CPU deployment trades accuracy for speed directly.</w:t>
       </w:r>
     </w:p>
     <w:p>
@@ -8422,7 +8841,7 @@
         <w:jc w:val="both"/>
       </w:pPr>
       <w:r>
-        <w:t>Future work includes automated instance-count balancing, multi-scale training to further reduce scale sensitivity, an expanded held-aside test suite covering more of the hard, under-represented conditions — notably top-view crowds — and extending the measured geometric-pathway comparison of Section 6.1 from the validation split to the held-aside test split, as a formal baseline row in Table 2. A further direction is extending the detector beyond single RGB frames. Temporal aggregation — tracking or cross-frame smoothing — could recover heads that are detected in neighboring frames but dropped in the current one, converting the frame-by-frame recall of Table 2 into higher effective video-level coverage at no labeling cost. On platforms that record it, fusing thermal (long-wave infrared) imagery is a natural second modality: heads retain a strong thermal signature even when visually obscured by helmets, masks, camouflage, or smoke — precisely the conditions this domain fails on, including the smoke-obscured frames of Figure 4. Because a missed head is the failure mode that matters for anonymization, both extensions are recall-raising by construction; the practical obstacle is that paired multi-sensor footage is substantially harder to collect, align, and label than the RGB video used here. A third direction, prior-guided re-scoring of weak head detections, has now been measured (Section 6.6) and is the recommended runtime default; the remaining work is confirming the fusion parameters on an independent split and porting the re-scoring configuration into the application, whose current release still unions raw geometric boxes instead.</w:t>
+        <w:t>Future work includes automated instance-count balancing, multi-scale training to further reduce scale sensitivity, an expanded held-aside test suite covering more of the hard, under-represented conditions — notably top-view crowds — and extending the measured geometric-pathway comparison of Section 6.1 from the validation split to the held-aside test split, as a formal baseline row in Table 2. A further direction is extending the detector beyond single RGB frames. Temporal aggregation — tracking or cross-frame smoothing — could recover heads that are detected in neighboring frames but dropped in the current one, converting the frame-by-frame recall of Table 2 into higher effective video-level coverage at no labeling cost. On platforms that record it, fusing thermal (long-wave infrared) imagery is a natural second modality: heads retain a strong thermal signature even when visually obscured by helmets, masks, camouflage, or smoke — precisely the conditions this domain fails on, including the smoke-obscured frames of Figure 4. Because a missed head is the failure mode that matters for anonymization, both extensions are recall-raising by construction; the practical obstacle is that paired multi-sensor footage is substantially harder to collect, align, and label than the RGB video used here. A third direction, prior-guided re-scoring of weak head detections, has been measured with parameters selected on the validation split and confirmed once on the held-out test set (Section 6.6); it ships as the application’s recommended opt-in aid as of v1.4, while edge-strip inference remains available but is not recommended as a default given its per-population results.</w:t>
       </w:r>
     </w:p>
     <w:p>
